--- a/public/TEMPLATE SKPI USH ver.2003 (2).docx
+++ b/public/TEMPLATE SKPI USH ver.2003 (2).docx
@@ -11052,6 +11052,87 @@
         <w:szCs w:val="28"/>
       </w:rPr>
       <w:t xml:space="preserve"> Hartono University</w:t>
+    </w:r>
+  </w:p>
+</w:hdr>
+</file>
+
+<file path=word/header2.xml><?xml version="1.0" encoding="utf-8"?>
+<w:hdr xmlns:wpc="http://schemas.microsoft.com/office/word/2010/wordprocessingCanvas" xmlns:cx="http://schemas.microsoft.com/office/drawing/2014/chartex" xmlns:cx1="http://schemas.microsoft.com/office/drawing/2015/9/8/chartex" xmlns:cx2="http://schemas.microsoft.com/office/drawing/2015/10/21/chartex" xmlns:cx3="http://schemas.microsoft.com/office/drawing/2016/5/9/chartex" xmlns:cx4="http://schemas.microsoft.com/office/drawing/2016/5/10/chartex" xmlns:cx5="http://schemas.microsoft.com/office/drawing/2016/5/11/chartex" xmlns:cx6="http://schemas.microsoft.com/office/drawing/2016/5/12/chartex" xmlns:cx7="http://schemas.microsoft.com/office/drawing/2016/5/13/chartex" xmlns:cx8="http://schemas.microsoft.com/office/drawing/2016/5/14/chartex" xmlns:mc="http://schemas.openxmlformats.org/markup-compatibility/2006" xmlns:aink="http://schemas.microsoft.com/office/drawing/2016/ink" xmlns:am3d="http://schemas.microsoft.com/office/drawing/2017/model3d" xmlns:o="urn:schemas-microsoft-com:office:office" xmlns:oel="http://schemas.microsoft.com/office/2019/extlst" xmlns:r="http://schemas.openxmlformats.org/officeDocument/2006/relationships" xmlns:m="http://schemas.openxmlformats.org/officeDocument/2006/math" xmlns:v="urn:schemas-microsoft-com:vml" xmlns:wp14="http://schemas.microsoft.com/office/word/2010/wordprocessingDrawing" xmlns:wp="http://schemas.openxmlformats.org/drawingml/2006/wordprocessingDrawing" xmlns:w10="urn:schemas-microsoft-com:office:word" xmlns:w="http://schemas.openxmlformats.org/wordprocessingml/2006/main" xmlns:w14="http://schemas.microsoft.com/office/word/2010/wordml" xmlns:w15="http://schemas.microsoft.com/office/word/2012/wordml" xmlns:w16cex="http://schemas.microsoft.com/office/word/2018/wordml/cex" xmlns:w16cid="http://schemas.microsoft.com/office/word/2016/wordml/cid" xmlns:w16="http://schemas.microsoft.com/office/word/2018/wordml" xmlns:w16sdtdh="http://schemas.microsoft.com/office/word/2020/wordml/sdtdatahash" xmlns:w16se="http://schemas.microsoft.com/office/word/2015/wordml/symex" xmlns:wpg="http://schemas.microsoft.com/office/word/2010/wordprocessingGroup" xmlns:wpi="http://schemas.microsoft.com/office/word/2010/wordprocessingInk" xmlns:wne="http://schemas.microsoft.com/office/word/2006/wordml" xmlns:wps="http://schemas.microsoft.com/office/word/2010/wordprocessingShape" mc:Ignorable="w14 w15 w16se w16cid w16 w16cex w16sdtdh wp14">
+  <w:p>
+    <w:pPr>
+      <w:ind w:right="4"/>
+      <w:jc w:val="center"/>
+      <w:rPr>
+        <w:b/>
+        <w:bCs/>
+        <w:sz w:val="36"/>
+        <w:szCs w:val="36"/>
+      </w:rPr>
+    </w:pPr>
+    <w:r>
+      <w:rPr>
+        <w:b/>
+        <w:bCs/>
+        <w:noProof/>
+        <w:sz w:val="36"/>
+        <w:szCs w:val="36"/>
+      </w:rPr>
+      <w:drawing>
+        <wp:anchor distT="0" distB="0" distL="114300" distR="114300" simplePos="0" relativeHeight="251659264" behindDoc="1" locked="0" layoutInCell="1" allowOverlap="1" wp14:anchorId="6FA86C1C" wp14:editId="234AEE24">
+          <wp:simplePos x="0" y="0"/>
+          <wp:positionH relativeFrom="column">
+            <wp:posOffset>-914213</wp:posOffset>
+          </wp:positionH>
+          <wp:positionV relativeFrom="paragraph">
+            <wp:posOffset>-213995</wp:posOffset>
+          </wp:positionV>
+          <wp:extent cx="7743825" cy="11886217"/>
+          <wp:effectExtent l="0" t="0" r="0" b="1270"/>
+          <wp:wrapNone/>
+          <wp:docPr id="1046271608" name="Picture 2"/>
+          <wp:cNvGraphicFramePr>
+            <a:graphicFrameLocks xmlns:a="http://schemas.openxmlformats.org/drawingml/2006/main" noChangeAspect="1"/>
+          </wp:cNvGraphicFramePr>
+          <a:graphic xmlns:a="http://schemas.openxmlformats.org/drawingml/2006/main">
+            <a:graphicData uri="http://schemas.openxmlformats.org/drawingml/2006/picture">
+              <pic:pic xmlns:pic="http://schemas.openxmlformats.org/drawingml/2006/picture">
+                <pic:nvPicPr>
+                  <pic:cNvPr id="1046271608" name="Picture 1046271608"/>
+                  <pic:cNvPicPr/>
+                </pic:nvPicPr>
+                <pic:blipFill>
+                  <a:blip r:embed="rId1">
+                    <a:extLst>
+                      <a:ext uri="{28A0092B-C50C-407E-A947-70E740481C1C}">
+                        <a14:useLocalDpi xmlns:a14="http://schemas.microsoft.com/office/drawing/2010/main" val="0"/>
+                      </a:ext>
+                    </a:extLst>
+                  </a:blip>
+                  <a:stretch>
+                    <a:fillRect/>
+                  </a:stretch>
+                </pic:blipFill>
+                <pic:spPr>
+                  <a:xfrm>
+                    <a:off x="0" y="0"/>
+                    <a:ext cx="7743825" cy="11886217"/>
+                  </a:xfrm>
+                  <a:prstGeom prst="rect">
+                    <a:avLst/>
+                  </a:prstGeom>
+                </pic:spPr>
+              </pic:pic>
+            </a:graphicData>
+          </a:graphic>
+          <wp14:sizeRelH relativeFrom="margin">
+            <wp14:pctWidth>0</wp14:pctWidth>
+          </wp14:sizeRelH>
+          <wp14:sizeRelV relativeFrom="margin">
+            <wp14:pctHeight>0</wp14:pctHeight>
+          </wp14:sizeRelV>
+        </wp:anchor>
+      </w:drawing>
     </w:r>
   </w:p>
 </w:hdr>

--- a/public/TEMPLATE SKPI USH ver.2003 (2).docx
+++ b/public/TEMPLATE SKPI USH ver.2003 (2).docx
@@ -10862,7 +10862,7 @@
     <w:sectPr>
       <w:headerReference w:type="default" r:id="rId8"/>
       <w:pgSz w:w="12242" w:h="18711" w:code="5"/>
-      <w:pgMar w:top="1440" w:right="1440" w:bottom="1440" w:left="1440" w:header="397" w:footer="709" w:gutter="0"/>
+      <w:pgMar w:top="2750" w:right="1440" w:bottom="1440" w:left="1440" w:header="397" w:footer="709" w:gutter="0"/>
       <w:cols w:space="708"/>
       <w:docGrid w:linePitch="360"/>
     </w:sectPr>

--- a/public/TEMPLATE SKPI USH ver.2003 (2).docx
+++ b/public/TEMPLATE SKPI USH ver.2003 (2).docx
@@ -1,6 +1,6 @@
 
 <file path=word/document.xml><?xml version="1.0" encoding="utf-8"?>
-<w:document xmlns:wpc="http://schemas.microsoft.com/office/word/2010/wordprocessingCanvas" xmlns:cx="http://schemas.microsoft.com/office/drawing/2014/chartex" xmlns:cx1="http://schemas.microsoft.com/office/drawing/2015/9/8/chartex" xmlns:cx2="http://schemas.microsoft.com/office/drawing/2015/10/21/chartex" xmlns:cx3="http://schemas.microsoft.com/office/drawing/2016/5/9/chartex" xmlns:cx4="http://schemas.microsoft.com/office/drawing/2016/5/10/chartex" xmlns:cx5="http://schemas.microsoft.com/office/drawing/2016/5/11/chartex" xmlns:cx6="http://schemas.microsoft.com/office/drawing/2016/5/12/chartex" xmlns:cx7="http://schemas.microsoft.com/office/drawing/2016/5/13/chartex" xmlns:cx8="http://schemas.microsoft.com/office/drawing/2016/5/14/chartex" xmlns:mc="http://schemas.openxmlformats.org/markup-compatibility/2006" xmlns:aink="http://schemas.microsoft.com/office/drawing/2016/ink" xmlns:am3d="http://schemas.microsoft.com/office/drawing/2017/model3d" xmlns:o="urn:schemas-microsoft-com:office:office" xmlns:oel="http://schemas.microsoft.com/office/2019/extlst" xmlns:r="http://schemas.openxmlformats.org/officeDocument/2006/relationships" xmlns:m="http://schemas.openxmlformats.org/officeDocument/2006/math" xmlns:v="urn:schemas-microsoft-com:vml" xmlns:wp14="http://schemas.microsoft.com/office/word/2010/wordprocessingDrawing" xmlns:wp="http://schemas.openxmlformats.org/drawingml/2006/wordprocessingDrawing" xmlns:w10="urn:schemas-microsoft-com:office:word" xmlns:w="http://schemas.openxmlformats.org/wordprocessingml/2006/main" xmlns:w14="http://schemas.microsoft.com/office/word/2010/wordml" xmlns:w15="http://schemas.microsoft.com/office/word/2012/wordml" xmlns:w16cex="http://schemas.microsoft.com/office/word/2018/wordml/cex" xmlns:w16cid="http://schemas.microsoft.com/office/word/2016/wordml/cid" xmlns:w16="http://schemas.microsoft.com/office/word/2018/wordml" xmlns:w16du="http://schemas.microsoft.com/office/word/2023/wordml/word16du" xmlns:w16sdtdh="http://schemas.microsoft.com/office/word/2020/wordml/sdtdatahash" xmlns:w16sdtfl="http://schemas.microsoft.com/office/word/2024/wordml/sdtformatlock" xmlns:w16se="http://schemas.microsoft.com/office/word/2015/wordml/symex" xmlns:wpg="http://schemas.microsoft.com/office/word/2010/wordprocessingGroup" xmlns:wpi="http://schemas.microsoft.com/office/word/2010/wordprocessingInk" xmlns:wne="http://schemas.microsoft.com/office/word/2006/wordml" xmlns:wps="http://schemas.microsoft.com/office/word/2010/wordprocessingShape" mc:Ignorable="w14 w15 w16se w16cid w16 w16cex w16sdtdh w16sdtfl w16du wp14">
+<w:document xmlns:wpc="http://schemas.microsoft.com/office/word/2010/wordprocessingCanvas" xmlns:cx="http://schemas.microsoft.com/office/drawing/2014/chartex" xmlns:cx1="http://schemas.microsoft.com/office/drawing/2015/9/8/chartex" xmlns:cx2="http://schemas.microsoft.com/office/drawing/2015/10/21/chartex" xmlns:cx3="http://schemas.microsoft.com/office/drawing/2016/5/9/chartex" xmlns:cx4="http://schemas.microsoft.com/office/drawing/2016/5/10/chartex" xmlns:cx5="http://schemas.microsoft.com/office/drawing/2016/5/11/chartex" xmlns:cx6="http://schemas.microsoft.com/office/drawing/2016/5/12/chartex" xmlns:cx7="http://schemas.microsoft.com/office/drawing/2016/5/13/chartex" xmlns:cx8="http://schemas.microsoft.com/office/drawing/2016/5/14/chartex" xmlns:mc="http://schemas.openxmlformats.org/markup-compatibility/2006" xmlns:aink="http://schemas.microsoft.com/office/drawing/2016/ink" xmlns:am3d="http://schemas.microsoft.com/office/drawing/2017/model3d" xmlns:o="urn:schemas-microsoft-com:office:office" xmlns:oel="http://schemas.microsoft.com/office/2019/extlst" xmlns:r="http://schemas.openxmlformats.org/officeDocument/2006/relationships" xmlns:m="http://schemas.openxmlformats.org/officeDocument/2006/math" xmlns:v="urn:schemas-microsoft-com:vml" xmlns:wp14="http://schemas.microsoft.com/office/word/2010/wordprocessingDrawing" xmlns:wp="http://schemas.openxmlformats.org/drawingml/2006/wordprocessingDrawing" xmlns:w10="urn:schemas-microsoft-com:office:word" xmlns:w="http://schemas.openxmlformats.org/wordprocessingml/2006/main" xmlns:w14="http://schemas.microsoft.com/office/word/2010/wordml" xmlns:w15="http://schemas.microsoft.com/office/word/2012/wordml" xmlns:w16cex="http://schemas.microsoft.com/office/word/2018/wordml/cex" xmlns:w16cid="http://schemas.microsoft.com/office/word/2016/wordml/cid" xmlns:w16="http://schemas.microsoft.com/office/word/2018/wordml" xmlns:w16sdtdh="http://schemas.microsoft.com/office/word/2020/wordml/sdtdatahash" xmlns:w16se="http://schemas.microsoft.com/office/word/2015/wordml/symex" xmlns:wpg="http://schemas.microsoft.com/office/word/2010/wordprocessingGroup" xmlns:wpi="http://schemas.microsoft.com/office/word/2010/wordprocessingInk" xmlns:wne="http://schemas.microsoft.com/office/word/2006/wordml" xmlns:wps="http://schemas.microsoft.com/office/word/2010/wordprocessingShape" mc:Ignorable="w14 w15 w16se w16cid w16 w16cex w16sdtdh wp14">
   <w:body>
     <w:tbl>
       <w:tblPr>
@@ -26,6 +26,7 @@
             <w:pPr>
               <w:spacing w:line="260" w:lineRule="exact"/>
               <w:ind w:right="715"/>
+              <w:jc w:val="center"/>
               <w:rPr>
                 <w:b/>
                 <w:bCs/>
@@ -43,6 +44,7 @@
             <w:pPr>
               <w:spacing w:line="260" w:lineRule="exact"/>
               <w:ind w:right="715"/>
+              <w:jc w:val="center"/>
               <w:rPr>
                 <w:i/>
                 <w:iCs/>
@@ -75,6 +77,7 @@
             <w:pPr>
               <w:spacing w:line="260" w:lineRule="exact"/>
               <w:ind w:right="715"/>
+              <w:jc w:val="center"/>
             </w:pPr>
             <w:proofErr w:type="spellStart"/>
             <w:r>
@@ -82,10 +85,7 @@
             </w:r>
             <w:proofErr w:type="spellEnd"/>
             <w:r>
-              <w:t xml:space="preserve">: </w:t>
-            </w:r>
-            <w:r>
-              <w:t>${NOMOR_SKPI}</w:t>
+              <w:t>: ${NOMOR_SKPI}</w:t>
             </w:r>
           </w:p>
         </w:tc>
@@ -123,204 +123,7 @@
             </w:r>
             <w:proofErr w:type="spellEnd"/>
             <w:r>
-              <w:t xml:space="preserve"> Ijazah</w:t>
-            </w:r>
-            <w:r>
-              <w:t xml:space="preserve"> </w:t>
-            </w:r>
-            <w:r>
-              <w:t xml:space="preserve">(SKPI) </w:t>
-            </w:r>
-            <w:proofErr w:type="spellStart"/>
-            <w:r>
-              <w:t>ini</w:t>
-            </w:r>
-            <w:proofErr w:type="spellEnd"/>
-            <w:r>
-              <w:t xml:space="preserve"> </w:t>
-            </w:r>
-            <w:proofErr w:type="spellStart"/>
-            <w:r>
-              <w:t>mengacu</w:t>
-            </w:r>
-            <w:proofErr w:type="spellEnd"/>
-            <w:r>
-              <w:t xml:space="preserve"> </w:t>
-            </w:r>
-            <w:r>
-              <w:t>pada</w:t>
-            </w:r>
-            <w:r>
-              <w:t xml:space="preserve"> </w:t>
-            </w:r>
-            <w:proofErr w:type="spellStart"/>
-            <w:r>
-              <w:t>Kerangka</w:t>
-            </w:r>
-            <w:proofErr w:type="spellEnd"/>
-            <w:r>
-              <w:t xml:space="preserve"> </w:t>
-            </w:r>
-            <w:proofErr w:type="spellStart"/>
-            <w:r>
-              <w:t>Kualifikasi</w:t>
-            </w:r>
-            <w:proofErr w:type="spellEnd"/>
-            <w:r>
-              <w:t xml:space="preserve"> Nasional Indonesia (KKNI) </w:t>
-            </w:r>
-            <w:proofErr w:type="spellStart"/>
-            <w:r>
-              <w:t>tentang</w:t>
-            </w:r>
-            <w:proofErr w:type="spellEnd"/>
-            <w:r>
-              <w:t xml:space="preserve"> </w:t>
-            </w:r>
-            <w:proofErr w:type="spellStart"/>
-            <w:r>
-              <w:t>pengakuan</w:t>
-            </w:r>
-            <w:proofErr w:type="spellEnd"/>
-            <w:r>
-              <w:t xml:space="preserve"> </w:t>
-            </w:r>
-            <w:proofErr w:type="spellStart"/>
-            <w:r>
-              <w:t>studi</w:t>
-            </w:r>
-            <w:proofErr w:type="spellEnd"/>
-            <w:r>
-              <w:t xml:space="preserve">, ijazah dan </w:t>
-            </w:r>
-            <w:proofErr w:type="spellStart"/>
-            <w:r>
-              <w:t>gelar</w:t>
-            </w:r>
-            <w:proofErr w:type="spellEnd"/>
-            <w:r>
-              <w:t xml:space="preserve"> </w:t>
-            </w:r>
-            <w:proofErr w:type="spellStart"/>
-            <w:r>
-              <w:t>pendidikan</w:t>
-            </w:r>
-            <w:proofErr w:type="spellEnd"/>
-            <w:r>
-              <w:t xml:space="preserve"> </w:t>
-            </w:r>
-            <w:proofErr w:type="spellStart"/>
-            <w:r>
-              <w:t>tinggi</w:t>
-            </w:r>
-            <w:proofErr w:type="spellEnd"/>
-            <w:r>
-              <w:t xml:space="preserve">. Tujuan </w:t>
-            </w:r>
-            <w:proofErr w:type="spellStart"/>
-            <w:r>
-              <w:t>penerbitan</w:t>
-            </w:r>
-            <w:proofErr w:type="spellEnd"/>
-            <w:r>
-              <w:t xml:space="preserve"> SKPI </w:t>
-            </w:r>
-            <w:proofErr w:type="spellStart"/>
-            <w:r>
-              <w:t>ini</w:t>
-            </w:r>
-            <w:proofErr w:type="spellEnd"/>
-            <w:r>
-              <w:t xml:space="preserve"> </w:t>
-            </w:r>
-            <w:proofErr w:type="spellStart"/>
-            <w:r>
-              <w:t>adalah</w:t>
-            </w:r>
-            <w:proofErr w:type="spellEnd"/>
-            <w:r>
-              <w:t xml:space="preserve"> </w:t>
-            </w:r>
-            <w:proofErr w:type="spellStart"/>
-            <w:r>
-              <w:t>menjadi</w:t>
-            </w:r>
-            <w:proofErr w:type="spellEnd"/>
-            <w:r>
-              <w:t xml:space="preserve"> </w:t>
-            </w:r>
-            <w:proofErr w:type="spellStart"/>
-            <w:r>
-              <w:t>dokumen</w:t>
-            </w:r>
-            <w:proofErr w:type="spellEnd"/>
-            <w:r>
-              <w:t xml:space="preserve"> yang </w:t>
-            </w:r>
-            <w:proofErr w:type="spellStart"/>
-            <w:r>
-              <w:t>menyatakan</w:t>
-            </w:r>
-            <w:proofErr w:type="spellEnd"/>
-            <w:r>
-              <w:t xml:space="preserve"> </w:t>
-            </w:r>
-            <w:proofErr w:type="spellStart"/>
-            <w:r>
-              <w:t>kemampuan</w:t>
-            </w:r>
-            <w:proofErr w:type="spellEnd"/>
-            <w:r>
-              <w:t xml:space="preserve"> </w:t>
-            </w:r>
-            <w:proofErr w:type="spellStart"/>
-            <w:r>
-              <w:t>kerja</w:t>
-            </w:r>
-            <w:proofErr w:type="spellEnd"/>
-            <w:r>
-              <w:t xml:space="preserve">, </w:t>
-            </w:r>
-            <w:proofErr w:type="spellStart"/>
-            <w:r>
-              <w:t>penguasaan</w:t>
-            </w:r>
-            <w:proofErr w:type="spellEnd"/>
-            <w:r>
-              <w:t xml:space="preserve"> </w:t>
-            </w:r>
-            <w:proofErr w:type="spellStart"/>
-            <w:r>
-              <w:t>pengetahuan</w:t>
-            </w:r>
-            <w:proofErr w:type="spellEnd"/>
-            <w:r>
-              <w:t>,</w:t>
-            </w:r>
-            <w:r>
-              <w:t xml:space="preserve"> </w:t>
-            </w:r>
-            <w:r>
-              <w:t>dan</w:t>
-            </w:r>
-            <w:r>
-              <w:t xml:space="preserve"> </w:t>
-            </w:r>
-            <w:proofErr w:type="spellStart"/>
-            <w:r>
-              <w:t>sikap</w:t>
-            </w:r>
-            <w:proofErr w:type="spellEnd"/>
-            <w:r>
-              <w:t xml:space="preserve">/moral </w:t>
-            </w:r>
-            <w:proofErr w:type="spellStart"/>
-            <w:r>
-              <w:t>pemegangnya</w:t>
-            </w:r>
-            <w:proofErr w:type="spellEnd"/>
-            <w:r>
-              <w:t>.</w:t>
+              <w:t xml:space="preserve"> Ijazah (SKPI) ini mengacu pada Kerangka Kualifikasi Nasional Indonesia (KKNI) tentang pengakuan studi, ijazah dan gelar pendidikan tinggi. Tujuan penerbitan SKPI ini adalah menjadi dokumen yang menyatakan kemampuan kerja, penguasaan pengetahuan, dan sikap/moral pemegangnya.</w:t>
             </w:r>
           </w:p>
         </w:tc>
@@ -377,10 +180,7 @@
         </w:rPr>
       </w:pPr>
       <w:r>
-        <w:t>INFORMASI</w:t>
-      </w:r>
-      <w:r>
-        <w:t xml:space="preserve"> </w:t>
+        <w:t xml:space="preserve">INFORMASI </w:t>
       </w:r>
       <w:r>
         <w:rPr>
@@ -897,19 +697,7 @@
               <w:rPr>
                 <w:color w:val="000000"/>
               </w:rPr>
-              <w:t>TEMPAT</w:t>
-            </w:r>
-            <w:r>
-              <w:rPr>
-                <w:color w:val="000000"/>
-              </w:rPr>
-              <w:t xml:space="preserve"> / </w:t>
-            </w:r>
-            <w:r>
-              <w:rPr>
-                <w:color w:val="000000"/>
-              </w:rPr>
-              <w:t xml:space="preserve">TANGGAL LAHIR </w:t>
+              <w:t xml:space="preserve">TEMPAT / TANGGAL LAHIR </w:t>
             </w:r>
           </w:p>
           <w:p>
@@ -921,19 +709,7 @@
               <w:rPr>
                 <w:color w:val="000000"/>
               </w:rPr>
-              <w:t xml:space="preserve">Date </w:t>
-            </w:r>
-            <w:r>
-              <w:rPr>
-                <w:color w:val="000000"/>
-              </w:rPr>
-              <w:t>/</w:t>
-            </w:r>
-            <w:r>
-              <w:rPr>
-                <w:color w:val="000000"/>
-              </w:rPr>
-              <w:t xml:space="preserve"> Place of Birth</w:t>
+              <w:t>Date / Place of Birth</w:t>
             </w:r>
           </w:p>
         </w:tc>
@@ -986,13 +762,7 @@
               <w:rPr>
                 <w:color w:val="000000"/>
               </w:rPr>
-              <w:t>NOMOR INDUK MAHASISWA</w:t>
-            </w:r>
-            <w:r>
-              <w:rPr>
-                <w:color w:val="000000"/>
-              </w:rPr>
-              <w:t xml:space="preserve"> </w:t>
+              <w:t xml:space="preserve">NOMOR INDUK MAHASISWA </w:t>
             </w:r>
             <w:r>
               <w:rPr>
@@ -1315,10 +1085,7 @@
         <w:jc w:val="both"/>
       </w:pPr>
       <w:r>
-        <w:t>INFORMASI</w:t>
-      </w:r>
-      <w:r>
-        <w:t xml:space="preserve"> </w:t>
+        <w:t xml:space="preserve">INFORMASI </w:t>
       </w:r>
       <w:r>
         <w:rPr>
@@ -1703,14 +1470,7 @@
                 <w:bCs/>
                 <w:color w:val="000000"/>
               </w:rPr>
-              <w:t>SK PENDIRIAN PERGURUAN TINGGI</w:t>
-            </w:r>
-            <w:r>
-              <w:rPr>
-                <w:bCs/>
-                <w:color w:val="000000"/>
-              </w:rPr>
-              <w:t xml:space="preserve"> </w:t>
+              <w:t xml:space="preserve">SK PENDIRIAN PERGURUAN TINGGI </w:t>
             </w:r>
           </w:p>
           <w:p>
@@ -1772,6 +1532,7 @@
               <w:t>${SK_PENDIRIAN}</w:t>
             </w:r>
           </w:p>
+          <w:p/>
         </w:tc>
       </w:tr>
       <w:tr>
@@ -1847,6 +1608,15 @@
             </w:pPr>
             <w:r>
               <w:t>${NAMA_PT}</w:t>
+            </w:r>
+          </w:p>
+          <w:p>
+            <w:pPr>
+              <w:pStyle w:val="ListParagraph"/>
+              <w:ind w:left="0" w:right="715"/>
+            </w:pPr>
+            <w:r>
+              <w:t>Sugeng Hartono University</w:t>
             </w:r>
           </w:p>
         </w:tc>
@@ -1882,14 +1652,7 @@
                 <w:bCs/>
                 <w:color w:val="000000"/>
               </w:rPr>
-              <w:t>AKREDITASI PERGURUAN TINGGI</w:t>
-            </w:r>
-            <w:r>
-              <w:rPr>
-                <w:bCs/>
-                <w:color w:val="000000"/>
-              </w:rPr>
-              <w:t xml:space="preserve"> </w:t>
+              <w:t xml:space="preserve">AKREDITASI PERGURUAN TINGGI </w:t>
             </w:r>
           </w:p>
           <w:p>
@@ -1971,14 +1734,7 @@
                 <w:bCs/>
                 <w:color w:val="000000"/>
               </w:rPr>
-              <w:t>PROGRAM STUDI</w:t>
-            </w:r>
-            <w:r>
-              <w:rPr>
-                <w:bCs/>
-                <w:color w:val="000000"/>
-              </w:rPr>
-              <w:t xml:space="preserve"> </w:t>
+              <w:t xml:space="preserve">PROGRAM STUDI </w:t>
             </w:r>
           </w:p>
           <w:p>
@@ -2136,14 +1892,7 @@
                 <w:bCs/>
                 <w:color w:val="000000"/>
               </w:rPr>
-              <w:t>JENIS DAN JENJANG PENDIDIKAN</w:t>
-            </w:r>
-            <w:r>
-              <w:rPr>
-                <w:bCs/>
-                <w:color w:val="000000"/>
-              </w:rPr>
-              <w:t xml:space="preserve"> </w:t>
+              <w:t xml:space="preserve">JENIS DAN JENJANG PENDIDIKAN </w:t>
             </w:r>
           </w:p>
           <w:p>
@@ -2227,28 +1976,7 @@
                 <w:bCs/>
                 <w:color w:val="000000"/>
               </w:rPr>
-              <w:t>JENJANG KUALIFIKASI SESUAI</w:t>
-            </w:r>
-            <w:r>
-              <w:rPr>
-                <w:bCs/>
-                <w:color w:val="000000"/>
-              </w:rPr>
-              <w:t xml:space="preserve"> </w:t>
-            </w:r>
-            <w:r>
-              <w:rPr>
-                <w:bCs/>
-                <w:color w:val="000000"/>
-              </w:rPr>
-              <w:t>KKNI</w:t>
-            </w:r>
-            <w:r>
-              <w:rPr>
-                <w:bCs/>
-                <w:color w:val="000000"/>
-              </w:rPr>
-              <w:t xml:space="preserve"> </w:t>
+              <w:t xml:space="preserve">JENJANG KUALIFIKASI SESUAI KKNI </w:t>
             </w:r>
           </w:p>
           <w:p>
@@ -2267,41 +1995,7 @@
                 <w:i/>
                 <w:color w:val="000000"/>
               </w:rPr>
-              <w:t xml:space="preserve">Qualification Level </w:t>
-            </w:r>
-            <w:proofErr w:type="spellStart"/>
-            <w:r>
-              <w:rPr>
-                <w:bCs/>
-                <w:i/>
-                <w:color w:val="000000"/>
-              </w:rPr>
-              <w:t>dueto</w:t>
-            </w:r>
-            <w:proofErr w:type="spellEnd"/>
-            <w:r>
-              <w:rPr>
-                <w:bCs/>
-                <w:i/>
-                <w:color w:val="000000"/>
-              </w:rPr>
-              <w:t xml:space="preserve"> National</w:t>
-            </w:r>
-            <w:r>
-              <w:rPr>
-                <w:bCs/>
-                <w:i/>
-                <w:color w:val="000000"/>
-              </w:rPr>
-              <w:t xml:space="preserve"> </w:t>
-            </w:r>
-            <w:r>
-              <w:rPr>
-                <w:bCs/>
-                <w:i/>
-                <w:color w:val="000000"/>
-              </w:rPr>
-              <w:t>Qualification Framework</w:t>
+              <w:t>Qualification Level dueto National Qualification Framework</w:t>
             </w:r>
           </w:p>
         </w:tc>
@@ -2536,21 +2230,7 @@
                 <w:color w:val="000000"/>
               </w:rPr>
               <w:lastRenderedPageBreak/>
-              <w:t>NO. AKREDITASI PERGURUAN</w:t>
-            </w:r>
-            <w:r>
-              <w:rPr>
-                <w:bCs/>
-                <w:color w:val="000000"/>
-              </w:rPr>
-              <w:t xml:space="preserve"> </w:t>
-            </w:r>
-            <w:r>
-              <w:rPr>
-                <w:bCs/>
-                <w:color w:val="000000"/>
-              </w:rPr>
-              <w:t>TINGGI</w:t>
+              <w:t>NO. AKREDITASI PERGURUAN TINGGI</w:t>
             </w:r>
           </w:p>
           <w:p>
@@ -2658,14 +2338,7 @@
                 <w:bCs/>
                 <w:color w:val="000000"/>
               </w:rPr>
-              <w:t>SISTEM PENILAIAN</w:t>
-            </w:r>
-            <w:r>
-              <w:rPr>
-                <w:bCs/>
-                <w:color w:val="000000"/>
-              </w:rPr>
-              <w:t xml:space="preserve"> </w:t>
+              <w:t xml:space="preserve">SISTEM PENILAIAN </w:t>
             </w:r>
           </w:p>
           <w:p>
@@ -2733,7 +2406,15 @@
                 <w:color w:val="585858"/>
                 <w:spacing w:val="-1"/>
               </w:rPr>
-              <w:t>Skala</w:t>
+              <w:t>Skala/</w:t>
+            </w:r>
+            <w:r>
+              <w:rPr>
+                <w:rFonts w:eastAsia="Segoe UI"/>
+                <w:color w:val="585858"/>
+                <w:spacing w:val="-1"/>
+              </w:rPr>
+              <w:t>Scale</w:t>
             </w:r>
             <w:r>
               <w:rPr>
@@ -2743,17 +2424,19 @@
                 <w:color w:val="585858"/>
                 <w:spacing w:val="-1"/>
               </w:rPr>
-              <w:t>/</w:t>
-            </w:r>
-            <w:proofErr w:type="gramStart"/>
-            <w:r>
+              <w:t xml:space="preserve"> : 0-4: </w:t>
+            </w:r>
+          </w:p>
+          <w:p>
+            <w:pPr>
+              <w:spacing w:before="11"/>
+              <w:ind w:right="-56"/>
               <w:rPr>
                 <w:rFonts w:eastAsia="Segoe UI"/>
                 <w:color w:val="585858"/>
                 <w:spacing w:val="-1"/>
               </w:rPr>
-              <w:t>Scale</w:t>
-            </w:r>
+            </w:pPr>
             <w:r>
               <w:rPr>
                 <w:rFonts w:eastAsia="Segoe UI"/>
@@ -2762,9 +2445,16 @@
                 <w:color w:val="585858"/>
                 <w:spacing w:val="-1"/>
               </w:rPr>
-              <w:t xml:space="preserve"> :</w:t>
-            </w:r>
-            <w:proofErr w:type="gramEnd"/>
+              <w:t>A</w:t>
+            </w:r>
+            <w:r>
+              <w:rPr>
+                <w:rFonts w:eastAsia="Segoe UI"/>
+                <w:color w:val="585858"/>
+                <w:spacing w:val="-1"/>
+              </w:rPr>
+              <w:t xml:space="preserve">=4  </w:t>
+            </w:r>
             <w:r>
               <w:rPr>
                 <w:rFonts w:eastAsia="Segoe UI"/>
@@ -2773,7 +2463,15 @@
                 <w:color w:val="585858"/>
                 <w:spacing w:val="-1"/>
               </w:rPr>
-              <w:t xml:space="preserve"> </w:t>
+              <w:t>A-</w:t>
+            </w:r>
+            <w:r>
+              <w:rPr>
+                <w:rFonts w:eastAsia="Segoe UI"/>
+                <w:color w:val="585858"/>
+                <w:spacing w:val="-1"/>
+              </w:rPr>
+              <w:t xml:space="preserve">=3.75,  </w:t>
             </w:r>
             <w:r>
               <w:rPr>
@@ -2783,7 +2481,15 @@
                 <w:color w:val="585858"/>
                 <w:spacing w:val="-1"/>
               </w:rPr>
-              <w:t>0-4</w:t>
+              <w:t>B+</w:t>
+            </w:r>
+            <w:r>
+              <w:rPr>
+                <w:rFonts w:eastAsia="Segoe UI"/>
+                <w:color w:val="585858"/>
+                <w:spacing w:val="-1"/>
+              </w:rPr>
+              <w:t xml:space="preserve">= 3.5,  </w:t>
             </w:r>
             <w:r>
               <w:rPr>
@@ -2793,7 +2499,15 @@
                 <w:color w:val="585858"/>
                 <w:spacing w:val="-1"/>
               </w:rPr>
-              <w:t>:</w:t>
+              <w:t>B</w:t>
+            </w:r>
+            <w:r>
+              <w:rPr>
+                <w:rFonts w:eastAsia="Segoe UI"/>
+                <w:color w:val="585858"/>
+                <w:spacing w:val="-1"/>
+              </w:rPr>
+              <w:t xml:space="preserve">=3  </w:t>
             </w:r>
             <w:r>
               <w:rPr>
@@ -2803,19 +2517,16 @@
                 <w:color w:val="585858"/>
                 <w:spacing w:val="-1"/>
               </w:rPr>
-              <w:t xml:space="preserve"> </w:t>
-            </w:r>
-          </w:p>
-          <w:p>
-            <w:pPr>
-              <w:spacing w:before="11"/>
-              <w:ind w:right="-56"/>
+              <w:t>C</w:t>
+            </w:r>
+            <w:r>
               <w:rPr>
                 <w:rFonts w:eastAsia="Segoe UI"/>
                 <w:color w:val="585858"/>
                 <w:spacing w:val="-1"/>
               </w:rPr>
-            </w:pPr>
+              <w:t xml:space="preserve">=2,  </w:t>
+            </w:r>
             <w:r>
               <w:rPr>
                 <w:rFonts w:eastAsia="Segoe UI"/>
@@ -2824,7 +2535,7 @@
                 <w:color w:val="585858"/>
                 <w:spacing w:val="-1"/>
               </w:rPr>
-              <w:t>A</w:t>
+              <w:t>D</w:t>
             </w:r>
             <w:r>
               <w:rPr>
@@ -2832,24 +2543,7 @@
                 <w:color w:val="585858"/>
                 <w:spacing w:val="-1"/>
               </w:rPr>
-              <w:t>=</w:t>
-            </w:r>
-            <w:proofErr w:type="gramStart"/>
-            <w:r>
-              <w:rPr>
-                <w:rFonts w:eastAsia="Segoe UI"/>
-                <w:color w:val="585858"/>
-                <w:spacing w:val="-1"/>
-              </w:rPr>
-              <w:t xml:space="preserve">4 </w:t>
-            </w:r>
-            <w:r>
-              <w:rPr>
-                <w:rFonts w:eastAsia="Segoe UI"/>
-                <w:color w:val="585858"/>
-                <w:spacing w:val="-1"/>
-              </w:rPr>
-              <w:t xml:space="preserve"> </w:t>
+              <w:t xml:space="preserve">=1,  </w:t>
             </w:r>
             <w:r>
               <w:rPr>
@@ -2859,209 +2553,8 @@
                 <w:color w:val="585858"/>
                 <w:spacing w:val="-1"/>
               </w:rPr>
-              <w:t>A</w:t>
-            </w:r>
-            <w:proofErr w:type="gramEnd"/>
-            <w:r>
-              <w:rPr>
-                <w:rFonts w:eastAsia="Segoe UI"/>
-                <w:b/>
-                <w:bCs/>
-                <w:color w:val="585858"/>
-                <w:spacing w:val="-1"/>
-              </w:rPr>
-              <w:t>-</w:t>
-            </w:r>
-            <w:r>
-              <w:rPr>
-                <w:rFonts w:eastAsia="Segoe UI"/>
-                <w:color w:val="585858"/>
-                <w:spacing w:val="-1"/>
-              </w:rPr>
-              <w:t>=3.</w:t>
-            </w:r>
-            <w:proofErr w:type="gramStart"/>
-            <w:r>
-              <w:rPr>
-                <w:rFonts w:eastAsia="Segoe UI"/>
-                <w:color w:val="585858"/>
-                <w:spacing w:val="-1"/>
-              </w:rPr>
-              <w:t xml:space="preserve">75, </w:t>
-            </w:r>
-            <w:r>
-              <w:rPr>
-                <w:rFonts w:eastAsia="Segoe UI"/>
-                <w:color w:val="585858"/>
-                <w:spacing w:val="-1"/>
-              </w:rPr>
-              <w:t xml:space="preserve"> </w:t>
-            </w:r>
-            <w:r>
-              <w:rPr>
-                <w:rFonts w:eastAsia="Segoe UI"/>
-                <w:b/>
-                <w:bCs/>
-                <w:color w:val="585858"/>
-                <w:spacing w:val="-1"/>
-              </w:rPr>
-              <w:t>B</w:t>
-            </w:r>
-            <w:proofErr w:type="gramEnd"/>
-            <w:r>
-              <w:rPr>
-                <w:rFonts w:eastAsia="Segoe UI"/>
-                <w:b/>
-                <w:bCs/>
-                <w:color w:val="585858"/>
-                <w:spacing w:val="-1"/>
-              </w:rPr>
-              <w:t>+</w:t>
-            </w:r>
-            <w:r>
-              <w:rPr>
-                <w:rFonts w:eastAsia="Segoe UI"/>
-                <w:color w:val="585858"/>
-                <w:spacing w:val="-1"/>
-              </w:rPr>
-              <w:t>= 3.5</w:t>
-            </w:r>
-            <w:proofErr w:type="gramStart"/>
-            <w:r>
-              <w:rPr>
-                <w:rFonts w:eastAsia="Segoe UI"/>
-                <w:color w:val="585858"/>
-                <w:spacing w:val="-1"/>
-              </w:rPr>
-              <w:t xml:space="preserve">, </w:t>
-            </w:r>
-            <w:r>
-              <w:rPr>
-                <w:rFonts w:eastAsia="Segoe UI"/>
-                <w:color w:val="585858"/>
-                <w:spacing w:val="-1"/>
-              </w:rPr>
-              <w:t xml:space="preserve"> </w:t>
-            </w:r>
-            <w:r>
-              <w:rPr>
-                <w:rFonts w:eastAsia="Segoe UI"/>
-                <w:b/>
-                <w:bCs/>
-                <w:color w:val="585858"/>
-                <w:spacing w:val="-1"/>
-              </w:rPr>
-              <w:t>B</w:t>
-            </w:r>
-            <w:proofErr w:type="gramEnd"/>
-            <w:r>
-              <w:rPr>
-                <w:rFonts w:eastAsia="Segoe UI"/>
-                <w:color w:val="585858"/>
-                <w:spacing w:val="-1"/>
-              </w:rPr>
-              <w:t>=</w:t>
-            </w:r>
-            <w:proofErr w:type="gramStart"/>
-            <w:r>
-              <w:rPr>
-                <w:rFonts w:eastAsia="Segoe UI"/>
-                <w:color w:val="585858"/>
-                <w:spacing w:val="-1"/>
-              </w:rPr>
-              <w:t xml:space="preserve">3 </w:t>
-            </w:r>
-            <w:r>
-              <w:rPr>
-                <w:rFonts w:eastAsia="Segoe UI"/>
-                <w:color w:val="585858"/>
-                <w:spacing w:val="-1"/>
-              </w:rPr>
-              <w:t xml:space="preserve"> </w:t>
-            </w:r>
-            <w:r>
-              <w:rPr>
-                <w:rFonts w:eastAsia="Segoe UI"/>
-                <w:b/>
-                <w:bCs/>
-                <w:color w:val="585858"/>
-                <w:spacing w:val="-1"/>
-              </w:rPr>
-              <w:t>C</w:t>
-            </w:r>
-            <w:proofErr w:type="gramEnd"/>
-            <w:r>
-              <w:rPr>
-                <w:rFonts w:eastAsia="Segoe UI"/>
-                <w:color w:val="585858"/>
-                <w:spacing w:val="-1"/>
-              </w:rPr>
-              <w:t>=</w:t>
-            </w:r>
-            <w:proofErr w:type="gramStart"/>
-            <w:r>
-              <w:rPr>
-                <w:rFonts w:eastAsia="Segoe UI"/>
-                <w:color w:val="585858"/>
-                <w:spacing w:val="-1"/>
-              </w:rPr>
-              <w:t xml:space="preserve">2, </w:t>
-            </w:r>
-            <w:r>
-              <w:rPr>
-                <w:rFonts w:eastAsia="Segoe UI"/>
-                <w:color w:val="585858"/>
-                <w:spacing w:val="-1"/>
-              </w:rPr>
-              <w:t xml:space="preserve"> </w:t>
-            </w:r>
-            <w:r>
-              <w:rPr>
-                <w:rFonts w:eastAsia="Segoe UI"/>
-                <w:b/>
-                <w:bCs/>
-                <w:color w:val="585858"/>
-                <w:spacing w:val="-1"/>
-              </w:rPr>
-              <w:t>D</w:t>
-            </w:r>
-            <w:proofErr w:type="gramEnd"/>
-            <w:r>
-              <w:rPr>
-                <w:rFonts w:eastAsia="Segoe UI"/>
-                <w:color w:val="585858"/>
-                <w:spacing w:val="-1"/>
-              </w:rPr>
-              <w:t>=</w:t>
-            </w:r>
-            <w:proofErr w:type="gramStart"/>
-            <w:r>
-              <w:rPr>
-                <w:rFonts w:eastAsia="Segoe UI"/>
-                <w:color w:val="585858"/>
-                <w:spacing w:val="-1"/>
-              </w:rPr>
-              <w:t xml:space="preserve">1, </w:t>
-            </w:r>
-            <w:r>
-              <w:rPr>
-                <w:rFonts w:eastAsia="Segoe UI"/>
-                <w:color w:val="585858"/>
-                <w:spacing w:val="-1"/>
-              </w:rPr>
-              <w:t xml:space="preserve"> </w:t>
-            </w:r>
-            <w:r>
-              <w:rPr>
-                <w:rFonts w:eastAsia="Segoe UI"/>
-                <w:b/>
-                <w:bCs/>
-                <w:color w:val="585858"/>
-                <w:spacing w:val="-1"/>
-              </w:rPr>
               <w:t>E</w:t>
             </w:r>
-            <w:proofErr w:type="gramEnd"/>
             <w:r>
               <w:rPr>
                 <w:rFonts w:eastAsia="Segoe UI"/>
@@ -3085,7 +2578,6 @@
                 <w:szCs w:val="18"/>
               </w:rPr>
             </w:pPr>
-            <w:proofErr w:type="gramStart"/>
             <w:r>
               <w:rPr>
                 <w:rFonts w:eastAsia="Segoe UI"/>
@@ -3096,20 +2588,7 @@
                 <w:sz w:val="18"/>
                 <w:szCs w:val="18"/>
               </w:rPr>
-              <w:t>Scale :</w:t>
-            </w:r>
-            <w:proofErr w:type="gramEnd"/>
-            <w:r>
-              <w:rPr>
-                <w:rFonts w:eastAsia="Segoe UI"/>
-                <w:i/>
-                <w:iCs/>
-                <w:color w:val="585858"/>
-                <w:spacing w:val="-1"/>
-                <w:sz w:val="18"/>
-                <w:szCs w:val="18"/>
-              </w:rPr>
-              <w:t xml:space="preserve"> 0-4:</w:t>
+              <w:t>Scale : 0-4:</w:t>
             </w:r>
           </w:p>
           <w:p>
@@ -3146,20 +2625,7 @@
                 <w:sz w:val="18"/>
                 <w:szCs w:val="18"/>
               </w:rPr>
-              <w:t>=</w:t>
-            </w:r>
-            <w:proofErr w:type="gramStart"/>
-            <w:r>
-              <w:rPr>
-                <w:rFonts w:eastAsia="Segoe UI"/>
-                <w:i/>
-                <w:iCs/>
-                <w:color w:val="585858"/>
-                <w:spacing w:val="-1"/>
-                <w:sz w:val="18"/>
-                <w:szCs w:val="18"/>
-              </w:rPr>
-              <w:t xml:space="preserve">4  </w:t>
+              <w:t xml:space="preserve">=4  </w:t>
             </w:r>
             <w:r>
               <w:rPr>
@@ -3173,9 +2639,20 @@
                 <w:sz w:val="18"/>
                 <w:szCs w:val="18"/>
               </w:rPr>
-              <w:t>A</w:t>
-            </w:r>
-            <w:proofErr w:type="gramEnd"/>
+              <w:t>A-</w:t>
+            </w:r>
+            <w:r>
+              <w:rPr>
+                <w:rFonts w:eastAsia="Segoe UI"/>
+                <w:i/>
+                <w:iCs/>
+                <w:color w:val="585858"/>
+                <w:spacing w:val="-1"/>
+                <w:sz w:val="18"/>
+                <w:szCs w:val="18"/>
+              </w:rPr>
+              <w:t xml:space="preserve">=3.75,  </w:t>
+            </w:r>
             <w:r>
               <w:rPr>
                 <w:rFonts w:eastAsia="Segoe UI"/>
@@ -3188,7 +2665,7 @@
                 <w:sz w:val="18"/>
                 <w:szCs w:val="18"/>
               </w:rPr>
-              <w:t>-</w:t>
+              <w:t>B+</w:t>
             </w:r>
             <w:r>
               <w:rPr>
@@ -3200,20 +2677,7 @@
                 <w:sz w:val="18"/>
                 <w:szCs w:val="18"/>
               </w:rPr>
-              <w:t>=3.</w:t>
-            </w:r>
-            <w:proofErr w:type="gramStart"/>
-            <w:r>
-              <w:rPr>
-                <w:rFonts w:eastAsia="Segoe UI"/>
-                <w:i/>
-                <w:iCs/>
-                <w:color w:val="585858"/>
-                <w:spacing w:val="-1"/>
-                <w:sz w:val="18"/>
-                <w:szCs w:val="18"/>
-              </w:rPr>
-              <w:t xml:space="preserve">75,  </w:t>
+              <w:t xml:space="preserve">= 3.5,  </w:t>
             </w:r>
             <w:r>
               <w:rPr>
@@ -3229,7 +2693,18 @@
               </w:rPr>
               <w:t>B</w:t>
             </w:r>
-            <w:proofErr w:type="gramEnd"/>
+            <w:r>
+              <w:rPr>
+                <w:rFonts w:eastAsia="Segoe UI"/>
+                <w:i/>
+                <w:iCs/>
+                <w:color w:val="585858"/>
+                <w:spacing w:val="-1"/>
+                <w:sz w:val="18"/>
+                <w:szCs w:val="18"/>
+              </w:rPr>
+              <w:t xml:space="preserve">=3  </w:t>
+            </w:r>
             <w:r>
               <w:rPr>
                 <w:rFonts w:eastAsia="Segoe UI"/>
@@ -3242,7 +2717,7 @@
                 <w:sz w:val="18"/>
                 <w:szCs w:val="18"/>
               </w:rPr>
-              <w:t>+</w:t>
+              <w:t>C</w:t>
             </w:r>
             <w:r>
               <w:rPr>
@@ -3254,20 +2729,7 @@
                 <w:sz w:val="18"/>
                 <w:szCs w:val="18"/>
               </w:rPr>
-              <w:t>= 3.5</w:t>
-            </w:r>
-            <w:proofErr w:type="gramStart"/>
-            <w:r>
-              <w:rPr>
-                <w:rFonts w:eastAsia="Segoe UI"/>
-                <w:i/>
-                <w:iCs/>
-                <w:color w:val="585858"/>
-                <w:spacing w:val="-1"/>
-                <w:sz w:val="18"/>
-                <w:szCs w:val="18"/>
-              </w:rPr>
-              <w:t xml:space="preserve">,  </w:t>
+              <w:t xml:space="preserve">=2,  </w:t>
             </w:r>
             <w:r>
               <w:rPr>
@@ -3281,9 +2743,8 @@
                 <w:sz w:val="18"/>
                 <w:szCs w:val="18"/>
               </w:rPr>
-              <w:t>B</w:t>
-            </w:r>
-            <w:proofErr w:type="gramEnd"/>
+              <w:t>D</w:t>
+            </w:r>
             <w:r>
               <w:rPr>
                 <w:rFonts w:eastAsia="Segoe UI"/>
@@ -3294,20 +2755,7 @@
                 <w:sz w:val="18"/>
                 <w:szCs w:val="18"/>
               </w:rPr>
-              <w:t>=</w:t>
-            </w:r>
-            <w:proofErr w:type="gramStart"/>
-            <w:r>
-              <w:rPr>
-                <w:rFonts w:eastAsia="Segoe UI"/>
-                <w:i/>
-                <w:iCs/>
-                <w:color w:val="585858"/>
-                <w:spacing w:val="-1"/>
-                <w:sz w:val="18"/>
-                <w:szCs w:val="18"/>
-              </w:rPr>
-              <w:t xml:space="preserve">3  </w:t>
+              <w:t xml:space="preserve">=1,  </w:t>
             </w:r>
             <w:r>
               <w:rPr>
@@ -3321,89 +2769,8 @@
                 <w:sz w:val="18"/>
                 <w:szCs w:val="18"/>
               </w:rPr>
-              <w:t>C</w:t>
-            </w:r>
-            <w:proofErr w:type="gramEnd"/>
-            <w:r>
-              <w:rPr>
-                <w:rFonts w:eastAsia="Segoe UI"/>
-                <w:i/>
-                <w:iCs/>
-                <w:color w:val="585858"/>
-                <w:spacing w:val="-1"/>
-                <w:sz w:val="18"/>
-                <w:szCs w:val="18"/>
-              </w:rPr>
-              <w:t>=</w:t>
-            </w:r>
-            <w:proofErr w:type="gramStart"/>
-            <w:r>
-              <w:rPr>
-                <w:rFonts w:eastAsia="Segoe UI"/>
-                <w:i/>
-                <w:iCs/>
-                <w:color w:val="585858"/>
-                <w:spacing w:val="-1"/>
-                <w:sz w:val="18"/>
-                <w:szCs w:val="18"/>
-              </w:rPr>
-              <w:t xml:space="preserve">2,  </w:t>
-            </w:r>
-            <w:r>
-              <w:rPr>
-                <w:rFonts w:eastAsia="Segoe UI"/>
-                <w:b/>
-                <w:bCs/>
-                <w:i/>
-                <w:iCs/>
-                <w:color w:val="585858"/>
-                <w:spacing w:val="-1"/>
-                <w:sz w:val="18"/>
-                <w:szCs w:val="18"/>
-              </w:rPr>
-              <w:t>D</w:t>
-            </w:r>
-            <w:proofErr w:type="gramEnd"/>
-            <w:r>
-              <w:rPr>
-                <w:rFonts w:eastAsia="Segoe UI"/>
-                <w:i/>
-                <w:iCs/>
-                <w:color w:val="585858"/>
-                <w:spacing w:val="-1"/>
-                <w:sz w:val="18"/>
-                <w:szCs w:val="18"/>
-              </w:rPr>
-              <w:t>=</w:t>
-            </w:r>
-            <w:proofErr w:type="gramStart"/>
-            <w:r>
-              <w:rPr>
-                <w:rFonts w:eastAsia="Segoe UI"/>
-                <w:i/>
-                <w:iCs/>
-                <w:color w:val="585858"/>
-                <w:spacing w:val="-1"/>
-                <w:sz w:val="18"/>
-                <w:szCs w:val="18"/>
-              </w:rPr>
-              <w:t xml:space="preserve">1,  </w:t>
-            </w:r>
-            <w:r>
-              <w:rPr>
-                <w:rFonts w:eastAsia="Segoe UI"/>
-                <w:b/>
-                <w:bCs/>
-                <w:i/>
-                <w:iCs/>
-                <w:color w:val="585858"/>
-                <w:spacing w:val="-1"/>
-                <w:sz w:val="18"/>
-                <w:szCs w:val="18"/>
-              </w:rPr>
               <w:t>E</w:t>
             </w:r>
-            <w:proofErr w:type="gramEnd"/>
             <w:r>
               <w:rPr>
                 <w:rFonts w:eastAsia="Segoe UI"/>
@@ -3451,14 +2818,7 @@
                 <w:bCs/>
                 <w:color w:val="000000"/>
               </w:rPr>
-              <w:t>LAMA STUDI</w:t>
-            </w:r>
-            <w:r>
-              <w:rPr>
-                <w:bCs/>
-                <w:color w:val="000000"/>
-              </w:rPr>
-              <w:t xml:space="preserve"> </w:t>
+              <w:t xml:space="preserve">LAMA STUDI </w:t>
             </w:r>
           </w:p>
           <w:p>
@@ -3551,28 +2911,7 @@
                 <w:bCs/>
                 <w:color w:val="000000"/>
               </w:rPr>
-              <w:t>NOMOR AKREDITASI PROGRAM</w:t>
-            </w:r>
-            <w:r>
-              <w:rPr>
-                <w:bCs/>
-                <w:color w:val="000000"/>
-              </w:rPr>
-              <w:t xml:space="preserve"> </w:t>
-            </w:r>
-            <w:r>
-              <w:rPr>
-                <w:bCs/>
-                <w:color w:val="000000"/>
-              </w:rPr>
-              <w:t>STUDI</w:t>
-            </w:r>
-            <w:r>
-              <w:rPr>
-                <w:bCs/>
-                <w:color w:val="000000"/>
-              </w:rPr>
-              <w:t xml:space="preserve"> </w:t>
+              <w:t xml:space="preserve">NOMOR AKREDITASI PROGRAM STUDI </w:t>
             </w:r>
           </w:p>
           <w:p>
@@ -3597,21 +2936,7 @@
                 <w:bCs/>
                 <w:color w:val="000000"/>
               </w:rPr>
-              <w:t>Accreditation Number of Study</w:t>
-            </w:r>
-            <w:r>
-              <w:rPr>
-                <w:bCs/>
-                <w:color w:val="000000"/>
-              </w:rPr>
-              <w:t xml:space="preserve"> </w:t>
-            </w:r>
-            <w:r>
-              <w:rPr>
-                <w:bCs/>
-                <w:color w:val="000000"/>
-              </w:rPr>
-              <w:t>Program</w:t>
+              <w:t>Accreditation Number of Study Program</w:t>
             </w:r>
           </w:p>
         </w:tc>
@@ -3643,6 +2968,7 @@
               <w:t>${NO_AKREDITASI_PRODI}</w:t>
             </w:r>
           </w:p>
+          <w:p/>
         </w:tc>
       </w:tr>
       <w:tr>
@@ -3677,21 +3003,7 @@
                 <w:bCs/>
                 <w:color w:val="000000"/>
               </w:rPr>
-              <w:t>JENIS DAN JENJANG</w:t>
-            </w:r>
-            <w:r>
-              <w:rPr>
-                <w:bCs/>
-                <w:color w:val="000000"/>
-              </w:rPr>
-              <w:t xml:space="preserve"> </w:t>
-            </w:r>
-            <w:r>
-              <w:rPr>
-                <w:bCs/>
-                <w:color w:val="000000"/>
-              </w:rPr>
-              <w:t xml:space="preserve">PENDIDIKAN </w:t>
+              <w:t xml:space="preserve">JENIS DAN JENJANG PENDIDIKAN </w:t>
             </w:r>
           </w:p>
           <w:p>
@@ -3716,21 +3028,7 @@
                 <w:bCs/>
                 <w:color w:val="000000"/>
               </w:rPr>
-              <w:t>Types and Level of</w:t>
-            </w:r>
-            <w:r>
-              <w:rPr>
-                <w:bCs/>
-                <w:color w:val="000000"/>
-              </w:rPr>
-              <w:t xml:space="preserve"> </w:t>
-            </w:r>
-            <w:r>
-              <w:rPr>
-                <w:bCs/>
-                <w:color w:val="000000"/>
-              </w:rPr>
-              <w:t>Education</w:t>
+              <w:t>Types and Level of Education</w:t>
             </w:r>
           </w:p>
         </w:tc>
@@ -3759,27 +3057,15 @@
               <w:pStyle w:val="ListParagraph"/>
               <w:spacing w:line="260" w:lineRule="exact"/>
               <w:ind w:left="0" w:right="715"/>
+            </w:pPr>
+            <w:r>
               <w:rPr>
                 <w:rFonts w:eastAsia="Segoe UI"/>
                 <w:b/>
                 <w:color w:val="585858"/>
               </w:rPr>
-            </w:pPr>
-            <w:r>
-              <w:rPr>
-                <w:rFonts w:eastAsia="Segoe UI"/>
-                <w:b/>
-                <w:color w:val="585858"/>
-              </w:rPr>
               <w:t>${JENIS_JENJANG_PENDIDIKAN}</w:t>
             </w:r>
-          </w:p>
-          <w:p>
-            <w:pPr>
-              <w:pStyle w:val="ListParagraph"/>
-              <w:spacing w:line="260" w:lineRule="exact"/>
-              <w:ind w:left="0" w:right="715"/>
-            </w:pPr>
           </w:p>
         </w:tc>
       </w:tr>
@@ -3944,13 +3230,7 @@
         <w:rPr>
           <w:color w:val="000000"/>
         </w:rPr>
-        <w:t>AKTIVITAS, PRESTASI, DAN PENGHARGAAN</w:t>
-      </w:r>
-      <w:r>
-        <w:rPr>
-          <w:color w:val="000000"/>
-        </w:rPr>
-        <w:t xml:space="preserve"> </w:t>
+        <w:t xml:space="preserve">AKTIVITAS, PRESTASI, DAN PENGHARGAAN </w:t>
       </w:r>
     </w:p>
     <w:p>
@@ -3983,14 +3263,8 @@
         <w:pStyle w:val="ListParagraph"/>
         <w:spacing w:before="79"/>
         <w:ind w:left="502" w:right="452"/>
-        <w:rPr>
-          <w:color w:val="000000"/>
-        </w:rPr>
-      </w:pPr>
-      <w:r>
-        <w:rPr>
-          <w:color w:val="000000"/>
-        </w:rPr>
+      </w:pPr>
+      <w:r>
         <w:t xml:space="preserve">PRESTASI DAN PENGHARGAAN </w:t>
       </w:r>
     </w:p>
@@ -4001,13 +3275,11 @@
         <w:ind w:left="502" w:right="452"/>
         <w:rPr>
           <w:i/>
-          <w:color w:val="000000"/>
         </w:rPr>
       </w:pPr>
       <w:r>
         <w:rPr>
           <w:i/>
-          <w:color w:val="000000"/>
         </w:rPr>
         <w:t>Achievement and Rewards</w:t>
       </w:r>
@@ -4022,50 +3294,36 @@
         <w:jc w:val="both"/>
         <w:rPr>
           <w:rFonts w:eastAsia="Segoe UI"/>
+          <w:b/>
           <w:i/>
-          <w:color w:val="EE0000"/>
-        </w:rPr>
-      </w:pPr>
-      <w:r>
-        <w:rPr>
-          <w:rFonts w:eastAsia="Segoe UI"/>
+          <w:iCs/>
+        </w:rPr>
+      </w:pPr>
+      <w:r>
+        <w:rPr>
+          <w:rFonts w:eastAsia="Segoe UI"/>
+          <w:b/>
+        </w:rPr>
+        <w:t>$</w:t>
+      </w:r>
+      <w:r>
+        <w:rPr>
+          <w:rFonts w:eastAsia="Segoe UI"/>
+          <w:b/>
           <w:i/>
-          <w:color w:val="EE0000"/>
-        </w:rPr>
-        <w:t>${LIST_PRESTASI}</w:t>
-      </w:r>
-    </w:p>
-    <w:p>
-      <w:pPr>
-        <w:ind w:left="646" w:right="452"/>
-        <w:jc w:val="both"/>
-        <w:rPr>
-          <w:rFonts w:eastAsia="Segoe UI"/>
-          <w:i/>
-          <w:color w:val="585858"/>
-        </w:rPr>
-      </w:pPr>
+          <w:iCs/>
+        </w:rPr>
+        <w:t>{LIST_PRESTASI}</w:t>
+      </w:r>
     </w:p>
     <w:p>
       <w:pPr>
         <w:pStyle w:val="ListParagraph"/>
         <w:spacing w:before="79"/>
         <w:ind w:left="502" w:right="452"/>
-        <w:rPr>
-          <w:color w:val="000000"/>
-        </w:rPr>
-      </w:pPr>
-      <w:r>
-        <w:rPr>
-          <w:color w:val="000000"/>
-        </w:rPr>
-        <w:t>KEIKUTSERTAAN DALAM ORGANISASI</w:t>
-      </w:r>
-      <w:r>
-        <w:rPr>
-          <w:color w:val="000000"/>
-        </w:rPr>
-        <w:t xml:space="preserve"> </w:t>
+      </w:pPr>
+      <w:r>
+        <w:t xml:space="preserve">KEIKUTSERTAAN DALAM ORGANISASI </w:t>
       </w:r>
     </w:p>
     <w:p>
@@ -4075,13 +3333,11 @@
         <w:ind w:left="502" w:right="452"/>
         <w:rPr>
           <w:i/>
-          <w:color w:val="000000"/>
         </w:rPr>
       </w:pPr>
       <w:r>
         <w:rPr>
           <w:i/>
-          <w:color w:val="000000"/>
         </w:rPr>
         <w:t>Organization Experience</w:t>
       </w:r>
@@ -4095,44 +3351,27 @@
         <w:ind w:left="993" w:right="452" w:hanging="347"/>
         <w:jc w:val="both"/>
         <w:rPr>
-          <w:rFonts w:eastAsia="Segoe UI"/>
+          <w:b/>
+          <w:bCs/>
           <w:i/>
-          <w:color w:val="EE0000"/>
-        </w:rPr>
-      </w:pPr>
-      <w:r>
-        <w:rPr>
-          <w:rFonts w:eastAsia="Segoe UI"/>
+        </w:rPr>
+      </w:pPr>
+      <w:r>
+        <w:rPr>
+          <w:b/>
+          <w:bCs/>
           <w:i/>
-          <w:color w:val="EE0000"/>
         </w:rPr>
         <w:t>${LIST_ORGANISASI}</w:t>
       </w:r>
-    </w:p>
-    <w:p>
-      <w:pPr>
-        <w:ind w:left="993" w:right="452"/>
-        <w:jc w:val="both"/>
-        <w:rPr>
-          <w:rFonts w:eastAsia="Segoe UI"/>
-          <w:i/>
-          <w:color w:val="EE0000"/>
-        </w:rPr>
-      </w:pPr>
     </w:p>
     <w:p>
       <w:pPr>
         <w:pStyle w:val="ListParagraph"/>
         <w:spacing w:before="79"/>
         <w:ind w:left="502" w:right="452"/>
-        <w:rPr>
-          <w:color w:val="000000"/>
-        </w:rPr>
-      </w:pPr>
-      <w:r>
-        <w:rPr>
-          <w:color w:val="000000"/>
-        </w:rPr>
+      </w:pPr>
+      <w:r>
         <w:t>KERJA PRAKTEK/MAGANG</w:t>
       </w:r>
     </w:p>
@@ -4145,7 +3384,6 @@
           <w:rFonts w:eastAsia="Segoe UI"/>
           <w:bCs/>
           <w:i/>
-          <w:color w:val="585858"/>
           <w:spacing w:val="-1"/>
           <w:lang w:val="id-ID"/>
         </w:rPr>
@@ -4155,7 +3393,6 @@
           <w:rFonts w:eastAsia="Segoe UI"/>
           <w:bCs/>
           <w:i/>
-          <w:color w:val="585858"/>
           <w:spacing w:val="-1"/>
           <w:lang w:val="id-ID"/>
         </w:rPr>
@@ -4172,43 +3409,26 @@
         <w:jc w:val="both"/>
         <w:rPr>
           <w:rFonts w:eastAsia="Segoe UI"/>
-          <w:bCs/>
+          <w:b/>
           <w:i/>
-          <w:color w:val="EE0000"/>
-        </w:rPr>
-      </w:pPr>
-      <w:r>
-        <w:rPr>
-          <w:rFonts w:eastAsia="Segoe UI"/>
-          <w:bCs/>
+        </w:rPr>
+      </w:pPr>
+      <w:r>
+        <w:rPr>
+          <w:rFonts w:eastAsia="Segoe UI"/>
+          <w:b/>
           <w:i/>
-          <w:color w:val="EE0000"/>
         </w:rPr>
         <w:t>${LIST_MAGANG}</w:t>
       </w:r>
-    </w:p>
-    <w:p>
-      <w:pPr>
-        <w:pStyle w:val="ListParagraph"/>
-        <w:ind w:left="0" w:right="452"/>
-        <w:rPr>
-          <w:color w:val="000000"/>
-        </w:rPr>
-      </w:pPr>
     </w:p>
     <w:p>
       <w:pPr>
         <w:pStyle w:val="ListParagraph"/>
         <w:spacing w:before="79"/>
         <w:ind w:left="502" w:right="452"/>
-        <w:rPr>
-          <w:color w:val="000000"/>
-        </w:rPr>
-      </w:pPr>
-      <w:r>
-        <w:rPr>
-          <w:color w:val="000000"/>
-        </w:rPr>
+      </w:pPr>
+      <w:r>
         <w:t xml:space="preserve">PELATIHAN/SEMINAR/WORKSHOP </w:t>
       </w:r>
     </w:p>
@@ -4221,7 +3441,6 @@
       <w:r>
         <w:rPr>
           <w:i/>
-          <w:color w:val="000000"/>
         </w:rPr>
         <w:t xml:space="preserve">Training/Seminar/Workshop </w:t>
       </w:r>
@@ -4235,14 +3454,12 @@
         <w:ind w:left="993" w:right="452" w:hanging="347"/>
         <w:jc w:val="both"/>
         <w:rPr>
-          <w:bCs/>
-          <w:color w:val="000000"/>
-        </w:rPr>
-      </w:pPr>
-      <w:r>
-        <w:rPr>
-          <w:bCs/>
-          <w:color w:val="000000"/>
+          <w:b/>
+        </w:rPr>
+      </w:pPr>
+      <w:r>
+        <w:rPr>
+          <w:b/>
         </w:rPr>
         <w:t>${LIST_PELATIHAN}</w:t>
       </w:r>
@@ -4253,30 +3470,32 @@
         <w:spacing w:before="79"/>
         <w:ind w:left="502" w:right="452"/>
         <w:rPr>
-          <w:color w:val="000000"/>
-        </w:rPr>
-      </w:pPr>
-      <w:r>
-        <w:rPr>
-          <w:color w:val="000000"/>
-        </w:rPr>
-        <w:t>SERTIFIKAT KEAHLIAN</w:t>
-      </w:r>
+          <w:bCs/>
+        </w:rPr>
+      </w:pPr>
     </w:p>
     <w:p>
       <w:pPr>
         <w:pStyle w:val="ListParagraph"/>
         <w:spacing w:before="79"/>
         <w:ind w:left="502" w:right="452"/>
+      </w:pPr>
+      <w:r>
+        <w:t>SERTIFIKAT KEAHLIAN</w:t>
+      </w:r>
+    </w:p>
+    <w:p>
+      <w:pPr>
+        <w:pStyle w:val="ListParagraph"/>
+        <w:spacing w:before="79"/>
+        <w:ind w:left="502" w:right="452"/>
         <w:rPr>
           <w:i/>
-          <w:color w:val="000000"/>
         </w:rPr>
       </w:pPr>
       <w:r>
         <w:rPr>
           <w:i/>
-          <w:color w:val="000000"/>
         </w:rPr>
         <w:t>Skill Certificate</w:t>
       </w:r>
@@ -4293,17 +3512,15 @@
         <w:jc w:val="both"/>
         <w:rPr>
           <w:rFonts w:eastAsia="Segoe UI"/>
-          <w:bCs/>
-          <w:i/>
-          <w:color w:val="585858"/>
-        </w:rPr>
-      </w:pPr>
-      <w:r>
-        <w:rPr>
-          <w:rFonts w:eastAsia="Segoe UI"/>
-          <w:bCs/>
-          <w:i/>
-          <w:color w:val="585858"/>
+          <w:b/>
+          <w:iCs/>
+        </w:rPr>
+      </w:pPr>
+      <w:r>
+        <w:rPr>
+          <w:rFonts w:eastAsia="Segoe UI"/>
+          <w:b/>
+          <w:iCs/>
         </w:rPr>
         <w:t>${LIST_SERTIFIKAT}</w:t>
       </w:r>
@@ -4318,7 +3535,19 @@
           <w:rFonts w:eastAsia="Segoe UI"/>
           <w:bCs/>
           <w:i/>
-          <w:color w:val="585858"/>
+        </w:rPr>
+      </w:pPr>
+    </w:p>
+    <w:p>
+      <w:pPr>
+        <w:pStyle w:val="ListParagraph"/>
+        <w:spacing w:before="1" w:line="260" w:lineRule="exact"/>
+        <w:ind w:left="993" w:right="452"/>
+        <w:jc w:val="both"/>
+        <w:rPr>
+          <w:rFonts w:eastAsia="Segoe UI"/>
+          <w:bCs/>
+          <w:i/>
         </w:rPr>
       </w:pPr>
     </w:p>
@@ -4330,14 +3559,12 @@
         <w:rPr>
           <w:b/>
           <w:bCs/>
-          <w:color w:val="000000"/>
         </w:rPr>
       </w:pPr>
       <w:r>
         <w:rPr>
           <w:b/>
           <w:bCs/>
-          <w:color w:val="000000"/>
         </w:rPr>
         <w:t>SKRIPSI</w:t>
       </w:r>
@@ -4351,7 +3578,6 @@
           <w:b/>
           <w:bCs/>
           <w:i/>
-          <w:color w:val="000000"/>
         </w:rPr>
       </w:pPr>
       <w:r>
@@ -4359,7 +3585,6 @@
           <w:b/>
           <w:bCs/>
           <w:i/>
-          <w:color w:val="000000"/>
         </w:rPr>
         <w:t>Undergraduate Thesis</w:t>
       </w:r>
@@ -4368,12 +3593,11 @@
       <w:pPr>
         <w:pStyle w:val="ListParagraph"/>
         <w:spacing w:before="79"/>
-        <w:ind w:left="502" w:right="452"/>
+        <w:ind w:left="502"/>
         <w:rPr>
           <w:b/>
           <w:bCs/>
           <w:i/>
-          <w:color w:val="000000"/>
         </w:rPr>
       </w:pPr>
       <w:r>
@@ -4381,10 +3605,34 @@
           <w:b/>
           <w:bCs/>
           <w:i/>
-          <w:color w:val="000000"/>
         </w:rPr>
         <w:t>${JUDUL_SKRIPSI}</w:t>
       </w:r>
+    </w:p>
+    <w:p>
+      <w:pPr>
+        <w:pStyle w:val="ListParagraph"/>
+        <w:spacing w:before="79"/>
+        <w:ind w:left="502"/>
+        <w:rPr>
+          <w:i/>
+          <w:iCs/>
+        </w:rPr>
+      </w:pPr>
+      <w:r>
+        <w:rPr>
+          <w:i/>
+          <w:iCs/>
+        </w:rPr>
+        <w:t>${JUDUL_SKRIPSI_EN}</w:t>
+      </w:r>
+    </w:p>
+    <w:p>
+      <w:pPr>
+        <w:pStyle w:val="ListParagraph"/>
+        <w:spacing w:before="79"/>
+        <w:ind w:left="502"/>
+      </w:pPr>
     </w:p>
     <w:p>
       <w:pPr>
@@ -5288,18 +4536,6 @@
         </w:rPr>
         <w:t>d</w:t>
       </w:r>
-    </w:p>
-    <w:p>
-      <w:pPr>
-        <w:pStyle w:val="ListParagraph"/>
-        <w:spacing w:line="260" w:lineRule="exact"/>
-        <w:ind w:left="502" w:right="715"/>
-        <w:rPr>
-          <w:rFonts w:eastAsia="Segoe UI"/>
-          <w:i/>
-          <w:color w:val="585858"/>
-        </w:rPr>
-      </w:pPr>
     </w:p>
     <w:tbl>
       <w:tblPr>
@@ -5373,511 +4609,6 @@
       </w:tr>
       <w:tr>
         <w:trPr>
-          <w:trHeight w:val="380"/>
-        </w:trPr>
-        <w:tc>
-          <w:tcPr>
-            <w:tcW w:w="4677" w:type="dxa"/>
-            <w:shd w:val="clear" w:color="auto" w:fill="D9D9D9"/>
-          </w:tcPr>
-          <w:p>
-            <w:pPr>
-              <w:jc w:val="center"/>
-              <w:rPr>
-                <w:rFonts w:eastAsia="Quattrocento Sans"/>
-                <w:b/>
-                <w:i/>
-              </w:rPr>
-            </w:pPr>
-            <w:proofErr w:type="spellStart"/>
-            <w:r>
-              <w:rPr>
-                <w:rFonts w:eastAsia="Quattrocento Sans"/>
-                <w:b/>
-                <w:i/>
-              </w:rPr>
-              <w:t>Sikap</w:t>
-            </w:r>
-            <w:proofErr w:type="spellEnd"/>
-            <w:r>
-              <w:rPr>
-                <w:rFonts w:eastAsia="Quattrocento Sans"/>
-                <w:b/>
-                <w:i/>
-              </w:rPr>
-              <w:t xml:space="preserve"> / tata </w:t>
-            </w:r>
-            <w:proofErr w:type="spellStart"/>
-            <w:r>
-              <w:rPr>
-                <w:rFonts w:eastAsia="Quattrocento Sans"/>
-                <w:b/>
-                <w:i/>
-              </w:rPr>
-              <w:t>nilai</w:t>
-            </w:r>
-            <w:proofErr w:type="spellEnd"/>
-          </w:p>
-        </w:tc>
-        <w:tc>
-          <w:tcPr>
-            <w:tcW w:w="4253" w:type="dxa"/>
-            <w:shd w:val="clear" w:color="auto" w:fill="D9D9D9"/>
-          </w:tcPr>
-          <w:p>
-            <w:pPr>
-              <w:jc w:val="center"/>
-              <w:rPr>
-                <w:rFonts w:eastAsia="Quattrocento Sans"/>
-                <w:b/>
-                <w:i/>
-              </w:rPr>
-            </w:pPr>
-            <w:r>
-              <w:rPr>
-                <w:rFonts w:eastAsia="Quattrocento Sans"/>
-                <w:b/>
-                <w:i/>
-              </w:rPr>
-              <w:t>Attitudes</w:t>
-            </w:r>
-          </w:p>
-        </w:tc>
-      </w:tr>
-      <w:tr>
-        <w:trPr>
-          <w:trHeight w:val="620"/>
-        </w:trPr>
-        <w:tc>
-          <w:tcPr>
-            <w:tcW w:w="4677" w:type="dxa"/>
-          </w:tcPr>
-          <w:p>
-            <w:pPr>
-              <w:pStyle w:val="ListParagraph"/>
-              <w:numPr>
-                <w:ilvl w:val="0"/>
-                <w:numId w:val="7"/>
-              </w:numPr>
-              <w:ind w:left="345"/>
-              <w:contextualSpacing w:val="0"/>
-              <w:jc w:val="both"/>
-              <w:rPr>
-                <w:color w:val="EE0000"/>
-                <w:lang w:val="id-ID"/>
-              </w:rPr>
-            </w:pPr>
-            <w:r>
-              <w:rPr>
-                <w:color w:val="EE0000"/>
-                <w:lang w:val="id-ID"/>
-              </w:rPr>
-              <w:t xml:space="preserve">Bertaqwa kepada Tuhan Yang Maha Esa dan mampu menunjukkan sikap religius </w:t>
-            </w:r>
-            <w:r>
-              <w:rPr>
-                <w:iCs/>
-                <w:color w:val="EE0000"/>
-                <w:lang w:val="id-ID"/>
-              </w:rPr>
-              <w:t>dan mengamalkan nilai – nilai Al Islam dan Kemuhammadiyahan</w:t>
-            </w:r>
-          </w:p>
-        </w:tc>
-        <w:tc>
-          <w:tcPr>
-            <w:tcW w:w="4253" w:type="dxa"/>
-          </w:tcPr>
-          <w:p>
-            <w:pPr>
-              <w:pStyle w:val="ListParagraph"/>
-              <w:numPr>
-                <w:ilvl w:val="0"/>
-                <w:numId w:val="8"/>
-              </w:numPr>
-              <w:ind w:left="432"/>
-              <w:contextualSpacing w:val="0"/>
-              <w:jc w:val="both"/>
-              <w:rPr>
-                <w:color w:val="EE0000"/>
-                <w:lang w:val="id-ID"/>
-              </w:rPr>
-            </w:pPr>
-            <w:r>
-              <w:rPr>
-                <w:color w:val="EE0000"/>
-              </w:rPr>
-              <w:t>Be conscious of Almighty God and able to show religious attitude and practice the values ​​of Al Islam and Muhammadiyah</w:t>
-            </w:r>
-          </w:p>
-        </w:tc>
-      </w:tr>
-      <w:tr>
-        <w:trPr>
-          <w:trHeight w:val="480"/>
-        </w:trPr>
-        <w:tc>
-          <w:tcPr>
-            <w:tcW w:w="4677" w:type="dxa"/>
-          </w:tcPr>
-          <w:p>
-            <w:pPr>
-              <w:pStyle w:val="ListParagraph"/>
-              <w:numPr>
-                <w:ilvl w:val="0"/>
-                <w:numId w:val="7"/>
-              </w:numPr>
-              <w:ind w:left="345"/>
-              <w:contextualSpacing w:val="0"/>
-              <w:jc w:val="both"/>
-              <w:rPr>
-                <w:color w:val="EE0000"/>
-                <w:lang w:val="id-ID"/>
-              </w:rPr>
-            </w:pPr>
-            <w:r>
-              <w:rPr>
-                <w:color w:val="EE0000"/>
-                <w:lang w:val="id-ID"/>
-              </w:rPr>
-              <w:t>Menjunjung tinggi nilai kemanusiaan dalam menjalankan tugas berdasarkan agama, moral dan etika;</w:t>
-            </w:r>
-          </w:p>
-        </w:tc>
-        <w:tc>
-          <w:tcPr>
-            <w:tcW w:w="4253" w:type="dxa"/>
-          </w:tcPr>
-          <w:p>
-            <w:pPr>
-              <w:pStyle w:val="ListParagraph"/>
-              <w:numPr>
-                <w:ilvl w:val="0"/>
-                <w:numId w:val="8"/>
-              </w:numPr>
-              <w:shd w:val="clear" w:color="auto" w:fill="FFFFFF"/>
-              <w:ind w:left="432"/>
-              <w:contextualSpacing w:val="0"/>
-              <w:jc w:val="both"/>
-              <w:rPr>
-                <w:color w:val="EE0000"/>
-              </w:rPr>
-            </w:pPr>
-            <w:r>
-              <w:rPr>
-                <w:color w:val="EE0000"/>
-              </w:rPr>
-              <w:t>Uphold the value of humanity in carrying out duties based on religion, morals and ethics</w:t>
-            </w:r>
-          </w:p>
-        </w:tc>
-      </w:tr>
-      <w:tr>
-        <w:trPr>
-          <w:trHeight w:val="560"/>
-        </w:trPr>
-        <w:tc>
-          <w:tcPr>
-            <w:tcW w:w="4677" w:type="dxa"/>
-            <w:shd w:val="clear" w:color="auto" w:fill="D9D9D9"/>
-            <w:vAlign w:val="center"/>
-          </w:tcPr>
-          <w:p>
-            <w:pPr>
-              <w:jc w:val="center"/>
-              <w:rPr>
-                <w:b/>
-                <w:color w:val="000000"/>
-              </w:rPr>
-            </w:pPr>
-            <w:proofErr w:type="spellStart"/>
-            <w:r>
-              <w:rPr>
-                <w:rFonts w:eastAsia="Quattrocento Sans"/>
-                <w:b/>
-                <w:i/>
-                <w:color w:val="000000"/>
-              </w:rPr>
-              <w:lastRenderedPageBreak/>
-              <w:t>Kemampuan</w:t>
-            </w:r>
-            <w:proofErr w:type="spellEnd"/>
-            <w:r>
-              <w:rPr>
-                <w:rFonts w:eastAsia="Quattrocento Sans"/>
-                <w:b/>
-                <w:i/>
-                <w:color w:val="000000"/>
-              </w:rPr>
-              <w:t xml:space="preserve"> Kerja</w:t>
-            </w:r>
-          </w:p>
-        </w:tc>
-        <w:tc>
-          <w:tcPr>
-            <w:tcW w:w="4253" w:type="dxa"/>
-            <w:shd w:val="clear" w:color="auto" w:fill="D9D9D9"/>
-            <w:vAlign w:val="center"/>
-          </w:tcPr>
-          <w:p>
-            <w:pPr>
-              <w:pStyle w:val="ListParagraph"/>
-              <w:tabs>
-                <w:tab w:val="left" w:pos="916"/>
-                <w:tab w:val="left" w:pos="1832"/>
-                <w:tab w:val="left" w:pos="2748"/>
-                <w:tab w:val="left" w:pos="3664"/>
-                <w:tab w:val="left" w:pos="4580"/>
-                <w:tab w:val="left" w:pos="5496"/>
-                <w:tab w:val="left" w:pos="6412"/>
-                <w:tab w:val="left" w:pos="7328"/>
-                <w:tab w:val="left" w:pos="8244"/>
-                <w:tab w:val="left" w:pos="9160"/>
-                <w:tab w:val="left" w:pos="10076"/>
-                <w:tab w:val="left" w:pos="10992"/>
-                <w:tab w:val="left" w:pos="11908"/>
-                <w:tab w:val="left" w:pos="12824"/>
-                <w:tab w:val="left" w:pos="13740"/>
-                <w:tab w:val="left" w:pos="14656"/>
-              </w:tabs>
-              <w:ind w:left="342"/>
-              <w:jc w:val="center"/>
-              <w:rPr>
-                <w:rFonts w:eastAsia="Courier New"/>
-                <w:b/>
-                <w:color w:val="000000"/>
-              </w:rPr>
-            </w:pPr>
-            <w:r>
-              <w:rPr>
-                <w:rFonts w:eastAsia="Quattrocento Sans"/>
-                <w:b/>
-                <w:i/>
-                <w:color w:val="585858"/>
-              </w:rPr>
-              <w:t>Work ability</w:t>
-            </w:r>
-          </w:p>
-        </w:tc>
-      </w:tr>
-      <w:tr>
-        <w:trPr>
-          <w:trHeight w:val="620"/>
-        </w:trPr>
-        <w:tc>
-          <w:tcPr>
-            <w:tcW w:w="4677" w:type="dxa"/>
-          </w:tcPr>
-          <w:p>
-            <w:pPr>
-              <w:pStyle w:val="ListParagraph"/>
-              <w:numPr>
-                <w:ilvl w:val="0"/>
-                <w:numId w:val="13"/>
-              </w:numPr>
-              <w:ind w:left="342" w:hanging="342"/>
-              <w:contextualSpacing w:val="0"/>
-              <w:jc w:val="both"/>
-              <w:rPr>
-                <w:color w:val="EE0000"/>
-                <w:lang w:val="id-ID"/>
-              </w:rPr>
-            </w:pPr>
-            <w:r>
-              <w:rPr>
-                <w:color w:val="EE0000"/>
-                <w:lang w:val="id-ID"/>
-              </w:rPr>
-              <w:t>Mampu melaksanakan proses audit sesuai Standar Audit yang berlaku di Indonesia</w:t>
-            </w:r>
-          </w:p>
-        </w:tc>
-        <w:tc>
-          <w:tcPr>
-            <w:tcW w:w="4253" w:type="dxa"/>
-          </w:tcPr>
-          <w:p>
-            <w:pPr>
-              <w:pStyle w:val="ListParagraph"/>
-              <w:numPr>
-                <w:ilvl w:val="0"/>
-                <w:numId w:val="11"/>
-              </w:numPr>
-              <w:ind w:left="345"/>
-              <w:contextualSpacing w:val="0"/>
-              <w:jc w:val="both"/>
-              <w:rPr>
-                <w:color w:val="EE0000"/>
-              </w:rPr>
-            </w:pPr>
-            <w:r>
-              <w:rPr>
-                <w:color w:val="EE0000"/>
-              </w:rPr>
-              <w:t>Be able to carry out the audit process in accordance with the applicable Audit Standards in Indonesia</w:t>
-            </w:r>
-          </w:p>
-        </w:tc>
-      </w:tr>
-      <w:tr>
-        <w:trPr>
-          <w:trHeight w:val="620"/>
-        </w:trPr>
-        <w:tc>
-          <w:tcPr>
-            <w:tcW w:w="4677" w:type="dxa"/>
-          </w:tcPr>
-          <w:p>
-            <w:pPr>
-              <w:pStyle w:val="ListParagraph"/>
-              <w:numPr>
-                <w:ilvl w:val="0"/>
-                <w:numId w:val="13"/>
-              </w:numPr>
-              <w:ind w:left="342" w:hanging="342"/>
-              <w:contextualSpacing w:val="0"/>
-              <w:jc w:val="both"/>
-              <w:rPr>
-                <w:color w:val="EE0000"/>
-                <w:lang w:val="id-ID"/>
-              </w:rPr>
-            </w:pPr>
-            <w:r>
-              <w:rPr>
-                <w:color w:val="EE0000"/>
-                <w:lang w:val="id-ID"/>
-              </w:rPr>
-              <w:t>Mampu menganalisis informasi akuntansi dan keuangan untuk pengambilan keputusan</w:t>
-            </w:r>
-          </w:p>
-        </w:tc>
-        <w:tc>
-          <w:tcPr>
-            <w:tcW w:w="4253" w:type="dxa"/>
-          </w:tcPr>
-          <w:p>
-            <w:pPr>
-              <w:pStyle w:val="ListParagraph"/>
-              <w:numPr>
-                <w:ilvl w:val="0"/>
-                <w:numId w:val="11"/>
-              </w:numPr>
-              <w:ind w:left="345"/>
-              <w:contextualSpacing w:val="0"/>
-              <w:jc w:val="both"/>
-              <w:rPr>
-                <w:color w:val="EE0000"/>
-              </w:rPr>
-            </w:pPr>
-            <w:r>
-              <w:rPr>
-                <w:color w:val="EE0000"/>
-              </w:rPr>
-              <w:t>Be able to analyze accounting and financial information for decision making</w:t>
-            </w:r>
-          </w:p>
-        </w:tc>
-      </w:tr>
-      <w:tr>
-        <w:trPr>
-          <w:trHeight w:val="480"/>
-        </w:trPr>
-        <w:tc>
-          <w:tcPr>
-            <w:tcW w:w="4677" w:type="dxa"/>
-            <w:shd w:val="clear" w:color="auto" w:fill="D9D9D9"/>
-            <w:vAlign w:val="center"/>
-          </w:tcPr>
-          <w:p>
-            <w:pPr>
-              <w:jc w:val="center"/>
-              <w:rPr>
-                <w:b/>
-                <w:i/>
-                <w:color w:val="000000"/>
-              </w:rPr>
-            </w:pPr>
-            <w:proofErr w:type="spellStart"/>
-            <w:r>
-              <w:rPr>
-                <w:rFonts w:eastAsia="Quattrocento Sans"/>
-                <w:b/>
-                <w:i/>
-                <w:color w:val="000000"/>
-              </w:rPr>
-              <w:t>Penguasaan</w:t>
-            </w:r>
-            <w:proofErr w:type="spellEnd"/>
-            <w:r>
-              <w:rPr>
-                <w:rFonts w:eastAsia="Quattrocento Sans"/>
-                <w:b/>
-                <w:i/>
-                <w:color w:val="000000"/>
-              </w:rPr>
-              <w:t xml:space="preserve"> </w:t>
-            </w:r>
-            <w:proofErr w:type="spellStart"/>
-            <w:r>
-              <w:rPr>
-                <w:rFonts w:eastAsia="Quattrocento Sans"/>
-                <w:b/>
-                <w:i/>
-                <w:color w:val="000000"/>
-              </w:rPr>
-              <w:t>Pengetahuan</w:t>
-            </w:r>
-            <w:proofErr w:type="spellEnd"/>
-          </w:p>
-        </w:tc>
-        <w:tc>
-          <w:tcPr>
-            <w:tcW w:w="4253" w:type="dxa"/>
-            <w:shd w:val="clear" w:color="auto" w:fill="D9D9D9"/>
-            <w:vAlign w:val="center"/>
-          </w:tcPr>
-          <w:p>
-            <w:pPr>
-              <w:tabs>
-                <w:tab w:val="left" w:pos="916"/>
-                <w:tab w:val="left" w:pos="1832"/>
-                <w:tab w:val="left" w:pos="2748"/>
-                <w:tab w:val="left" w:pos="3664"/>
-                <w:tab w:val="left" w:pos="4580"/>
-                <w:tab w:val="left" w:pos="5496"/>
-                <w:tab w:val="left" w:pos="6412"/>
-                <w:tab w:val="left" w:pos="7328"/>
-                <w:tab w:val="left" w:pos="8244"/>
-                <w:tab w:val="left" w:pos="9160"/>
-                <w:tab w:val="left" w:pos="10076"/>
-                <w:tab w:val="left" w:pos="10992"/>
-                <w:tab w:val="left" w:pos="11908"/>
-                <w:tab w:val="left" w:pos="12824"/>
-                <w:tab w:val="left" w:pos="13740"/>
-                <w:tab w:val="left" w:pos="14656"/>
-              </w:tabs>
-              <w:jc w:val="center"/>
-              <w:rPr>
-                <w:rFonts w:eastAsia="Quattrocento Sans"/>
-                <w:b/>
-                <w:i/>
-                <w:color w:val="000000"/>
-              </w:rPr>
-            </w:pPr>
-            <w:r>
-              <w:rPr>
-                <w:rFonts w:eastAsia="Quattrocento Sans"/>
-                <w:b/>
-                <w:i/>
-                <w:color w:val="000000"/>
-              </w:rPr>
-              <w:t>Mastery of Knowledge</w:t>
-            </w:r>
-          </w:p>
-        </w:tc>
-      </w:tr>
-      <w:tr>
-        <w:trPr>
           <w:trHeight w:val="860"/>
         </w:trPr>
         <w:tc>
@@ -5886,25 +4617,17 @@
           </w:tcPr>
           <w:p>
             <w:pPr>
-              <w:pStyle w:val="ListParagraph"/>
-              <w:numPr>
-                <w:ilvl w:val="0"/>
-                <w:numId w:val="12"/>
-              </w:numPr>
-              <w:ind w:left="345"/>
-              <w:contextualSpacing w:val="0"/>
               <w:jc w:val="both"/>
               <w:rPr>
-                <w:color w:val="000000"/>
+                <w:color w:val="FF0000"/>
                 <w:lang w:val="id-ID"/>
               </w:rPr>
             </w:pPr>
             <w:r>
               <w:rPr>
-                <w:color w:val="000000"/>
-                <w:lang w:val="id-ID"/>
-              </w:rPr>
-              <w:t>Menguasai konsep teoritis akuntansi secara mendalam dan penerapannya pada bidang akuntansi secara spesifik untuk menyelesaikan masalah secara sistematis.</w:t>
+                <w:color w:val="EE0000"/>
+              </w:rPr>
+              <w:t>${CP_PENGETAHUAN}</w:t>
             </w:r>
           </w:p>
         </w:tc>
@@ -5914,872 +4637,16 @@
           </w:tcPr>
           <w:p>
             <w:pPr>
-              <w:pStyle w:val="ListParagraph"/>
-              <w:numPr>
-                <w:ilvl w:val="0"/>
-                <w:numId w:val="14"/>
-              </w:numPr>
-              <w:ind w:left="342" w:hanging="342"/>
-              <w:contextualSpacing w:val="0"/>
               <w:jc w:val="both"/>
               <w:rPr>
-                <w:color w:val="000000"/>
-              </w:rPr>
-            </w:pPr>
-            <w:r>
-              <w:rPr>
-                <w:color w:val="000000"/>
-              </w:rPr>
-              <w:t>Master the theoretical concepts of accounting in depth and its application in the field of accounting specifically to solve problems systematically.</w:t>
-            </w:r>
-          </w:p>
-        </w:tc>
-      </w:tr>
-      <w:tr>
-        <w:trPr>
-          <w:trHeight w:val="715"/>
-        </w:trPr>
-        <w:tc>
-          <w:tcPr>
-            <w:tcW w:w="4677" w:type="dxa"/>
-          </w:tcPr>
-          <w:p>
-            <w:pPr>
-              <w:pStyle w:val="ListParagraph"/>
-              <w:numPr>
-                <w:ilvl w:val="0"/>
-                <w:numId w:val="12"/>
-              </w:numPr>
-              <w:ind w:left="345"/>
-              <w:contextualSpacing w:val="0"/>
-              <w:jc w:val="both"/>
-              <w:rPr>
-                <w:color w:val="000000"/>
-                <w:lang w:val="id-ID"/>
-              </w:rPr>
-            </w:pPr>
-            <w:r>
-              <w:rPr>
-                <w:color w:val="000000"/>
-                <w:lang w:val="id-ID"/>
-              </w:rPr>
-              <w:t>Menguasai konsep teoritis teknologi informasi untuk mendukung pekerjaan.</w:t>
-            </w:r>
-          </w:p>
-        </w:tc>
-        <w:tc>
-          <w:tcPr>
-            <w:tcW w:w="4253" w:type="dxa"/>
-          </w:tcPr>
-          <w:p>
-            <w:pPr>
-              <w:pStyle w:val="ListParagraph"/>
-              <w:numPr>
-                <w:ilvl w:val="0"/>
-                <w:numId w:val="14"/>
-              </w:numPr>
-              <w:ind w:left="342" w:hanging="342"/>
-              <w:contextualSpacing w:val="0"/>
-              <w:jc w:val="both"/>
-              <w:rPr>
-                <w:color w:val="000000"/>
-                <w:lang w:val="id-ID"/>
-              </w:rPr>
-            </w:pPr>
-            <w:r>
-              <w:rPr>
-                <w:color w:val="000000"/>
-              </w:rPr>
-              <w:t>Master the theoretical concepts of information technology to support the work.</w:t>
-            </w:r>
-          </w:p>
-        </w:tc>
-      </w:tr>
-      <w:tr>
-        <w:trPr>
-          <w:trHeight w:val="600"/>
-        </w:trPr>
-        <w:tc>
-          <w:tcPr>
-            <w:tcW w:w="4677" w:type="dxa"/>
-          </w:tcPr>
-          <w:p>
-            <w:pPr>
-              <w:pStyle w:val="ListParagraph"/>
-              <w:numPr>
-                <w:ilvl w:val="0"/>
-                <w:numId w:val="12"/>
-              </w:numPr>
-              <w:ind w:left="345"/>
-              <w:contextualSpacing w:val="0"/>
-              <w:jc w:val="both"/>
-              <w:rPr>
-                <w:color w:val="000000"/>
-                <w:lang w:val="id-ID"/>
-              </w:rPr>
-            </w:pPr>
-            <w:r>
-              <w:rPr>
-                <w:color w:val="000000"/>
-                <w:lang w:val="id-ID"/>
-              </w:rPr>
-              <w:t>Menguasai konsep teoritis dan keterampilan dalam melakukan pengauditan terhadap laporan keuangan pada berbagai entitas sesuai dengan standar pengauditan</w:t>
-            </w:r>
-          </w:p>
-        </w:tc>
-        <w:tc>
-          <w:tcPr>
-            <w:tcW w:w="4253" w:type="dxa"/>
-          </w:tcPr>
-          <w:p>
-            <w:pPr>
-              <w:pStyle w:val="ListParagraph"/>
-              <w:numPr>
-                <w:ilvl w:val="0"/>
-                <w:numId w:val="14"/>
-              </w:numPr>
-              <w:ind w:left="342" w:hanging="342"/>
-              <w:contextualSpacing w:val="0"/>
-              <w:jc w:val="both"/>
-              <w:rPr>
-                <w:color w:val="000000"/>
-              </w:rPr>
-            </w:pPr>
-            <w:r>
-              <w:rPr>
-                <w:color w:val="000000"/>
-              </w:rPr>
-              <w:t>Master the theoretical concepts and skills in auditing financial statements at various entities in accordance with auditing standards.</w:t>
-            </w:r>
-          </w:p>
-        </w:tc>
-      </w:tr>
-      <w:tr>
-        <w:trPr>
-          <w:trHeight w:val="440"/>
-        </w:trPr>
-        <w:tc>
-          <w:tcPr>
-            <w:tcW w:w="4677" w:type="dxa"/>
-          </w:tcPr>
-          <w:p>
-            <w:pPr>
-              <w:pStyle w:val="ListParagraph"/>
-              <w:numPr>
-                <w:ilvl w:val="0"/>
-                <w:numId w:val="12"/>
-              </w:numPr>
-              <w:ind w:left="345"/>
-              <w:contextualSpacing w:val="0"/>
-              <w:jc w:val="both"/>
-              <w:rPr>
-                <w:color w:val="000000"/>
-                <w:lang w:val="id-ID"/>
-              </w:rPr>
-            </w:pPr>
-            <w:r>
-              <w:rPr>
-                <w:color w:val="000000"/>
-                <w:lang w:val="id-ID"/>
-              </w:rPr>
-              <w:t>Menguasai konsep undang-undang perpajakan yang berlaku di Indonesia</w:t>
-            </w:r>
-          </w:p>
-        </w:tc>
-        <w:tc>
-          <w:tcPr>
-            <w:tcW w:w="4253" w:type="dxa"/>
-          </w:tcPr>
-          <w:p>
-            <w:pPr>
-              <w:pStyle w:val="ListParagraph"/>
-              <w:numPr>
-                <w:ilvl w:val="0"/>
-                <w:numId w:val="14"/>
-              </w:numPr>
-              <w:ind w:left="342" w:hanging="342"/>
-              <w:contextualSpacing w:val="0"/>
-              <w:jc w:val="both"/>
-              <w:rPr>
-                <w:color w:val="000000"/>
-                <w:lang w:val="id-ID"/>
-              </w:rPr>
-            </w:pPr>
-            <w:r>
-              <w:rPr>
-                <w:color w:val="000000"/>
-              </w:rPr>
-              <w:t>Master the concept of applicable tax laws in Indonesia.</w:t>
-            </w:r>
-          </w:p>
-        </w:tc>
-      </w:tr>
-      <w:tr>
-        <w:trPr>
-          <w:trHeight w:val="500"/>
-        </w:trPr>
-        <w:tc>
-          <w:tcPr>
-            <w:tcW w:w="4677" w:type="dxa"/>
-          </w:tcPr>
-          <w:p>
-            <w:pPr>
-              <w:pStyle w:val="ListParagraph"/>
-              <w:numPr>
-                <w:ilvl w:val="0"/>
-                <w:numId w:val="12"/>
-              </w:numPr>
-              <w:ind w:left="345"/>
-              <w:contextualSpacing w:val="0"/>
-              <w:jc w:val="both"/>
-              <w:rPr>
-                <w:color w:val="000000"/>
-                <w:lang w:val="id-ID"/>
-              </w:rPr>
-            </w:pPr>
-            <w:r>
-              <w:rPr>
-                <w:color w:val="000000"/>
-                <w:lang w:val="id-ID"/>
-              </w:rPr>
-              <w:t xml:space="preserve">Menguasai konsep etika bisnis dan berwirausaha yang mendalam dan penerapannya di lapangan kerja </w:t>
-            </w:r>
-          </w:p>
-        </w:tc>
-        <w:tc>
-          <w:tcPr>
-            <w:tcW w:w="4253" w:type="dxa"/>
-          </w:tcPr>
-          <w:p>
-            <w:pPr>
-              <w:pStyle w:val="ListParagraph"/>
-              <w:numPr>
-                <w:ilvl w:val="0"/>
-                <w:numId w:val="14"/>
-              </w:numPr>
-              <w:ind w:left="342" w:hanging="342"/>
-              <w:contextualSpacing w:val="0"/>
-              <w:jc w:val="both"/>
-              <w:rPr>
-                <w:color w:val="000000"/>
-              </w:rPr>
-            </w:pPr>
-            <w:r>
-              <w:rPr>
-                <w:color w:val="000000"/>
-              </w:rPr>
-              <w:t>Master the concept of business ethics and in-depth entrepreneurship and its application in employment.</w:t>
-            </w:r>
-          </w:p>
-        </w:tc>
-      </w:tr>
-      <w:tr>
-        <w:trPr>
-          <w:trHeight w:val="700"/>
-        </w:trPr>
-        <w:tc>
-          <w:tcPr>
-            <w:tcW w:w="4677" w:type="dxa"/>
-          </w:tcPr>
-          <w:p>
-            <w:pPr>
-              <w:pStyle w:val="ListParagraph"/>
-              <w:numPr>
-                <w:ilvl w:val="0"/>
-                <w:numId w:val="12"/>
-              </w:numPr>
-              <w:ind w:left="345"/>
-              <w:contextualSpacing w:val="0"/>
-              <w:jc w:val="both"/>
-              <w:rPr>
-                <w:color w:val="000000"/>
-                <w:lang w:val="id-ID"/>
-              </w:rPr>
-            </w:pPr>
-            <w:r>
-              <w:rPr>
-                <w:color w:val="000000"/>
-                <w:lang w:val="id-ID"/>
-              </w:rPr>
-              <w:t>Menguasi teori dan konsep analisis laporan keuangan perusahaan</w:t>
-            </w:r>
-          </w:p>
-        </w:tc>
-        <w:tc>
-          <w:tcPr>
-            <w:tcW w:w="4253" w:type="dxa"/>
-          </w:tcPr>
-          <w:p>
-            <w:pPr>
-              <w:pStyle w:val="ListParagraph"/>
-              <w:numPr>
-                <w:ilvl w:val="0"/>
-                <w:numId w:val="14"/>
-              </w:numPr>
-              <w:ind w:left="342" w:hanging="342"/>
-              <w:contextualSpacing w:val="0"/>
-              <w:jc w:val="both"/>
-              <w:rPr>
-                <w:color w:val="000000"/>
-              </w:rPr>
-            </w:pPr>
-            <w:r>
-              <w:rPr>
-                <w:color w:val="000000"/>
-              </w:rPr>
-              <w:t>Master the theory and concept analysis of corporate financial statements.</w:t>
-            </w:r>
-          </w:p>
-        </w:tc>
-      </w:tr>
-      <w:tr>
-        <w:trPr>
-          <w:trHeight w:val="700"/>
-        </w:trPr>
-        <w:tc>
-          <w:tcPr>
-            <w:tcW w:w="4677" w:type="dxa"/>
-          </w:tcPr>
-          <w:p>
-            <w:pPr>
-              <w:pStyle w:val="ListParagraph"/>
-              <w:numPr>
-                <w:ilvl w:val="0"/>
-                <w:numId w:val="12"/>
-              </w:numPr>
-              <w:ind w:left="345"/>
-              <w:contextualSpacing w:val="0"/>
-              <w:jc w:val="both"/>
-              <w:rPr>
-                <w:color w:val="000000"/>
-                <w:lang w:val="id-ID"/>
-              </w:rPr>
-            </w:pPr>
-            <w:r>
-              <w:rPr>
-                <w:color w:val="000000"/>
-                <w:lang w:val="id-ID"/>
-              </w:rPr>
-              <w:t>Menguasai konsep teoritis akuntansi secara mendalam dan penerapannya pada bidang akuntansi secara spesifik untuk menyelesaikan masalah secara sistematis.</w:t>
-            </w:r>
-          </w:p>
-        </w:tc>
-        <w:tc>
-          <w:tcPr>
-            <w:tcW w:w="4253" w:type="dxa"/>
-          </w:tcPr>
-          <w:p>
-            <w:pPr>
-              <w:pStyle w:val="ListParagraph"/>
-              <w:numPr>
-                <w:ilvl w:val="0"/>
-                <w:numId w:val="14"/>
-              </w:numPr>
-              <w:ind w:left="342" w:hanging="342"/>
-              <w:contextualSpacing w:val="0"/>
-              <w:jc w:val="both"/>
-              <w:rPr>
-                <w:color w:val="000000"/>
-                <w:lang w:val="id-ID"/>
-              </w:rPr>
-            </w:pPr>
-            <w:r>
-              <w:rPr>
-                <w:color w:val="000000"/>
-              </w:rPr>
-              <w:t>Master the theoretical concepts of accounting in depth and its application in the field of accounting specifically to solve problems systematically.</w:t>
-            </w:r>
-          </w:p>
-        </w:tc>
-      </w:tr>
-      <w:tr>
-        <w:trPr>
-          <w:trHeight w:val="740"/>
-        </w:trPr>
-        <w:tc>
-          <w:tcPr>
-            <w:tcW w:w="4677" w:type="dxa"/>
-          </w:tcPr>
-          <w:p>
-            <w:pPr>
-              <w:pStyle w:val="ListParagraph"/>
-              <w:numPr>
-                <w:ilvl w:val="0"/>
-                <w:numId w:val="12"/>
-              </w:numPr>
-              <w:ind w:left="345"/>
-              <w:contextualSpacing w:val="0"/>
-              <w:jc w:val="both"/>
-              <w:rPr>
-                <w:color w:val="000000"/>
-                <w:lang w:val="id-ID"/>
-              </w:rPr>
-            </w:pPr>
-            <w:r>
-              <w:rPr>
-                <w:color w:val="000000"/>
-                <w:lang w:val="id-ID"/>
-              </w:rPr>
-              <w:t xml:space="preserve">Menguasai konsep etika bisnis dan berwirausaha yang mendalam dan penerapannya di lapangan kerja </w:t>
-            </w:r>
-          </w:p>
-        </w:tc>
-        <w:tc>
-          <w:tcPr>
-            <w:tcW w:w="4253" w:type="dxa"/>
-          </w:tcPr>
-          <w:p>
-            <w:pPr>
-              <w:pStyle w:val="ListParagraph"/>
-              <w:numPr>
-                <w:ilvl w:val="0"/>
-                <w:numId w:val="14"/>
-              </w:numPr>
-              <w:ind w:left="342" w:hanging="342"/>
-              <w:contextualSpacing w:val="0"/>
-              <w:jc w:val="both"/>
-              <w:rPr>
-                <w:color w:val="000000"/>
-                <w:lang w:val="id-ID"/>
-              </w:rPr>
-            </w:pPr>
-            <w:r>
-              <w:rPr>
-                <w:color w:val="000000"/>
-              </w:rPr>
-              <w:t>Master the concept of business ethics and in-depth entrepreneurship and its application in employment.</w:t>
-            </w:r>
-          </w:p>
-        </w:tc>
-      </w:tr>
-      <w:tr>
-        <w:trPr>
-          <w:trHeight w:val="440"/>
-        </w:trPr>
-        <w:tc>
-          <w:tcPr>
-            <w:tcW w:w="4677" w:type="dxa"/>
-          </w:tcPr>
-          <w:p>
-            <w:pPr>
-              <w:pStyle w:val="ListParagraph"/>
-              <w:numPr>
-                <w:ilvl w:val="0"/>
-                <w:numId w:val="12"/>
-              </w:numPr>
-              <w:ind w:left="345"/>
-              <w:contextualSpacing w:val="0"/>
-              <w:jc w:val="both"/>
-              <w:rPr>
-                <w:color w:val="000000"/>
-                <w:lang w:val="id-ID"/>
-              </w:rPr>
-            </w:pPr>
-            <w:r>
-              <w:rPr>
-                <w:color w:val="000000"/>
-                <w:lang w:val="id-ID"/>
-              </w:rPr>
-              <w:t>Menguasai konsep dan teori sektor publik dan pemerintahan yang dapat diterapkan pada bidang akuntansi.</w:t>
-            </w:r>
-          </w:p>
-        </w:tc>
-        <w:tc>
-          <w:tcPr>
-            <w:tcW w:w="4253" w:type="dxa"/>
-          </w:tcPr>
-          <w:p>
-            <w:pPr>
-              <w:pStyle w:val="ListParagraph"/>
-              <w:numPr>
-                <w:ilvl w:val="0"/>
-                <w:numId w:val="14"/>
-              </w:numPr>
-              <w:ind w:left="342" w:hanging="342"/>
-              <w:contextualSpacing w:val="0"/>
-              <w:jc w:val="both"/>
-              <w:rPr>
-                <w:color w:val="000000"/>
-                <w:lang w:val="id-ID"/>
-              </w:rPr>
-            </w:pPr>
-            <w:r>
-              <w:rPr>
-                <w:color w:val="000000"/>
-              </w:rPr>
-              <w:t>Master the concept and theory of public sector and government that can be applied to the field of accounting.</w:t>
-            </w:r>
-          </w:p>
-        </w:tc>
-      </w:tr>
-      <w:tr>
-        <w:trPr>
-          <w:trHeight w:val="700"/>
-        </w:trPr>
-        <w:tc>
-          <w:tcPr>
-            <w:tcW w:w="4677" w:type="dxa"/>
-          </w:tcPr>
-          <w:p>
-            <w:pPr>
-              <w:pStyle w:val="ListParagraph"/>
-              <w:numPr>
-                <w:ilvl w:val="0"/>
-                <w:numId w:val="12"/>
-              </w:numPr>
-              <w:ind w:left="345"/>
-              <w:contextualSpacing w:val="0"/>
-              <w:jc w:val="both"/>
-              <w:rPr>
-                <w:color w:val="000000"/>
-                <w:lang w:val="id-ID"/>
-              </w:rPr>
-            </w:pPr>
-            <w:r>
-              <w:rPr>
-                <w:color w:val="000000"/>
-                <w:lang w:val="id-ID"/>
-              </w:rPr>
-              <w:t>Menguasai teori dan mekanisme transaksi perdagangan     efek di pasar modal Indonesia</w:t>
-            </w:r>
-          </w:p>
-        </w:tc>
-        <w:tc>
-          <w:tcPr>
-            <w:tcW w:w="4253" w:type="dxa"/>
-          </w:tcPr>
-          <w:p>
-            <w:pPr>
-              <w:pStyle w:val="ListParagraph"/>
-              <w:numPr>
-                <w:ilvl w:val="0"/>
-                <w:numId w:val="14"/>
-              </w:numPr>
-              <w:ind w:left="342" w:hanging="342"/>
-              <w:contextualSpacing w:val="0"/>
-              <w:jc w:val="both"/>
-              <w:rPr>
-                <w:color w:val="000000"/>
-              </w:rPr>
-            </w:pPr>
-            <w:r>
-              <w:rPr>
-                <w:color w:val="000000"/>
-              </w:rPr>
-              <w:t>Master the theory and mechanism of securities trading transactions in Indonesian capital market</w:t>
-            </w:r>
-          </w:p>
-        </w:tc>
-      </w:tr>
-      <w:tr>
-        <w:trPr>
-          <w:trHeight w:val="720"/>
-        </w:trPr>
-        <w:tc>
-          <w:tcPr>
-            <w:tcW w:w="4677" w:type="dxa"/>
-          </w:tcPr>
-          <w:p>
-            <w:pPr>
-              <w:pStyle w:val="ListParagraph"/>
-              <w:numPr>
-                <w:ilvl w:val="0"/>
-                <w:numId w:val="12"/>
-              </w:numPr>
-              <w:ind w:left="345"/>
-              <w:contextualSpacing w:val="0"/>
-              <w:jc w:val="both"/>
-              <w:rPr>
-                <w:color w:val="000000"/>
-                <w:lang w:val="id-ID"/>
-              </w:rPr>
-            </w:pPr>
-            <w:r>
-              <w:rPr>
-                <w:color w:val="000000"/>
-                <w:lang w:val="id-ID"/>
-              </w:rPr>
-              <w:t>Menguasi teori dan konsep analisis laporan keuangan perusahaan</w:t>
-            </w:r>
-          </w:p>
-        </w:tc>
-        <w:tc>
-          <w:tcPr>
-            <w:tcW w:w="4253" w:type="dxa"/>
-          </w:tcPr>
-          <w:p>
-            <w:pPr>
-              <w:pStyle w:val="ListParagraph"/>
-              <w:numPr>
-                <w:ilvl w:val="0"/>
-                <w:numId w:val="14"/>
-              </w:numPr>
-              <w:ind w:left="342" w:hanging="342"/>
-              <w:contextualSpacing w:val="0"/>
-              <w:jc w:val="both"/>
-              <w:rPr>
-                <w:color w:val="000000"/>
-                <w:lang w:val="id-ID"/>
-              </w:rPr>
-            </w:pPr>
-            <w:r>
-              <w:rPr>
-                <w:color w:val="000000"/>
-                <w:lang w:val="id-ID"/>
-              </w:rPr>
-              <w:t>M</w:t>
-            </w:r>
-            <w:r>
-              <w:rPr>
-                <w:color w:val="000000"/>
-              </w:rPr>
-              <w:t>aster the theory and concept analysis of corporate financial statement</w:t>
-            </w:r>
-          </w:p>
-        </w:tc>
-      </w:tr>
-      <w:tr>
-        <w:trPr>
-          <w:trHeight w:val="380"/>
-        </w:trPr>
-        <w:tc>
-          <w:tcPr>
-            <w:tcW w:w="4677" w:type="dxa"/>
-          </w:tcPr>
-          <w:p>
-            <w:pPr>
-              <w:pStyle w:val="ListParagraph"/>
-              <w:numPr>
-                <w:ilvl w:val="0"/>
-                <w:numId w:val="12"/>
-              </w:numPr>
-              <w:ind w:left="345"/>
-              <w:contextualSpacing w:val="0"/>
-              <w:jc w:val="both"/>
-              <w:rPr>
-                <w:color w:val="000000"/>
-                <w:lang w:val="id-ID"/>
-              </w:rPr>
-            </w:pPr>
-            <w:r>
-              <w:rPr>
-                <w:color w:val="000000"/>
-                <w:lang w:val="id-ID"/>
-              </w:rPr>
-              <w:t>Menguasai konsep hukum dan etika yang terkait dengan transaksi efek</w:t>
-            </w:r>
-          </w:p>
-        </w:tc>
-        <w:tc>
-          <w:tcPr>
-            <w:tcW w:w="4253" w:type="dxa"/>
-          </w:tcPr>
-          <w:p>
-            <w:pPr>
-              <w:pStyle w:val="ListParagraph"/>
-              <w:numPr>
-                <w:ilvl w:val="0"/>
-                <w:numId w:val="14"/>
-              </w:numPr>
-              <w:ind w:left="342" w:hanging="342"/>
-              <w:contextualSpacing w:val="0"/>
-              <w:jc w:val="both"/>
-              <w:rPr>
-                <w:color w:val="000000"/>
-              </w:rPr>
-            </w:pPr>
-            <w:r>
-              <w:rPr>
-                <w:color w:val="000000"/>
-                <w:lang w:val="id-ID"/>
-              </w:rPr>
-              <w:t>M</w:t>
-            </w:r>
-            <w:r>
-              <w:rPr>
-                <w:color w:val="000000"/>
-              </w:rPr>
-              <w:t>aster the legal and ethical concepts associated with securities transactions</w:t>
-            </w:r>
-          </w:p>
-        </w:tc>
-      </w:tr>
-      <w:tr>
-        <w:trPr>
-          <w:trHeight w:val="520"/>
-        </w:trPr>
-        <w:tc>
-          <w:tcPr>
-            <w:tcW w:w="4677" w:type="dxa"/>
-          </w:tcPr>
-          <w:p>
-            <w:pPr>
-              <w:pStyle w:val="ListParagraph"/>
-              <w:numPr>
-                <w:ilvl w:val="0"/>
-                <w:numId w:val="12"/>
-              </w:numPr>
-              <w:ind w:left="345"/>
-              <w:contextualSpacing w:val="0"/>
-              <w:jc w:val="both"/>
-              <w:rPr>
-                <w:color w:val="000000"/>
-                <w:lang w:val="id-ID"/>
-              </w:rPr>
-            </w:pPr>
-            <w:r>
-              <w:rPr>
-                <w:color w:val="000000"/>
-                <w:lang w:val="id-ID"/>
-              </w:rPr>
-              <w:t>Menguasai konsep teoritis akuntansi secara mendalam dan penerapannya pada bidang akuntansi secara spesifik untuk menyelesaikan masalah secara sistematis.</w:t>
-            </w:r>
-          </w:p>
-        </w:tc>
-        <w:tc>
-          <w:tcPr>
-            <w:tcW w:w="4253" w:type="dxa"/>
-          </w:tcPr>
-          <w:p>
-            <w:pPr>
-              <w:pStyle w:val="ListParagraph"/>
-              <w:numPr>
-                <w:ilvl w:val="0"/>
-                <w:numId w:val="14"/>
-              </w:numPr>
-              <w:ind w:left="342" w:hanging="342"/>
-              <w:contextualSpacing w:val="0"/>
-              <w:jc w:val="both"/>
-              <w:rPr>
-                <w:color w:val="000000"/>
-                <w:lang w:val="id-ID"/>
-              </w:rPr>
-            </w:pPr>
-            <w:r>
-              <w:rPr>
-                <w:color w:val="000000"/>
-              </w:rPr>
-              <w:t>Master the theoretical concepts of accounting in depth and its application in the field of accounting specifically to solve problems systematically.</w:t>
-            </w:r>
-          </w:p>
-        </w:tc>
-      </w:tr>
-      <w:tr>
-        <w:trPr>
-          <w:trHeight w:val="520"/>
-        </w:trPr>
-        <w:tc>
-          <w:tcPr>
-            <w:tcW w:w="4677" w:type="dxa"/>
-          </w:tcPr>
-          <w:p>
-            <w:pPr>
-              <w:pStyle w:val="ListParagraph"/>
-              <w:numPr>
-                <w:ilvl w:val="0"/>
-                <w:numId w:val="12"/>
-              </w:numPr>
-              <w:ind w:left="345"/>
-              <w:contextualSpacing w:val="0"/>
-              <w:jc w:val="both"/>
-              <w:rPr>
-                <w:color w:val="000000"/>
-                <w:lang w:val="id-ID"/>
-              </w:rPr>
-            </w:pPr>
-            <w:r>
-              <w:rPr>
-                <w:color w:val="000000"/>
-                <w:lang w:val="id-ID"/>
-              </w:rPr>
-              <w:t xml:space="preserve">Menguasai konsep etika bisnis dan berwirausaha yang mendalam dan penerapannya di lapangan kerja </w:t>
-            </w:r>
-          </w:p>
-        </w:tc>
-        <w:tc>
-          <w:tcPr>
-            <w:tcW w:w="4253" w:type="dxa"/>
-          </w:tcPr>
-          <w:p>
-            <w:pPr>
-              <w:pStyle w:val="ListParagraph"/>
-              <w:numPr>
-                <w:ilvl w:val="0"/>
-                <w:numId w:val="14"/>
-              </w:numPr>
-              <w:ind w:left="342" w:hanging="342"/>
-              <w:contextualSpacing w:val="0"/>
-              <w:jc w:val="both"/>
-              <w:rPr>
-                <w:color w:val="000000"/>
-                <w:lang w:val="id-ID"/>
-              </w:rPr>
-            </w:pPr>
-            <w:r>
-              <w:rPr>
-                <w:color w:val="000000"/>
-              </w:rPr>
-              <w:t>Master the concept of business ethics and in-depth entrepreneurship and its application in employment.</w:t>
-            </w:r>
-          </w:p>
-        </w:tc>
-      </w:tr>
-      <w:tr>
-        <w:trPr>
-          <w:trHeight w:val="520"/>
-        </w:trPr>
-        <w:tc>
-          <w:tcPr>
-            <w:tcW w:w="4677" w:type="dxa"/>
-          </w:tcPr>
-          <w:p>
-            <w:pPr>
-              <w:pStyle w:val="ListParagraph"/>
-              <w:numPr>
-                <w:ilvl w:val="0"/>
-                <w:numId w:val="12"/>
-              </w:numPr>
-              <w:ind w:left="345"/>
-              <w:contextualSpacing w:val="0"/>
-              <w:jc w:val="both"/>
-              <w:rPr>
-                <w:color w:val="000000"/>
-                <w:lang w:val="id-ID"/>
-              </w:rPr>
-            </w:pPr>
-            <w:r>
-              <w:rPr>
-                <w:color w:val="000000"/>
-                <w:lang w:val="id-ID"/>
-              </w:rPr>
-              <w:t>Menguasai Landasan Normatif dan landasan Operasional Muhammadiyah yang telah diikuti melalui jenjang pengkaderan Muhammadiyah</w:t>
-            </w:r>
-          </w:p>
-        </w:tc>
-        <w:tc>
-          <w:tcPr>
-            <w:tcW w:w="4253" w:type="dxa"/>
-          </w:tcPr>
-          <w:p>
-            <w:pPr>
-              <w:pStyle w:val="ListParagraph"/>
-              <w:numPr>
-                <w:ilvl w:val="0"/>
-                <w:numId w:val="14"/>
-              </w:numPr>
-              <w:ind w:left="342" w:hanging="342"/>
-              <w:contextualSpacing w:val="0"/>
-              <w:jc w:val="both"/>
-              <w:rPr>
-                <w:color w:val="000000"/>
-                <w:lang w:val="id-ID"/>
-              </w:rPr>
-            </w:pPr>
-            <w:r>
-              <w:rPr>
-                <w:color w:val="000000"/>
-              </w:rPr>
-              <w:t>Master the Normative and Operational foundation of Muhammadiyah that has been followed through the level of regeneration in Muhammadiyah</w:t>
+                <w:color w:val="FF0000"/>
+              </w:rPr>
+            </w:pPr>
+            <w:r>
+              <w:rPr>
+                <w:color w:val="EE0000"/>
+              </w:rPr>
+              <w:t>${CP_PENGETAHUAN_EN}</w:t>
             </w:r>
           </w:p>
         </w:tc>
@@ -6910,454 +4777,12 @@
                 <w:color w:val="000000"/>
               </w:rPr>
             </w:pPr>
-            <w:proofErr w:type="spellStart"/>
             <w:r>
               <w:rPr>
                 <w:color w:val="000000"/>
               </w:rPr>
               <w:lastRenderedPageBreak/>
-              <w:t>Kerangka</w:t>
-            </w:r>
-            <w:proofErr w:type="spellEnd"/>
-            <w:r>
-              <w:rPr>
-                <w:color w:val="000000"/>
-              </w:rPr>
-              <w:t xml:space="preserve"> </w:t>
-            </w:r>
-            <w:proofErr w:type="spellStart"/>
-            <w:r>
-              <w:rPr>
-                <w:color w:val="000000"/>
-              </w:rPr>
-              <w:t>Kualifikasi</w:t>
-            </w:r>
-            <w:proofErr w:type="spellEnd"/>
-            <w:r>
-              <w:rPr>
-                <w:color w:val="000000"/>
-              </w:rPr>
-              <w:t xml:space="preserve"> Nasional Indonesia (KKNI) </w:t>
-            </w:r>
-            <w:proofErr w:type="spellStart"/>
-            <w:r>
-              <w:rPr>
-                <w:color w:val="000000"/>
-              </w:rPr>
-              <w:t>adalah</w:t>
-            </w:r>
-            <w:proofErr w:type="spellEnd"/>
-            <w:r>
-              <w:rPr>
-                <w:color w:val="000000"/>
-              </w:rPr>
-              <w:t xml:space="preserve"> </w:t>
-            </w:r>
-            <w:proofErr w:type="spellStart"/>
-            <w:r>
-              <w:rPr>
-                <w:color w:val="000000"/>
-              </w:rPr>
-              <w:t>kerangka</w:t>
-            </w:r>
-            <w:proofErr w:type="spellEnd"/>
-            <w:r>
-              <w:rPr>
-                <w:color w:val="000000"/>
-              </w:rPr>
-              <w:t xml:space="preserve"> </w:t>
-            </w:r>
-            <w:proofErr w:type="spellStart"/>
-            <w:r>
-              <w:rPr>
-                <w:color w:val="000000"/>
-              </w:rPr>
-              <w:t>penjenjangan</w:t>
-            </w:r>
-            <w:proofErr w:type="spellEnd"/>
-            <w:r>
-              <w:rPr>
-                <w:color w:val="000000"/>
-              </w:rPr>
-              <w:t xml:space="preserve"> </w:t>
-            </w:r>
-            <w:proofErr w:type="spellStart"/>
-            <w:r>
-              <w:rPr>
-                <w:color w:val="000000"/>
-              </w:rPr>
-              <w:t>kualifikasi</w:t>
-            </w:r>
-            <w:proofErr w:type="spellEnd"/>
-            <w:r>
-              <w:rPr>
-                <w:color w:val="000000"/>
-              </w:rPr>
-              <w:t xml:space="preserve"> </w:t>
-            </w:r>
-            <w:proofErr w:type="spellStart"/>
-            <w:r>
-              <w:rPr>
-                <w:color w:val="000000"/>
-              </w:rPr>
-              <w:t>kompetensi</w:t>
-            </w:r>
-            <w:proofErr w:type="spellEnd"/>
-            <w:r>
-              <w:rPr>
-                <w:color w:val="000000"/>
-              </w:rPr>
-              <w:t xml:space="preserve"> yang </w:t>
-            </w:r>
-            <w:proofErr w:type="spellStart"/>
-            <w:r>
-              <w:rPr>
-                <w:color w:val="000000"/>
-              </w:rPr>
-              <w:t>dapat</w:t>
-            </w:r>
-            <w:proofErr w:type="spellEnd"/>
-            <w:r>
-              <w:rPr>
-                <w:color w:val="000000"/>
-              </w:rPr>
-              <w:t xml:space="preserve"> </w:t>
-            </w:r>
-            <w:proofErr w:type="spellStart"/>
-            <w:r>
-              <w:rPr>
-                <w:color w:val="000000"/>
-              </w:rPr>
-              <w:t>menyandingkan</w:t>
-            </w:r>
-            <w:proofErr w:type="spellEnd"/>
-            <w:r>
-              <w:rPr>
-                <w:color w:val="000000"/>
-              </w:rPr>
-              <w:t xml:space="preserve">, </w:t>
-            </w:r>
-            <w:proofErr w:type="spellStart"/>
-            <w:r>
-              <w:rPr>
-                <w:color w:val="000000"/>
-              </w:rPr>
-              <w:t>menyetarakan</w:t>
-            </w:r>
-            <w:proofErr w:type="spellEnd"/>
-            <w:r>
-              <w:rPr>
-                <w:color w:val="000000"/>
-              </w:rPr>
-              <w:t xml:space="preserve">, dan </w:t>
-            </w:r>
-            <w:proofErr w:type="spellStart"/>
-            <w:r>
-              <w:rPr>
-                <w:color w:val="000000"/>
-              </w:rPr>
-              <w:t>mengintegrasikan</w:t>
-            </w:r>
-            <w:proofErr w:type="spellEnd"/>
-            <w:r>
-              <w:rPr>
-                <w:color w:val="000000"/>
-              </w:rPr>
-              <w:t xml:space="preserve"> </w:t>
-            </w:r>
-            <w:proofErr w:type="spellStart"/>
-            <w:r>
-              <w:rPr>
-                <w:color w:val="000000"/>
-              </w:rPr>
-              <w:t>antara</w:t>
-            </w:r>
-            <w:proofErr w:type="spellEnd"/>
-            <w:r>
-              <w:rPr>
-                <w:color w:val="000000"/>
-              </w:rPr>
-              <w:t xml:space="preserve"> </w:t>
-            </w:r>
-            <w:proofErr w:type="spellStart"/>
-            <w:r>
-              <w:rPr>
-                <w:color w:val="000000"/>
-              </w:rPr>
-              <w:t>bidang</w:t>
-            </w:r>
-            <w:proofErr w:type="spellEnd"/>
-            <w:r>
-              <w:rPr>
-                <w:color w:val="000000"/>
-              </w:rPr>
-              <w:t xml:space="preserve"> </w:t>
-            </w:r>
-            <w:proofErr w:type="spellStart"/>
-            <w:r>
-              <w:rPr>
-                <w:color w:val="000000"/>
-              </w:rPr>
-              <w:t>pendidikan</w:t>
-            </w:r>
-            <w:proofErr w:type="spellEnd"/>
-            <w:r>
-              <w:rPr>
-                <w:color w:val="000000"/>
-              </w:rPr>
-              <w:t xml:space="preserve"> dan </w:t>
-            </w:r>
-            <w:proofErr w:type="spellStart"/>
-            <w:r>
-              <w:rPr>
-                <w:color w:val="000000"/>
-              </w:rPr>
-              <w:t>bidang</w:t>
-            </w:r>
-            <w:proofErr w:type="spellEnd"/>
-            <w:r>
-              <w:rPr>
-                <w:color w:val="000000"/>
-              </w:rPr>
-              <w:t xml:space="preserve"> </w:t>
-            </w:r>
-            <w:proofErr w:type="spellStart"/>
-            <w:r>
-              <w:rPr>
-                <w:color w:val="000000"/>
-              </w:rPr>
-              <w:t>pelatihan</w:t>
-            </w:r>
-            <w:proofErr w:type="spellEnd"/>
-            <w:r>
-              <w:rPr>
-                <w:color w:val="000000"/>
-              </w:rPr>
-              <w:t xml:space="preserve"> </w:t>
-            </w:r>
-            <w:proofErr w:type="spellStart"/>
-            <w:r>
-              <w:rPr>
-                <w:color w:val="000000"/>
-              </w:rPr>
-              <w:t>kerja</w:t>
-            </w:r>
-            <w:proofErr w:type="spellEnd"/>
-            <w:r>
-              <w:rPr>
-                <w:color w:val="000000"/>
-              </w:rPr>
-              <w:t xml:space="preserve"> </w:t>
-            </w:r>
-            <w:proofErr w:type="spellStart"/>
-            <w:r>
-              <w:rPr>
-                <w:color w:val="000000"/>
-              </w:rPr>
-              <w:t>serta</w:t>
-            </w:r>
-            <w:proofErr w:type="spellEnd"/>
-            <w:r>
-              <w:rPr>
-                <w:color w:val="000000"/>
-              </w:rPr>
-              <w:t xml:space="preserve"> </w:t>
-            </w:r>
-            <w:proofErr w:type="spellStart"/>
-            <w:r>
-              <w:rPr>
-                <w:color w:val="000000"/>
-              </w:rPr>
-              <w:t>pengalaman</w:t>
-            </w:r>
-            <w:proofErr w:type="spellEnd"/>
-            <w:r>
-              <w:rPr>
-                <w:color w:val="000000"/>
-              </w:rPr>
-              <w:t xml:space="preserve"> </w:t>
-            </w:r>
-            <w:proofErr w:type="spellStart"/>
-            <w:r>
-              <w:rPr>
-                <w:color w:val="000000"/>
-              </w:rPr>
-              <w:t>kerja</w:t>
-            </w:r>
-            <w:proofErr w:type="spellEnd"/>
-            <w:r>
-              <w:rPr>
-                <w:color w:val="000000"/>
-              </w:rPr>
-              <w:t xml:space="preserve"> </w:t>
-            </w:r>
-            <w:proofErr w:type="spellStart"/>
-            <w:r>
-              <w:rPr>
-                <w:color w:val="000000"/>
-              </w:rPr>
-              <w:t>dalam</w:t>
-            </w:r>
-            <w:proofErr w:type="spellEnd"/>
-            <w:r>
-              <w:rPr>
-                <w:color w:val="000000"/>
-              </w:rPr>
-              <w:t xml:space="preserve"> </w:t>
-            </w:r>
-            <w:proofErr w:type="spellStart"/>
-            <w:r>
-              <w:rPr>
-                <w:color w:val="000000"/>
-              </w:rPr>
-              <w:t>rangka</w:t>
-            </w:r>
-            <w:proofErr w:type="spellEnd"/>
-            <w:r>
-              <w:rPr>
-                <w:color w:val="000000"/>
-              </w:rPr>
-              <w:t xml:space="preserve"> </w:t>
-            </w:r>
-            <w:proofErr w:type="spellStart"/>
-            <w:r>
-              <w:rPr>
-                <w:color w:val="000000"/>
-              </w:rPr>
-              <w:t>pemberian</w:t>
-            </w:r>
-            <w:proofErr w:type="spellEnd"/>
-            <w:r>
-              <w:rPr>
-                <w:color w:val="000000"/>
-              </w:rPr>
-              <w:t xml:space="preserve"> </w:t>
-            </w:r>
-            <w:proofErr w:type="spellStart"/>
-            <w:r>
-              <w:rPr>
-                <w:color w:val="000000"/>
-              </w:rPr>
-              <w:t>pengakuan</w:t>
-            </w:r>
-            <w:proofErr w:type="spellEnd"/>
-            <w:r>
-              <w:rPr>
-                <w:color w:val="000000"/>
-              </w:rPr>
-              <w:t xml:space="preserve"> </w:t>
-            </w:r>
-            <w:proofErr w:type="spellStart"/>
-            <w:r>
-              <w:rPr>
-                <w:color w:val="000000"/>
-              </w:rPr>
-              <w:t>kompetensi</w:t>
-            </w:r>
-            <w:proofErr w:type="spellEnd"/>
-            <w:r>
-              <w:rPr>
-                <w:color w:val="000000"/>
-              </w:rPr>
-              <w:t xml:space="preserve"> </w:t>
-            </w:r>
-            <w:proofErr w:type="spellStart"/>
-            <w:r>
-              <w:rPr>
-                <w:color w:val="000000"/>
-              </w:rPr>
-              <w:t>kerja</w:t>
-            </w:r>
-            <w:proofErr w:type="spellEnd"/>
-            <w:r>
-              <w:rPr>
-                <w:color w:val="000000"/>
-              </w:rPr>
-              <w:t xml:space="preserve"> </w:t>
-            </w:r>
-            <w:proofErr w:type="spellStart"/>
-            <w:r>
-              <w:rPr>
-                <w:color w:val="000000"/>
-              </w:rPr>
-              <w:t>sesuai</w:t>
-            </w:r>
-            <w:proofErr w:type="spellEnd"/>
-            <w:r>
-              <w:rPr>
-                <w:color w:val="000000"/>
-              </w:rPr>
-              <w:t xml:space="preserve"> </w:t>
-            </w:r>
-            <w:proofErr w:type="spellStart"/>
-            <w:r>
-              <w:rPr>
-                <w:color w:val="000000"/>
-              </w:rPr>
-              <w:t>dengan</w:t>
-            </w:r>
-            <w:proofErr w:type="spellEnd"/>
-            <w:r>
-              <w:rPr>
-                <w:color w:val="000000"/>
-              </w:rPr>
-              <w:t xml:space="preserve"> </w:t>
-            </w:r>
-            <w:proofErr w:type="spellStart"/>
-            <w:r>
-              <w:rPr>
-                <w:color w:val="000000"/>
-              </w:rPr>
-              <w:t>struktur</w:t>
-            </w:r>
-            <w:proofErr w:type="spellEnd"/>
-            <w:r>
-              <w:rPr>
-                <w:color w:val="000000"/>
-              </w:rPr>
-              <w:t xml:space="preserve"> </w:t>
-            </w:r>
-            <w:proofErr w:type="spellStart"/>
-            <w:r>
-              <w:rPr>
-                <w:color w:val="000000"/>
-              </w:rPr>
-              <w:t>pekerjaan</w:t>
-            </w:r>
-            <w:proofErr w:type="spellEnd"/>
-            <w:r>
-              <w:rPr>
-                <w:color w:val="000000"/>
-              </w:rPr>
-              <w:t xml:space="preserve"> </w:t>
-            </w:r>
-            <w:proofErr w:type="spellStart"/>
-            <w:r>
-              <w:rPr>
-                <w:color w:val="000000"/>
-              </w:rPr>
-              <w:t>diberbagai</w:t>
-            </w:r>
-            <w:proofErr w:type="spellEnd"/>
-            <w:r>
-              <w:rPr>
-                <w:color w:val="000000"/>
-              </w:rPr>
-              <w:t xml:space="preserve"> </w:t>
-            </w:r>
-            <w:proofErr w:type="spellStart"/>
-            <w:r>
-              <w:rPr>
-                <w:color w:val="000000"/>
-              </w:rPr>
-              <w:t>sektor</w:t>
-            </w:r>
-            <w:proofErr w:type="spellEnd"/>
-            <w:r>
-              <w:rPr>
-                <w:color w:val="000000"/>
-              </w:rPr>
-              <w:t>.</w:t>
+              <w:t>Kerangka Kualifikasi Nasional Indonesia (KKNI) adalah kerangka penjenjangan kualifikasi kompetensi yang dapat menyandingkan, menyetarakan, dan mengintegrasikan antara bidang pendidikan dan bidang pelatihan kerja serta pengalaman kerja dalam rangka pemberian pengakuan kompetensi kerja sesuai dengan struktur pekerjaan diberbagai sektor.</w:t>
             </w:r>
           </w:p>
           <w:p>
@@ -7374,30 +4799,8 @@
               <w:rPr>
                 <w:color w:val="000000"/>
               </w:rPr>
-              <w:t xml:space="preserve">Tujuan </w:t>
-            </w:r>
-            <w:proofErr w:type="spellStart"/>
-            <w:r>
-              <w:rPr>
-                <w:color w:val="000000"/>
-              </w:rPr>
-              <w:t>Khusus</w:t>
-            </w:r>
-            <w:proofErr w:type="spellEnd"/>
-            <w:r>
-              <w:rPr>
-                <w:color w:val="000000"/>
-              </w:rPr>
-              <w:t xml:space="preserve"> Pendidikan Sarjana (level 6 KKNI) </w:t>
-            </w:r>
-            <w:proofErr w:type="spellStart"/>
-            <w:r>
-              <w:rPr>
-                <w:color w:val="000000"/>
-              </w:rPr>
-              <w:t>adalah</w:t>
-            </w:r>
-            <w:proofErr w:type="spellEnd"/>
+              <w:t>Tujuan Khusus Pendidikan Sarjana (level 6 KKNI) adalah</w:t>
+            </w:r>
           </w:p>
           <w:p>
             <w:pPr>
@@ -7409,33 +4812,11 @@
                 <w:color w:val="000000"/>
               </w:rPr>
             </w:pPr>
-            <w:proofErr w:type="spellStart"/>
             <w:r>
               <w:rPr>
                 <w:color w:val="000000"/>
               </w:rPr>
-              <w:t>sebagai</w:t>
-            </w:r>
-            <w:proofErr w:type="spellEnd"/>
-            <w:r>
-              <w:rPr>
-                <w:color w:val="000000"/>
-              </w:rPr>
-              <w:t xml:space="preserve"> </w:t>
-            </w:r>
-            <w:proofErr w:type="spellStart"/>
-            <w:r>
-              <w:rPr>
-                <w:color w:val="000000"/>
-              </w:rPr>
-              <w:t>berikut</w:t>
-            </w:r>
-            <w:proofErr w:type="spellEnd"/>
-            <w:r>
-              <w:rPr>
-                <w:color w:val="000000"/>
-              </w:rPr>
-              <w:t>:</w:t>
+              <w:t>sebagai berikut:</w:t>
             </w:r>
           </w:p>
           <w:p>
@@ -7454,209 +4835,11 @@
                 <w:color w:val="000000"/>
               </w:rPr>
             </w:pPr>
-            <w:proofErr w:type="gramStart"/>
             <w:r>
               <w:rPr>
                 <w:color w:val="000000"/>
               </w:rPr>
-              <w:t xml:space="preserve">Mampu  </w:t>
-            </w:r>
-            <w:proofErr w:type="spellStart"/>
-            <w:r>
-              <w:rPr>
-                <w:color w:val="000000"/>
-              </w:rPr>
-              <w:t>mengaplikasikan</w:t>
-            </w:r>
-            <w:proofErr w:type="spellEnd"/>
-            <w:proofErr w:type="gramEnd"/>
-            <w:r>
-              <w:rPr>
-                <w:color w:val="000000"/>
-              </w:rPr>
-              <w:t xml:space="preserve"> </w:t>
-            </w:r>
-            <w:proofErr w:type="spellStart"/>
-            <w:r>
-              <w:rPr>
-                <w:color w:val="000000"/>
-              </w:rPr>
-              <w:t>bidang</w:t>
-            </w:r>
-            <w:proofErr w:type="spellEnd"/>
-            <w:r>
-              <w:rPr>
-                <w:color w:val="000000"/>
-              </w:rPr>
-              <w:t xml:space="preserve"> </w:t>
-            </w:r>
-            <w:proofErr w:type="spellStart"/>
-            <w:r>
-              <w:rPr>
-                <w:color w:val="000000"/>
-              </w:rPr>
-              <w:t>keahliannya</w:t>
-            </w:r>
-            <w:proofErr w:type="spellEnd"/>
-            <w:r>
-              <w:rPr>
-                <w:color w:val="000000"/>
-              </w:rPr>
-              <w:t xml:space="preserve"> dan </w:t>
-            </w:r>
-            <w:proofErr w:type="spellStart"/>
-            <w:r>
-              <w:rPr>
-                <w:color w:val="000000"/>
-              </w:rPr>
-              <w:t>memanfaatkan</w:t>
-            </w:r>
-            <w:proofErr w:type="spellEnd"/>
-            <w:r>
-              <w:rPr>
-                <w:color w:val="000000"/>
-              </w:rPr>
-              <w:t xml:space="preserve"> IPTEKS pada </w:t>
-            </w:r>
-            <w:proofErr w:type="spellStart"/>
-            <w:r>
-              <w:rPr>
-                <w:color w:val="000000"/>
-              </w:rPr>
-              <w:t>bidangnya</w:t>
-            </w:r>
-            <w:proofErr w:type="spellEnd"/>
-            <w:r>
-              <w:rPr>
-                <w:color w:val="000000"/>
-              </w:rPr>
-              <w:t xml:space="preserve"> </w:t>
-            </w:r>
-            <w:proofErr w:type="spellStart"/>
-            <w:r>
-              <w:rPr>
-                <w:color w:val="000000"/>
-              </w:rPr>
-              <w:t>dalam</w:t>
-            </w:r>
-            <w:proofErr w:type="spellEnd"/>
-            <w:r>
-              <w:rPr>
-                <w:color w:val="000000"/>
-              </w:rPr>
-              <w:t xml:space="preserve"> </w:t>
-            </w:r>
-            <w:proofErr w:type="spellStart"/>
-            <w:r>
-              <w:rPr>
-                <w:color w:val="000000"/>
-              </w:rPr>
-              <w:t>penyelesaian</w:t>
-            </w:r>
-            <w:proofErr w:type="spellEnd"/>
-            <w:r>
-              <w:rPr>
-                <w:color w:val="000000"/>
-              </w:rPr>
-              <w:t xml:space="preserve"> </w:t>
-            </w:r>
-            <w:proofErr w:type="spellStart"/>
-            <w:r>
-              <w:rPr>
-                <w:color w:val="000000"/>
-              </w:rPr>
-              <w:t>masalah</w:t>
-            </w:r>
-            <w:proofErr w:type="spellEnd"/>
-            <w:r>
-              <w:rPr>
-                <w:color w:val="000000"/>
-              </w:rPr>
-              <w:t xml:space="preserve"> </w:t>
-            </w:r>
-            <w:proofErr w:type="spellStart"/>
-            <w:r>
-              <w:rPr>
-                <w:color w:val="000000"/>
-              </w:rPr>
-              <w:t>serta</w:t>
-            </w:r>
-            <w:proofErr w:type="spellEnd"/>
-            <w:r>
-              <w:rPr>
-                <w:color w:val="000000"/>
-              </w:rPr>
-              <w:t xml:space="preserve"> </w:t>
-            </w:r>
-            <w:proofErr w:type="spellStart"/>
-            <w:r>
-              <w:rPr>
-                <w:color w:val="000000"/>
-              </w:rPr>
-              <w:t>mampu</w:t>
-            </w:r>
-            <w:proofErr w:type="spellEnd"/>
-            <w:r>
-              <w:rPr>
-                <w:color w:val="000000"/>
-              </w:rPr>
-              <w:t xml:space="preserve"> </w:t>
-            </w:r>
-            <w:proofErr w:type="spellStart"/>
-            <w:r>
-              <w:rPr>
-                <w:color w:val="000000"/>
-              </w:rPr>
-              <w:t>beradaptasi</w:t>
-            </w:r>
-            <w:proofErr w:type="spellEnd"/>
-            <w:r>
-              <w:rPr>
-                <w:color w:val="000000"/>
-              </w:rPr>
-              <w:t xml:space="preserve"> </w:t>
-            </w:r>
-            <w:proofErr w:type="spellStart"/>
-            <w:r>
-              <w:rPr>
-                <w:color w:val="000000"/>
-              </w:rPr>
-              <w:t>terhadap</w:t>
-            </w:r>
-            <w:proofErr w:type="spellEnd"/>
-            <w:r>
-              <w:rPr>
-                <w:color w:val="000000"/>
-              </w:rPr>
-              <w:t xml:space="preserve"> </w:t>
-            </w:r>
-            <w:proofErr w:type="spellStart"/>
-            <w:r>
-              <w:rPr>
-                <w:color w:val="000000"/>
-              </w:rPr>
-              <w:t>situasi</w:t>
-            </w:r>
-            <w:proofErr w:type="spellEnd"/>
-            <w:r>
-              <w:rPr>
-                <w:color w:val="000000"/>
-              </w:rPr>
-              <w:t xml:space="preserve"> yang </w:t>
-            </w:r>
-            <w:proofErr w:type="spellStart"/>
-            <w:r>
-              <w:rPr>
-                <w:color w:val="000000"/>
-              </w:rPr>
-              <w:t>dihadapi</w:t>
-            </w:r>
-            <w:proofErr w:type="spellEnd"/>
-            <w:r>
-              <w:rPr>
-                <w:color w:val="000000"/>
-              </w:rPr>
-              <w:t xml:space="preserve">. </w:t>
+              <w:t xml:space="preserve">Mampu  mengaplikasikan bidang keahliannya dan memanfaatkan IPTEKS pada bidangnya dalam penyelesaian masalah serta mampu beradaptasi terhadap situasi yang dihadapi. </w:t>
             </w:r>
           </w:p>
           <w:p>
@@ -7675,343 +4858,11 @@
                 <w:color w:val="000000"/>
               </w:rPr>
             </w:pPr>
-            <w:proofErr w:type="spellStart"/>
             <w:r>
               <w:rPr>
                 <w:color w:val="000000"/>
               </w:rPr>
-              <w:t>Menguasai</w:t>
-            </w:r>
-            <w:proofErr w:type="spellEnd"/>
-            <w:r>
-              <w:rPr>
-                <w:color w:val="000000"/>
-              </w:rPr>
-              <w:t xml:space="preserve"> </w:t>
-            </w:r>
-            <w:proofErr w:type="spellStart"/>
-            <w:r>
-              <w:rPr>
-                <w:color w:val="000000"/>
-              </w:rPr>
-              <w:t>konsep</w:t>
-            </w:r>
-            <w:proofErr w:type="spellEnd"/>
-            <w:r>
-              <w:rPr>
-                <w:color w:val="000000"/>
-              </w:rPr>
-              <w:t xml:space="preserve"> </w:t>
-            </w:r>
-            <w:proofErr w:type="spellStart"/>
-            <w:r>
-              <w:rPr>
-                <w:color w:val="000000"/>
-              </w:rPr>
-              <w:t>teoritis</w:t>
-            </w:r>
-            <w:proofErr w:type="spellEnd"/>
-            <w:r>
-              <w:rPr>
-                <w:color w:val="000000"/>
-              </w:rPr>
-              <w:t xml:space="preserve"> </w:t>
-            </w:r>
-            <w:proofErr w:type="spellStart"/>
-            <w:r>
-              <w:rPr>
-                <w:color w:val="000000"/>
-              </w:rPr>
-              <w:t>bidang</w:t>
-            </w:r>
-            <w:proofErr w:type="spellEnd"/>
-            <w:r>
-              <w:rPr>
-                <w:color w:val="000000"/>
-              </w:rPr>
-              <w:t xml:space="preserve"> </w:t>
-            </w:r>
-            <w:proofErr w:type="spellStart"/>
-            <w:r>
-              <w:rPr>
-                <w:color w:val="000000"/>
-              </w:rPr>
-              <w:t>pengetahuan</w:t>
-            </w:r>
-            <w:proofErr w:type="spellEnd"/>
-            <w:r>
-              <w:rPr>
-                <w:color w:val="000000"/>
-              </w:rPr>
-              <w:t xml:space="preserve"> </w:t>
-            </w:r>
-            <w:proofErr w:type="spellStart"/>
-            <w:r>
-              <w:rPr>
-                <w:color w:val="000000"/>
-              </w:rPr>
-              <w:t>tertentu</w:t>
-            </w:r>
-            <w:proofErr w:type="spellEnd"/>
-            <w:r>
-              <w:rPr>
-                <w:color w:val="000000"/>
-              </w:rPr>
-              <w:t xml:space="preserve"> </w:t>
-            </w:r>
-            <w:proofErr w:type="spellStart"/>
-            <w:r>
-              <w:rPr>
-                <w:color w:val="000000"/>
-              </w:rPr>
-              <w:t>secara</w:t>
-            </w:r>
-            <w:proofErr w:type="spellEnd"/>
-            <w:r>
-              <w:rPr>
-                <w:color w:val="000000"/>
-              </w:rPr>
-              <w:t xml:space="preserve"> </w:t>
-            </w:r>
-            <w:proofErr w:type="spellStart"/>
-            <w:r>
-              <w:rPr>
-                <w:color w:val="000000"/>
-              </w:rPr>
-              <w:t>umum</w:t>
-            </w:r>
-            <w:proofErr w:type="spellEnd"/>
-            <w:r>
-              <w:rPr>
-                <w:color w:val="000000"/>
-              </w:rPr>
-              <w:t xml:space="preserve"> dan </w:t>
-            </w:r>
-            <w:proofErr w:type="spellStart"/>
-            <w:r>
-              <w:rPr>
-                <w:color w:val="000000"/>
-              </w:rPr>
-              <w:t>konsep</w:t>
-            </w:r>
-            <w:proofErr w:type="spellEnd"/>
-            <w:r>
-              <w:rPr>
-                <w:color w:val="000000"/>
-              </w:rPr>
-              <w:t xml:space="preserve"> </w:t>
-            </w:r>
-            <w:proofErr w:type="spellStart"/>
-            <w:r>
-              <w:rPr>
-                <w:color w:val="000000"/>
-              </w:rPr>
-              <w:t>teoritis</w:t>
-            </w:r>
-            <w:proofErr w:type="spellEnd"/>
-            <w:r>
-              <w:rPr>
-                <w:color w:val="000000"/>
-              </w:rPr>
-              <w:t xml:space="preserve"> </w:t>
-            </w:r>
-            <w:proofErr w:type="spellStart"/>
-            <w:r>
-              <w:rPr>
-                <w:color w:val="000000"/>
-              </w:rPr>
-              <w:t>bagian</w:t>
-            </w:r>
-            <w:proofErr w:type="spellEnd"/>
-            <w:r>
-              <w:rPr>
-                <w:color w:val="000000"/>
-              </w:rPr>
-              <w:t xml:space="preserve"> </w:t>
-            </w:r>
-            <w:proofErr w:type="spellStart"/>
-            <w:r>
-              <w:rPr>
-                <w:color w:val="000000"/>
-              </w:rPr>
-              <w:t>khusus</w:t>
-            </w:r>
-            <w:proofErr w:type="spellEnd"/>
-            <w:r>
-              <w:rPr>
-                <w:color w:val="000000"/>
-              </w:rPr>
-              <w:t xml:space="preserve"> </w:t>
-            </w:r>
-            <w:proofErr w:type="spellStart"/>
-            <w:r>
-              <w:rPr>
-                <w:color w:val="000000"/>
-              </w:rPr>
-              <w:t>dalam</w:t>
-            </w:r>
-            <w:proofErr w:type="spellEnd"/>
-            <w:r>
-              <w:rPr>
-                <w:color w:val="000000"/>
-              </w:rPr>
-              <w:t xml:space="preserve"> </w:t>
-            </w:r>
-            <w:proofErr w:type="spellStart"/>
-            <w:r>
-              <w:rPr>
-                <w:color w:val="000000"/>
-              </w:rPr>
-              <w:t>bidang</w:t>
-            </w:r>
-            <w:proofErr w:type="spellEnd"/>
-            <w:r>
-              <w:rPr>
-                <w:color w:val="000000"/>
-              </w:rPr>
-              <w:t xml:space="preserve"> </w:t>
-            </w:r>
-            <w:proofErr w:type="spellStart"/>
-            <w:r>
-              <w:rPr>
-                <w:color w:val="000000"/>
-              </w:rPr>
-              <w:t>pengetahuan</w:t>
-            </w:r>
-            <w:proofErr w:type="spellEnd"/>
-            <w:r>
-              <w:rPr>
-                <w:color w:val="000000"/>
-              </w:rPr>
-              <w:t xml:space="preserve"> </w:t>
-            </w:r>
-            <w:proofErr w:type="spellStart"/>
-            <w:r>
-              <w:rPr>
-                <w:color w:val="000000"/>
-              </w:rPr>
-              <w:t>tersebut</w:t>
-            </w:r>
-            <w:proofErr w:type="spellEnd"/>
-            <w:r>
-              <w:rPr>
-                <w:color w:val="000000"/>
-              </w:rPr>
-              <w:t xml:space="preserve"> </w:t>
-            </w:r>
-            <w:proofErr w:type="spellStart"/>
-            <w:r>
-              <w:rPr>
-                <w:color w:val="000000"/>
-              </w:rPr>
-              <w:t>secara</w:t>
-            </w:r>
-            <w:proofErr w:type="spellEnd"/>
-            <w:r>
-              <w:rPr>
-                <w:color w:val="000000"/>
-              </w:rPr>
-              <w:t xml:space="preserve"> </w:t>
-            </w:r>
-            <w:proofErr w:type="spellStart"/>
-            <w:proofErr w:type="gramStart"/>
-            <w:r>
-              <w:rPr>
-                <w:color w:val="000000"/>
-              </w:rPr>
-              <w:t>mendalam</w:t>
-            </w:r>
-            <w:proofErr w:type="spellEnd"/>
-            <w:r>
-              <w:rPr>
-                <w:color w:val="000000"/>
-              </w:rPr>
-              <w:t xml:space="preserve">,   </w:t>
-            </w:r>
-            <w:proofErr w:type="spellStart"/>
-            <w:proofErr w:type="gramEnd"/>
-            <w:r>
-              <w:rPr>
-                <w:color w:val="000000"/>
-              </w:rPr>
-              <w:t>serta</w:t>
-            </w:r>
-            <w:proofErr w:type="spellEnd"/>
-            <w:r>
-              <w:rPr>
-                <w:color w:val="000000"/>
-              </w:rPr>
-              <w:t xml:space="preserve"> </w:t>
-            </w:r>
-            <w:proofErr w:type="spellStart"/>
-            <w:r>
-              <w:rPr>
-                <w:color w:val="000000"/>
-              </w:rPr>
-              <w:t>mampu</w:t>
-            </w:r>
-            <w:proofErr w:type="spellEnd"/>
-            <w:r>
-              <w:rPr>
-                <w:color w:val="000000"/>
-              </w:rPr>
-              <w:t xml:space="preserve"> </w:t>
-            </w:r>
-            <w:proofErr w:type="spellStart"/>
-            <w:r>
-              <w:rPr>
-                <w:color w:val="000000"/>
-              </w:rPr>
-              <w:t>memformulasikan</w:t>
-            </w:r>
-            <w:proofErr w:type="spellEnd"/>
-            <w:r>
-              <w:rPr>
-                <w:color w:val="000000"/>
-              </w:rPr>
-              <w:t xml:space="preserve"> </w:t>
-            </w:r>
-            <w:proofErr w:type="spellStart"/>
-            <w:r>
-              <w:rPr>
-                <w:color w:val="000000"/>
-              </w:rPr>
-              <w:t>penyelesaian</w:t>
-            </w:r>
-            <w:proofErr w:type="spellEnd"/>
-            <w:r>
-              <w:rPr>
-                <w:color w:val="000000"/>
-              </w:rPr>
-              <w:t xml:space="preserve"> </w:t>
-            </w:r>
-            <w:proofErr w:type="spellStart"/>
-            <w:r>
-              <w:rPr>
-                <w:color w:val="000000"/>
-              </w:rPr>
-              <w:t>masalah</w:t>
-            </w:r>
-            <w:proofErr w:type="spellEnd"/>
-            <w:r>
-              <w:rPr>
-                <w:color w:val="000000"/>
-              </w:rPr>
-              <w:t xml:space="preserve"> </w:t>
-            </w:r>
-            <w:proofErr w:type="spellStart"/>
-            <w:r>
-              <w:rPr>
-                <w:color w:val="000000"/>
-              </w:rPr>
-              <w:t>prosedural</w:t>
-            </w:r>
-            <w:proofErr w:type="spellEnd"/>
-            <w:r>
-              <w:rPr>
-                <w:color w:val="000000"/>
-              </w:rPr>
-              <w:t xml:space="preserve">. </w:t>
+              <w:t xml:space="preserve">Menguasai konsep teoritis bidang pengetahuan tertentu secara umum dan konsep teoritis bagian khusus dalam bidang pengetahuan tersebut secara mendalam,   serta mampu memformulasikan penyelesaian masalah prosedural. </w:t>
             </w:r>
           </w:p>
           <w:p>
@@ -8034,247 +4885,7 @@
               <w:rPr>
                 <w:color w:val="000000"/>
               </w:rPr>
-              <w:t xml:space="preserve">Mampu </w:t>
-            </w:r>
-            <w:proofErr w:type="spellStart"/>
-            <w:r>
-              <w:rPr>
-                <w:color w:val="000000"/>
-              </w:rPr>
-              <w:t>mengambil</w:t>
-            </w:r>
-            <w:proofErr w:type="spellEnd"/>
-            <w:r>
-              <w:rPr>
-                <w:color w:val="000000"/>
-              </w:rPr>
-              <w:t xml:space="preserve"> </w:t>
-            </w:r>
-            <w:proofErr w:type="spellStart"/>
-            <w:r>
-              <w:rPr>
-                <w:color w:val="000000"/>
-              </w:rPr>
-              <w:t>keputusan</w:t>
-            </w:r>
-            <w:proofErr w:type="spellEnd"/>
-            <w:r>
-              <w:rPr>
-                <w:color w:val="000000"/>
-              </w:rPr>
-              <w:t xml:space="preserve"> yang </w:t>
-            </w:r>
-            <w:proofErr w:type="spellStart"/>
-            <w:proofErr w:type="gramStart"/>
-            <w:r>
-              <w:rPr>
-                <w:color w:val="000000"/>
-              </w:rPr>
-              <w:t>tepat</w:t>
-            </w:r>
-            <w:proofErr w:type="spellEnd"/>
-            <w:r>
-              <w:rPr>
-                <w:color w:val="000000"/>
-              </w:rPr>
-              <w:t xml:space="preserve">  </w:t>
-            </w:r>
-            <w:proofErr w:type="spellStart"/>
-            <w:r>
-              <w:rPr>
-                <w:color w:val="000000"/>
-              </w:rPr>
-              <w:t>berdasarkan</w:t>
-            </w:r>
-            <w:proofErr w:type="spellEnd"/>
-            <w:proofErr w:type="gramEnd"/>
-            <w:r>
-              <w:rPr>
-                <w:color w:val="000000"/>
-              </w:rPr>
-              <w:t xml:space="preserve"> </w:t>
-            </w:r>
-            <w:proofErr w:type="spellStart"/>
-            <w:r>
-              <w:rPr>
-                <w:color w:val="000000"/>
-              </w:rPr>
-              <w:t>analisis</w:t>
-            </w:r>
-            <w:proofErr w:type="spellEnd"/>
-            <w:r>
-              <w:rPr>
-                <w:color w:val="000000"/>
-              </w:rPr>
-              <w:t xml:space="preserve"> </w:t>
-            </w:r>
-            <w:proofErr w:type="spellStart"/>
-            <w:r>
-              <w:rPr>
-                <w:color w:val="000000"/>
-              </w:rPr>
-              <w:t>informasi</w:t>
-            </w:r>
-            <w:proofErr w:type="spellEnd"/>
-            <w:r>
-              <w:rPr>
-                <w:color w:val="000000"/>
-              </w:rPr>
-              <w:t xml:space="preserve"> dan data, dan </w:t>
-            </w:r>
-            <w:proofErr w:type="spellStart"/>
-            <w:r>
-              <w:rPr>
-                <w:color w:val="000000"/>
-              </w:rPr>
-              <w:t>mampu</w:t>
-            </w:r>
-            <w:proofErr w:type="spellEnd"/>
-            <w:r>
-              <w:rPr>
-                <w:color w:val="000000"/>
-              </w:rPr>
-              <w:t xml:space="preserve"> </w:t>
-            </w:r>
-            <w:proofErr w:type="spellStart"/>
-            <w:r>
-              <w:rPr>
-                <w:color w:val="000000"/>
-              </w:rPr>
-              <w:t>memberikan</w:t>
-            </w:r>
-            <w:proofErr w:type="spellEnd"/>
-            <w:r>
-              <w:rPr>
-                <w:color w:val="000000"/>
-              </w:rPr>
-              <w:t xml:space="preserve"> </w:t>
-            </w:r>
-            <w:proofErr w:type="spellStart"/>
-            <w:r>
-              <w:rPr>
-                <w:color w:val="000000"/>
-              </w:rPr>
-              <w:t>petunjuk</w:t>
-            </w:r>
-            <w:proofErr w:type="spellEnd"/>
-            <w:r>
-              <w:rPr>
-                <w:color w:val="000000"/>
-              </w:rPr>
-              <w:t xml:space="preserve"> </w:t>
-            </w:r>
-            <w:proofErr w:type="spellStart"/>
-            <w:r>
-              <w:rPr>
-                <w:color w:val="000000"/>
-              </w:rPr>
-              <w:t>dalam</w:t>
-            </w:r>
-            <w:proofErr w:type="spellEnd"/>
-            <w:r>
-              <w:rPr>
-                <w:color w:val="000000"/>
-              </w:rPr>
-              <w:t xml:space="preserve"> </w:t>
-            </w:r>
-            <w:proofErr w:type="spellStart"/>
-            <w:r>
-              <w:rPr>
-                <w:color w:val="000000"/>
-              </w:rPr>
-              <w:t>memilih</w:t>
-            </w:r>
-            <w:proofErr w:type="spellEnd"/>
-            <w:r>
-              <w:rPr>
-                <w:color w:val="000000"/>
-              </w:rPr>
-              <w:t xml:space="preserve"> </w:t>
-            </w:r>
-            <w:proofErr w:type="spellStart"/>
-            <w:r>
-              <w:rPr>
-                <w:color w:val="000000"/>
-              </w:rPr>
-              <w:t>berbagai</w:t>
-            </w:r>
-            <w:proofErr w:type="spellEnd"/>
-            <w:r>
-              <w:rPr>
-                <w:color w:val="000000"/>
-              </w:rPr>
-              <w:t xml:space="preserve"> </w:t>
-            </w:r>
-            <w:proofErr w:type="spellStart"/>
-            <w:r>
-              <w:rPr>
-                <w:color w:val="000000"/>
-              </w:rPr>
-              <w:t>alternatif</w:t>
-            </w:r>
-            <w:proofErr w:type="spellEnd"/>
-            <w:r>
-              <w:rPr>
-                <w:color w:val="000000"/>
-              </w:rPr>
-              <w:t xml:space="preserve"> </w:t>
-            </w:r>
-            <w:proofErr w:type="spellStart"/>
-            <w:r>
-              <w:rPr>
-                <w:color w:val="000000"/>
-              </w:rPr>
-              <w:t>solusi</w:t>
-            </w:r>
-            <w:proofErr w:type="spellEnd"/>
-            <w:r>
-              <w:rPr>
-                <w:color w:val="000000"/>
-              </w:rPr>
-              <w:t xml:space="preserve"> </w:t>
-            </w:r>
-            <w:proofErr w:type="spellStart"/>
-            <w:r>
-              <w:rPr>
-                <w:color w:val="000000"/>
-              </w:rPr>
-              <w:t>secara</w:t>
-            </w:r>
-            <w:proofErr w:type="spellEnd"/>
-            <w:r>
-              <w:rPr>
-                <w:color w:val="000000"/>
-              </w:rPr>
-              <w:t xml:space="preserve"> </w:t>
-            </w:r>
-            <w:proofErr w:type="spellStart"/>
-            <w:r>
-              <w:rPr>
-                <w:color w:val="000000"/>
-              </w:rPr>
-              <w:t>mandiri</w:t>
-            </w:r>
-            <w:proofErr w:type="spellEnd"/>
-            <w:r>
-              <w:rPr>
-                <w:color w:val="000000"/>
-              </w:rPr>
-              <w:t xml:space="preserve"> dan </w:t>
-            </w:r>
-            <w:proofErr w:type="spellStart"/>
-            <w:r>
-              <w:rPr>
-                <w:color w:val="000000"/>
-              </w:rPr>
-              <w:t>kelompok</w:t>
-            </w:r>
-            <w:proofErr w:type="spellEnd"/>
-            <w:r>
-              <w:rPr>
-                <w:color w:val="000000"/>
-              </w:rPr>
-              <w:t>.</w:t>
+              <w:t>Mampu mengambil keputusan yang tepat  berdasarkan analisis informasi dan data, dan mampu memberikan petunjuk dalam memilih berbagai alternatif solusi secara mandiri dan kelompok.</w:t>
             </w:r>
           </w:p>
           <w:p>
@@ -8293,187 +4904,11 @@
                 <w:color w:val="000000"/>
               </w:rPr>
             </w:pPr>
-            <w:proofErr w:type="spellStart"/>
             <w:r>
               <w:rPr>
                 <w:color w:val="000000"/>
               </w:rPr>
-              <w:t>Bertanggung</w:t>
-            </w:r>
-            <w:proofErr w:type="spellEnd"/>
-            <w:r>
-              <w:rPr>
-                <w:color w:val="000000"/>
-              </w:rPr>
-              <w:t xml:space="preserve"> </w:t>
-            </w:r>
-            <w:proofErr w:type="spellStart"/>
-            <w:r>
-              <w:rPr>
-                <w:color w:val="000000"/>
-              </w:rPr>
-              <w:t>jawab</w:t>
-            </w:r>
-            <w:proofErr w:type="spellEnd"/>
-            <w:r>
-              <w:rPr>
-                <w:color w:val="000000"/>
-              </w:rPr>
-              <w:t xml:space="preserve"> pada </w:t>
-            </w:r>
-            <w:proofErr w:type="spellStart"/>
-            <w:r>
-              <w:rPr>
-                <w:color w:val="000000"/>
-              </w:rPr>
-              <w:t>pekerjaan</w:t>
-            </w:r>
-            <w:proofErr w:type="spellEnd"/>
-            <w:r>
-              <w:rPr>
-                <w:color w:val="000000"/>
-              </w:rPr>
-              <w:t xml:space="preserve"> </w:t>
-            </w:r>
-            <w:proofErr w:type="spellStart"/>
-            <w:r>
-              <w:rPr>
-                <w:color w:val="000000"/>
-              </w:rPr>
-              <w:t>sendiri</w:t>
-            </w:r>
-            <w:proofErr w:type="spellEnd"/>
-            <w:r>
-              <w:rPr>
-                <w:color w:val="000000"/>
-              </w:rPr>
-              <w:t xml:space="preserve"> dan </w:t>
-            </w:r>
-            <w:proofErr w:type="spellStart"/>
-            <w:r>
-              <w:rPr>
-                <w:color w:val="000000"/>
-              </w:rPr>
-              <w:t>dapat</w:t>
-            </w:r>
-            <w:proofErr w:type="spellEnd"/>
-            <w:r>
-              <w:rPr>
-                <w:color w:val="000000"/>
-              </w:rPr>
-              <w:t xml:space="preserve"> </w:t>
-            </w:r>
-            <w:proofErr w:type="spellStart"/>
-            <w:r>
-              <w:rPr>
-                <w:color w:val="000000"/>
-              </w:rPr>
-              <w:t>diberi</w:t>
-            </w:r>
-            <w:proofErr w:type="spellEnd"/>
-            <w:r>
-              <w:rPr>
-                <w:color w:val="000000"/>
-              </w:rPr>
-              <w:t xml:space="preserve"> </w:t>
-            </w:r>
-            <w:proofErr w:type="spellStart"/>
-            <w:r>
-              <w:rPr>
-                <w:color w:val="000000"/>
-              </w:rPr>
-              <w:t>tanggung</w:t>
-            </w:r>
-            <w:proofErr w:type="spellEnd"/>
-            <w:r>
-              <w:rPr>
-                <w:color w:val="000000"/>
-              </w:rPr>
-              <w:t xml:space="preserve"> </w:t>
-            </w:r>
-            <w:proofErr w:type="spellStart"/>
-            <w:r>
-              <w:rPr>
-                <w:color w:val="000000"/>
-              </w:rPr>
-              <w:t>jawab</w:t>
-            </w:r>
-            <w:proofErr w:type="spellEnd"/>
-            <w:r>
-              <w:rPr>
-                <w:color w:val="000000"/>
-              </w:rPr>
-              <w:t xml:space="preserve"> </w:t>
-            </w:r>
-            <w:proofErr w:type="spellStart"/>
-            <w:r>
-              <w:rPr>
-                <w:color w:val="000000"/>
-              </w:rPr>
-              <w:t>atas</w:t>
-            </w:r>
-            <w:proofErr w:type="spellEnd"/>
-            <w:r>
-              <w:rPr>
-                <w:color w:val="000000"/>
-              </w:rPr>
-              <w:t xml:space="preserve"> </w:t>
-            </w:r>
-            <w:proofErr w:type="spellStart"/>
-            <w:r>
-              <w:rPr>
-                <w:color w:val="000000"/>
-              </w:rPr>
-              <w:t>pencapaian</w:t>
-            </w:r>
-            <w:proofErr w:type="spellEnd"/>
-            <w:r>
-              <w:rPr>
-                <w:color w:val="000000"/>
-              </w:rPr>
-              <w:t xml:space="preserve"> </w:t>
-            </w:r>
-            <w:proofErr w:type="spellStart"/>
-            <w:r>
-              <w:rPr>
-                <w:color w:val="000000"/>
-              </w:rPr>
-              <w:t>hasil</w:t>
-            </w:r>
-            <w:proofErr w:type="spellEnd"/>
-            <w:r>
-              <w:rPr>
-                <w:color w:val="000000"/>
-              </w:rPr>
-              <w:t xml:space="preserve"> </w:t>
-            </w:r>
-            <w:proofErr w:type="spellStart"/>
-            <w:r>
-              <w:rPr>
-                <w:color w:val="000000"/>
-              </w:rPr>
-              <w:t>kerja</w:t>
-            </w:r>
-            <w:proofErr w:type="spellEnd"/>
-            <w:r>
-              <w:rPr>
-                <w:color w:val="000000"/>
-              </w:rPr>
-              <w:t xml:space="preserve"> </w:t>
-            </w:r>
-            <w:proofErr w:type="spellStart"/>
-            <w:r>
-              <w:rPr>
-                <w:color w:val="000000"/>
-              </w:rPr>
-              <w:t>organisasi</w:t>
-            </w:r>
-            <w:proofErr w:type="spellEnd"/>
-            <w:r>
-              <w:rPr>
-                <w:color w:val="000000"/>
-              </w:rPr>
-              <w:t>.</w:t>
+              <w:t>Bertanggung jawab pada pekerjaan sendiri dan dapat diberi tanggung jawab atas pencapaian hasil kerja organisasi.</w:t>
             </w:r>
           </w:p>
           <w:p>
@@ -8504,7 +4939,19 @@
               <w:rPr>
                 <w:color w:val="000000"/>
               </w:rPr>
-              <w:t>Indonesian National Qualifications Framework (IQF)isa</w:t>
+              <w:t>Indonesian National Qualifications Framework (IQF)is</w:t>
+            </w:r>
+            <w:r>
+              <w:rPr>
+                <w:color w:val="000000"/>
+              </w:rPr>
+              <w:t xml:space="preserve"> </w:t>
+            </w:r>
+            <w:r>
+              <w:rPr>
+                <w:color w:val="000000"/>
+              </w:rPr>
+              <w:t>a</w:t>
             </w:r>
           </w:p>
           <w:p>
@@ -8538,14 +4985,34 @@
               <w:rPr>
                 <w:color w:val="000000"/>
               </w:rPr>
-              <w:t xml:space="preserve">Special Purposes of Bachelor Honours (IQF level </w:t>
+              <w:t xml:space="preserve">Special Purposes of Bachelor </w:t>
+            </w:r>
+            <w:proofErr w:type="spellStart"/>
+            <w:r>
+              <w:rPr>
+                <w:color w:val="000000"/>
+              </w:rPr>
+              <w:t>Honours</w:t>
+            </w:r>
+            <w:proofErr w:type="spellEnd"/>
+            <w:r>
+              <w:rPr>
+                <w:color w:val="000000"/>
+              </w:rPr>
+              <w:t xml:space="preserve"> (IQF level </w:t>
             </w:r>
             <w:proofErr w:type="gramStart"/>
             <w:r>
               <w:rPr>
                 <w:color w:val="000000"/>
               </w:rPr>
-              <w:t>8)are</w:t>
+              <w:t>6</w:t>
+            </w:r>
+            <w:r>
+              <w:rPr>
+                <w:color w:val="000000"/>
+              </w:rPr>
+              <w:t>)are</w:t>
             </w:r>
             <w:proofErr w:type="gramEnd"/>
             <w:r>
@@ -8679,18 +5146,18 @@
           <w:noProof/>
         </w:rPr>
         <w:drawing>
-          <wp:anchor distT="0" distB="0" distL="114300" distR="114300" simplePos="0" relativeHeight="251657728" behindDoc="1" locked="0" layoutInCell="1" allowOverlap="1" wp14:anchorId="00579F70" wp14:editId="2B4BDD77">
+          <wp:anchor distT="0" distB="0" distL="114300" distR="114300" simplePos="0" relativeHeight="251657728" behindDoc="1" locked="0" layoutInCell="1" allowOverlap="1" wp14:anchorId="50B7A078" wp14:editId="0F282552">
             <wp:simplePos x="0" y="0"/>
             <wp:positionH relativeFrom="page">
-              <wp:posOffset>2827020</wp:posOffset>
+              <wp:posOffset>2825750</wp:posOffset>
             </wp:positionH>
             <wp:positionV relativeFrom="paragraph">
-              <wp:posOffset>71120</wp:posOffset>
+              <wp:posOffset>130175</wp:posOffset>
             </wp:positionV>
-            <wp:extent cx="2377440" cy="2494280"/>
+            <wp:extent cx="2377440" cy="2377440"/>
             <wp:effectExtent l="0" t="0" r="0" b="0"/>
             <wp:wrapNone/>
-            <wp:docPr id="2" name="Picture 1"/>
+            <wp:docPr id="383462291" name="Picture 2"/>
             <wp:cNvGraphicFramePr>
               <a:graphicFrameLocks xmlns:a="http://schemas.openxmlformats.org/drawingml/2006/main" noChangeAspect="1"/>
             </wp:cNvGraphicFramePr>
@@ -8698,20 +5165,19 @@
               <a:graphicData uri="http://schemas.openxmlformats.org/drawingml/2006/picture">
                 <pic:pic xmlns:pic="http://schemas.openxmlformats.org/drawingml/2006/picture">
                   <pic:nvPicPr>
-                    <pic:cNvPr id="0" name="Picture 2"/>
+                    <pic:cNvPr id="383462291" name="Picture 2"/>
                     <pic:cNvPicPr>
                       <a:picLocks noChangeAspect="1" noChangeArrowheads="1"/>
                     </pic:cNvPicPr>
                   </pic:nvPicPr>
                   <pic:blipFill>
-                    <a:blip r:embed="rId7">
+                    <a:blip r:embed="rId8" cstate="print">
                       <a:extLst>
                         <a:ext uri="{28A0092B-C50C-407E-A947-70E740481C1C}">
                           <a14:useLocalDpi xmlns:a14="http://schemas.microsoft.com/office/drawing/2010/main" val="0"/>
                         </a:ext>
                       </a:extLst>
                     </a:blip>
-                    <a:srcRect/>
                     <a:stretch>
                       <a:fillRect/>
                     </a:stretch>
@@ -8719,7 +5185,7 @@
                   <pic:spPr bwMode="auto">
                     <a:xfrm>
                       <a:off x="0" y="0"/>
-                      <a:ext cx="2377440" cy="2494280"/>
+                      <a:ext cx="2377440" cy="2377440"/>
                     </a:xfrm>
                     <a:prstGeom prst="rect">
                       <a:avLst/>
@@ -8745,15 +5211,90 @@
     <w:p>
       <w:pPr>
         <w:pStyle w:val="ListParagraph"/>
-        <w:spacing w:before="42" w:line="240" w:lineRule="exact"/>
-        <w:ind w:left="502" w:right="228"/>
-        <w:rPr>
-          <w:rFonts w:eastAsia="Segoe UI"/>
-          <w:bCs/>
-          <w:i/>
-          <w:color w:val="585858"/>
-          <w:spacing w:val="1"/>
-          <w:position w:val="2"/>
+        <w:spacing w:line="260" w:lineRule="exact"/>
+        <w:ind w:left="502" w:right="-136"/>
+        <w:rPr>
+          <w:rFonts w:eastAsia="Calibri"/>
+        </w:rPr>
+      </w:pPr>
+    </w:p>
+    <w:p>
+      <w:pPr>
+        <w:pStyle w:val="ListParagraph"/>
+        <w:spacing w:line="260" w:lineRule="exact"/>
+        <w:ind w:left="502" w:right="-136"/>
+        <w:rPr>
+          <w:rFonts w:eastAsia="Calibri"/>
+        </w:rPr>
+      </w:pPr>
+    </w:p>
+    <w:p>
+      <w:pPr>
+        <w:pStyle w:val="ListParagraph"/>
+        <w:spacing w:line="260" w:lineRule="exact"/>
+        <w:ind w:left="502" w:right="-136"/>
+        <w:rPr>
+          <w:rFonts w:eastAsia="Calibri"/>
+        </w:rPr>
+      </w:pPr>
+    </w:p>
+    <w:p>
+      <w:pPr>
+        <w:pStyle w:val="ListParagraph"/>
+        <w:spacing w:line="260" w:lineRule="exact"/>
+        <w:ind w:left="502" w:right="-136"/>
+        <w:rPr>
+          <w:rFonts w:eastAsia="Calibri"/>
+        </w:rPr>
+      </w:pPr>
+    </w:p>
+    <w:p>
+      <w:pPr>
+        <w:pStyle w:val="ListParagraph"/>
+        <w:spacing w:line="260" w:lineRule="exact"/>
+        <w:ind w:left="502" w:right="-136"/>
+        <w:rPr>
+          <w:rFonts w:eastAsia="Calibri"/>
+        </w:rPr>
+      </w:pPr>
+    </w:p>
+    <w:p>
+      <w:pPr>
+        <w:pStyle w:val="ListParagraph"/>
+        <w:spacing w:line="260" w:lineRule="exact"/>
+        <w:ind w:left="502" w:right="-136"/>
+        <w:rPr>
+          <w:rFonts w:eastAsia="Calibri"/>
+        </w:rPr>
+      </w:pPr>
+    </w:p>
+    <w:p>
+      <w:pPr>
+        <w:pStyle w:val="ListParagraph"/>
+        <w:spacing w:line="260" w:lineRule="exact"/>
+        <w:ind w:left="502" w:right="-136"/>
+        <w:rPr>
+          <w:rFonts w:eastAsia="Calibri"/>
+        </w:rPr>
+      </w:pPr>
+    </w:p>
+    <w:p>
+      <w:pPr>
+        <w:pStyle w:val="ListParagraph"/>
+        <w:spacing w:line="260" w:lineRule="exact"/>
+        <w:ind w:left="502" w:right="-136"/>
+        <w:rPr>
+          <w:rFonts w:eastAsia="Calibri"/>
+        </w:rPr>
+      </w:pPr>
+    </w:p>
+    <w:p>
+      <w:pPr>
+        <w:pStyle w:val="ListParagraph"/>
+        <w:spacing w:line="260" w:lineRule="exact"/>
+        <w:ind w:left="502" w:right="-136"/>
+        <w:rPr>
+          <w:rFonts w:eastAsia="Calibri"/>
         </w:rPr>
       </w:pPr>
     </w:p>
@@ -8845,14 +5386,7 @@
           <w:i/>
           <w:iCs/>
         </w:rPr>
-        <w:t xml:space="preserve">SKPI </w:t>
-      </w:r>
-      <w:r>
-        <w:rPr>
-          <w:i/>
-          <w:iCs/>
-        </w:rPr>
-        <w:t>Authorization</w:t>
+        <w:t>SKPI Authorization</w:t>
       </w:r>
     </w:p>
     <w:p>
@@ -8862,51 +5396,170 @@
         <w:ind w:left="502"/>
       </w:pPr>
     </w:p>
-    <w:p>
-      <w:pPr>
-        <w:pStyle w:val="ListParagraph"/>
-        <w:spacing w:line="240" w:lineRule="exact"/>
-        <w:ind w:left="851"/>
-      </w:pPr>
-      <w:r>
-        <w:t>${KOTA_TANGGAL}</w:t>
-      </w:r>
-    </w:p>
-    <w:p>
-      <w:pPr>
-        <w:pStyle w:val="ListParagraph"/>
-        <w:spacing w:line="240" w:lineRule="exact"/>
-        <w:ind w:left="851"/>
-      </w:pPr>
-      <w:r>
-        <w:t>${JABATAN_TTD}</w:t>
-      </w:r>
-    </w:p>
-    <w:p>
-      <w:pPr>
-        <w:spacing w:line="240" w:lineRule="exact"/>
-      </w:pPr>
-    </w:p>
-    <w:p>
-      <w:pPr>
-        <w:pStyle w:val="ListParagraph"/>
-        <w:spacing w:line="240" w:lineRule="exact"/>
-        <w:ind w:left="851"/>
-      </w:pPr>
-      <w:r>
-        <w:t>${TANDA_TANGAN}</w:t>
-      </w:r>
-    </w:p>
-    <w:p>
-      <w:pPr>
-        <w:pStyle w:val="ListParagraph"/>
-        <w:spacing w:line="240" w:lineRule="exact"/>
-        <w:ind w:left="851"/>
-      </w:pPr>
-      <w:r>
-        <w:t>${NAMA_TTD}</w:t>
-      </w:r>
-    </w:p>
+    <w:tbl>
+      <w:tblPr>
+        <w:tblStyle w:val="TableGrid"/>
+        <w:tblW w:w="0" w:type="auto"/>
+        <w:tblBorders>
+          <w:top w:val="none" w:sz="0" w:space="0" w:color="auto"/>
+          <w:left w:val="none" w:sz="0" w:space="0" w:color="auto"/>
+          <w:bottom w:val="none" w:sz="0" w:space="0" w:color="auto"/>
+          <w:right w:val="none" w:sz="0" w:space="0" w:color="auto"/>
+          <w:insideH w:val="none" w:sz="0" w:space="0" w:color="auto"/>
+          <w:insideV w:val="none" w:sz="0" w:space="0" w:color="auto"/>
+        </w:tblBorders>
+        <w:tblLook w:val="04A0" w:firstRow="1" w:lastRow="0" w:firstColumn="1" w:lastColumn="0" w:noHBand="0" w:noVBand="1"/>
+      </w:tblPr>
+      <w:tblGrid>
+        <w:gridCol w:w="4106"/>
+      </w:tblGrid>
+      <w:tr>
+        <w:tc>
+          <w:tcPr>
+            <w:tcW w:w="4106" w:type="dxa"/>
+          </w:tcPr>
+          <w:p>
+            <w:pPr>
+              <w:spacing w:line="360" w:lineRule="auto"/>
+              <w:jc w:val="center"/>
+              <w:rPr>
+                <w:w w:val="91"/>
+              </w:rPr>
+            </w:pPr>
+            <w:r>
+              <w:rPr>
+                <w:w w:val="91"/>
+              </w:rPr>
+              <w:t>${KOTA_TANGGAL}</w:t>
+            </w:r>
+          </w:p>
+        </w:tc>
+      </w:tr>
+      <w:tr>
+        <w:trPr>
+          <w:trHeight w:val="1781"/>
+        </w:trPr>
+        <w:tc>
+          <w:tcPr>
+            <w:tcW w:w="4106" w:type="dxa"/>
+          </w:tcPr>
+          <w:p>
+            <w:pPr>
+              <w:spacing w:line="360" w:lineRule="auto"/>
+              <w:jc w:val="center"/>
+              <w:rPr>
+                <w:w w:val="91"/>
+              </w:rPr>
+            </w:pPr>
+          </w:p>
+          <w:p>
+            <w:pPr>
+              <w:spacing w:line="360" w:lineRule="auto"/>
+              <w:jc w:val="center"/>
+              <w:rPr>
+                <w:w w:val="91"/>
+              </w:rPr>
+            </w:pPr>
+          </w:p>
+          <w:p>
+            <w:pPr>
+              <w:spacing w:line="360" w:lineRule="auto"/>
+              <w:jc w:val="center"/>
+              <w:rPr>
+                <w:w w:val="91"/>
+              </w:rPr>
+            </w:pPr>
+          </w:p>
+          <w:p>
+            <w:pPr>
+              <w:pStyle w:val="ListParagraph"/>
+              <w:spacing w:line="240" w:lineRule="exact"/>
+              <w:ind w:left="851"/>
+            </w:pPr>
+            <w:r>
+              <w:t xml:space="preserve">    </w:t>
+            </w:r>
+            <w:r>
+              <w:t>${TANDA_TANGAN}</w:t>
+            </w:r>
+          </w:p>
+        </w:tc>
+      </w:tr>
+      <w:tr>
+        <w:trPr>
+          <w:trHeight w:val="341"/>
+        </w:trPr>
+        <w:tc>
+          <w:tcPr>
+            <w:tcW w:w="4106" w:type="dxa"/>
+          </w:tcPr>
+          <w:p>
+            <w:pPr>
+              <w:spacing w:line="360" w:lineRule="auto"/>
+              <w:jc w:val="center"/>
+              <w:rPr>
+                <w:w w:val="91"/>
+              </w:rPr>
+            </w:pPr>
+            <w:r>
+              <w:rPr>
+                <w:w w:val="91"/>
+              </w:rPr>
+              <w:t>${NAMA_TTD}</w:t>
+            </w:r>
+          </w:p>
+        </w:tc>
+      </w:tr>
+      <w:tr>
+        <w:tc>
+          <w:tcPr>
+            <w:tcW w:w="4106" w:type="dxa"/>
+          </w:tcPr>
+          <w:p>
+            <w:pPr>
+              <w:spacing w:line="360" w:lineRule="auto"/>
+              <w:jc w:val="center"/>
+              <w:rPr>
+                <w:w w:val="91"/>
+              </w:rPr>
+            </w:pPr>
+            <w:r>
+              <w:rPr>
+                <w:w w:val="91"/>
+              </w:rPr>
+              <w:t>${JABATAN_TTD}</w:t>
+            </w:r>
+          </w:p>
+          <w:p>
+            <w:pPr>
+              <w:spacing w:line="360" w:lineRule="auto"/>
+              <w:jc w:val="center"/>
+              <w:rPr>
+                <w:w w:val="91"/>
+              </w:rPr>
+            </w:pPr>
+          </w:p>
+          <w:p>
+            <w:pPr>
+              <w:spacing w:line="360" w:lineRule="auto"/>
+              <w:jc w:val="center"/>
+              <w:rPr>
+                <w:w w:val="91"/>
+              </w:rPr>
+            </w:pPr>
+          </w:p>
+          <w:p>
+            <w:pPr>
+              <w:spacing w:line="360" w:lineRule="auto"/>
+              <w:jc w:val="center"/>
+              <w:rPr>
+                <w:w w:val="91"/>
+              </w:rPr>
+            </w:pPr>
+          </w:p>
+        </w:tc>
+      </w:tr>
+    </w:tbl>
     <w:p>
       <w:pPr>
         <w:pStyle w:val="ListParagraph"/>
@@ -8920,40 +5573,7 @@
     </w:p>
     <w:p>
       <w:pPr>
-        <w:pStyle w:val="ListParagraph"/>
         <w:spacing w:line="240" w:lineRule="exact"/>
-        <w:ind w:left="502"/>
-        <w:rPr>
-          <w:color w:val="EE0000"/>
-          <w:w w:val="91"/>
-        </w:rPr>
-      </w:pPr>
-    </w:p>
-    <w:p>
-      <w:pPr>
-        <w:pStyle w:val="ListParagraph"/>
-        <w:spacing w:line="240" w:lineRule="exact"/>
-        <w:ind w:left="502"/>
-        <w:rPr>
-          <w:color w:val="EE0000"/>
-        </w:rPr>
-      </w:pPr>
-    </w:p>
-    <w:p>
-      <w:pPr>
-        <w:pStyle w:val="ListParagraph"/>
-        <w:spacing w:line="240" w:lineRule="exact"/>
-        <w:ind w:left="502"/>
-        <w:rPr>
-          <w:color w:val="EE0000"/>
-        </w:rPr>
-      </w:pPr>
-    </w:p>
-    <w:p>
-      <w:pPr>
-        <w:pStyle w:val="ListParagraph"/>
-        <w:spacing w:line="240" w:lineRule="exact"/>
-        <w:ind w:left="502"/>
       </w:pPr>
     </w:p>
     <w:tbl>
@@ -8988,21 +5608,14 @@
               </w:rPr>
             </w:pPr>
             <w:r>
+              <w:lastRenderedPageBreak/>
               <w:br w:type="page"/>
             </w:r>
-            <w:proofErr w:type="spellStart"/>
             <w:r>
               <w:rPr>
                 <w:u w:val="single"/>
               </w:rPr>
-              <w:t>Catatan</w:t>
-            </w:r>
-            <w:proofErr w:type="spellEnd"/>
-            <w:r>
-              <w:rPr>
-                <w:u w:val="single"/>
-              </w:rPr>
-              <w:t xml:space="preserve"> Resmi: </w:t>
+              <w:t xml:space="preserve">Catatan Resmi: </w:t>
             </w:r>
           </w:p>
         </w:tc>
@@ -9079,124 +5692,112 @@
               <w:rPr>
                 <w:rFonts w:eastAsia="Quattrocento Sans"/>
               </w:rPr>
+              <w:t xml:space="preserve">  oleh  </w:t>
+            </w:r>
+            <w:proofErr w:type="spellStart"/>
+            <w:r>
+              <w:rPr>
+                <w:rFonts w:eastAsia="Quattrocento Sans"/>
+              </w:rPr>
+              <w:t>institusi</w:t>
+            </w:r>
+            <w:proofErr w:type="spellEnd"/>
+            <w:r>
+              <w:rPr>
+                <w:rFonts w:eastAsia="Quattrocento Sans"/>
+              </w:rPr>
               <w:t xml:space="preserve">  </w:t>
             </w:r>
-            <w:proofErr w:type="gramStart"/>
+            <w:proofErr w:type="spellStart"/>
             <w:r>
               <w:rPr>
                 <w:rFonts w:eastAsia="Quattrocento Sans"/>
               </w:rPr>
-              <w:t xml:space="preserve">oleh  </w:t>
+              <w:t>pendidikan</w:t>
+            </w:r>
+            <w:proofErr w:type="spellEnd"/>
+            <w:r>
+              <w:rPr>
+                <w:rFonts w:eastAsia="Quattrocento Sans"/>
+              </w:rPr>
+              <w:t xml:space="preserve">  </w:t>
             </w:r>
             <w:proofErr w:type="spellStart"/>
             <w:r>
               <w:rPr>
                 <w:rFonts w:eastAsia="Quattrocento Sans"/>
               </w:rPr>
-              <w:t>institusi</w:t>
+              <w:t>tinggi</w:t>
             </w:r>
             <w:proofErr w:type="spellEnd"/>
-            <w:proofErr w:type="gramEnd"/>
             <w:r>
               <w:rPr>
                 <w:rFonts w:eastAsia="Quattrocento Sans"/>
               </w:rPr>
+              <w:t xml:space="preserve">  yang </w:t>
+            </w:r>
+            <w:proofErr w:type="spellStart"/>
+            <w:r>
+              <w:rPr>
+                <w:rFonts w:eastAsia="Quattrocento Sans"/>
+              </w:rPr>
+              <w:t>berwenang</w:t>
+            </w:r>
+            <w:proofErr w:type="spellEnd"/>
+            <w:r>
+              <w:rPr>
+                <w:rFonts w:eastAsia="Quattrocento Sans"/>
+              </w:rPr>
               <w:t xml:space="preserve">  </w:t>
             </w:r>
             <w:proofErr w:type="spellStart"/>
-            <w:proofErr w:type="gramStart"/>
             <w:r>
               <w:rPr>
                 <w:rFonts w:eastAsia="Quattrocento Sans"/>
               </w:rPr>
-              <w:t>pendidikan</w:t>
+              <w:t>mengeluarkan</w:t>
             </w:r>
             <w:proofErr w:type="spellEnd"/>
             <w:r>
               <w:rPr>
                 <w:rFonts w:eastAsia="Quattrocento Sans"/>
               </w:rPr>
-              <w:t xml:space="preserve">  </w:t>
+              <w:t xml:space="preserve"> ijazah </w:t>
             </w:r>
             <w:proofErr w:type="spellStart"/>
             <w:r>
               <w:rPr>
                 <w:rFonts w:eastAsia="Quattrocento Sans"/>
               </w:rPr>
-              <w:t>tinggi</w:t>
+              <w:t>sesuai</w:t>
             </w:r>
             <w:proofErr w:type="spellEnd"/>
-            <w:proofErr w:type="gramEnd"/>
             <w:r>
               <w:rPr>
                 <w:rFonts w:eastAsia="Quattrocento Sans"/>
               </w:rPr>
-              <w:t xml:space="preserve">  yang </w:t>
+              <w:t xml:space="preserve"> </w:t>
             </w:r>
             <w:proofErr w:type="spellStart"/>
-            <w:proofErr w:type="gramStart"/>
             <w:r>
               <w:rPr>
                 <w:rFonts w:eastAsia="Quattrocento Sans"/>
               </w:rPr>
-              <w:t>berwenang</w:t>
+              <w:t>dengan</w:t>
             </w:r>
             <w:proofErr w:type="spellEnd"/>
             <w:r>
               <w:rPr>
                 <w:rFonts w:eastAsia="Quattrocento Sans"/>
               </w:rPr>
-              <w:t xml:space="preserve">  </w:t>
+              <w:t xml:space="preserve"> </w:t>
             </w:r>
             <w:proofErr w:type="spellStart"/>
             <w:r>
               <w:rPr>
                 <w:rFonts w:eastAsia="Quattrocento Sans"/>
               </w:rPr>
-              <w:t>mengeluarkan</w:t>
-            </w:r>
-            <w:proofErr w:type="spellEnd"/>
-            <w:proofErr w:type="gramEnd"/>
-            <w:r>
-              <w:rPr>
-                <w:rFonts w:eastAsia="Quattrocento Sans"/>
-              </w:rPr>
-              <w:t xml:space="preserve"> ijazah </w:t>
-            </w:r>
-            <w:proofErr w:type="spellStart"/>
-            <w:r>
-              <w:rPr>
-                <w:rFonts w:eastAsia="Quattrocento Sans"/>
-              </w:rPr>
-              <w:t>sesuai</w:t>
-            </w:r>
-            <w:proofErr w:type="spellEnd"/>
-            <w:r>
-              <w:rPr>
-                <w:rFonts w:eastAsia="Quattrocento Sans"/>
-              </w:rPr>
-              <w:t xml:space="preserve"> </w:t>
-            </w:r>
-            <w:proofErr w:type="spellStart"/>
-            <w:r>
-              <w:rPr>
-                <w:rFonts w:eastAsia="Quattrocento Sans"/>
-              </w:rPr>
-              <w:t>dengan</w:t>
-            </w:r>
-            <w:proofErr w:type="spellEnd"/>
-            <w:r>
-              <w:rPr>
-                <w:rFonts w:eastAsia="Quattrocento Sans"/>
-              </w:rPr>
-              <w:t xml:space="preserve"> </w:t>
-            </w:r>
-            <w:proofErr w:type="spellStart"/>
-            <w:r>
-              <w:rPr>
-                <w:rFonts w:eastAsia="Quattrocento Sans"/>
-              </w:rPr>
-              <w:t>paraturan</w:t>
+              <w:t>peraturan</w:t>
             </w:r>
             <w:proofErr w:type="spellEnd"/>
             <w:r>
@@ -9261,14 +5862,14 @@
               <w:rPr>
                 <w:rFonts w:eastAsia="Quattrocento Sans"/>
               </w:rPr>
-              <w:t xml:space="preserve">SKPI </w:t>
+              <w:t xml:space="preserve">SKPI hanya </w:t>
             </w:r>
             <w:proofErr w:type="spellStart"/>
             <w:r>
               <w:rPr>
                 <w:rFonts w:eastAsia="Quattrocento Sans"/>
               </w:rPr>
-              <w:t>hanya</w:t>
+              <w:t>diterbitkan</w:t>
             </w:r>
             <w:proofErr w:type="spellEnd"/>
             <w:r>
@@ -9282,7 +5883,7 @@
               <w:rPr>
                 <w:rFonts w:eastAsia="Quattrocento Sans"/>
               </w:rPr>
-              <w:t>diterbitkan</w:t>
+              <w:t>setelah</w:t>
             </w:r>
             <w:proofErr w:type="spellEnd"/>
             <w:r>
@@ -9296,7 +5897,7 @@
               <w:rPr>
                 <w:rFonts w:eastAsia="Quattrocento Sans"/>
               </w:rPr>
-              <w:t>setelah</w:t>
+              <w:t>mahasiswa</w:t>
             </w:r>
             <w:proofErr w:type="spellEnd"/>
             <w:r>
@@ -9310,13 +5911,27 @@
               <w:rPr>
                 <w:rFonts w:eastAsia="Quattrocento Sans"/>
               </w:rPr>
-              <w:t>mahasiswa</w:t>
+              <w:t>dinyatakan</w:t>
             </w:r>
             <w:proofErr w:type="spellEnd"/>
             <w:r>
               <w:rPr>
                 <w:rFonts w:eastAsia="Quattrocento Sans"/>
               </w:rPr>
+              <w:t xml:space="preserve"> lulus </w:t>
+            </w:r>
+            <w:proofErr w:type="spellStart"/>
+            <w:r>
+              <w:rPr>
+                <w:rFonts w:eastAsia="Quattrocento Sans"/>
+              </w:rPr>
+              <w:t>dari</w:t>
+            </w:r>
+            <w:proofErr w:type="spellEnd"/>
+            <w:r>
+              <w:rPr>
+                <w:rFonts w:eastAsia="Quattrocento Sans"/>
+              </w:rPr>
               <w:t xml:space="preserve"> </w:t>
             </w:r>
             <w:proofErr w:type="spellStart"/>
@@ -9324,21 +5939,21 @@
               <w:rPr>
                 <w:rFonts w:eastAsia="Quattrocento Sans"/>
               </w:rPr>
-              <w:t>dinyatakan</w:t>
+              <w:t>suatu</w:t>
             </w:r>
             <w:proofErr w:type="spellEnd"/>
             <w:r>
               <w:rPr>
                 <w:rFonts w:eastAsia="Quattrocento Sans"/>
               </w:rPr>
-              <w:t xml:space="preserve"> lulus </w:t>
+              <w:t xml:space="preserve"> program </w:t>
             </w:r>
             <w:proofErr w:type="spellStart"/>
             <w:r>
               <w:rPr>
                 <w:rFonts w:eastAsia="Quattrocento Sans"/>
               </w:rPr>
-              <w:t>dari</w:t>
+              <w:t>studi</w:t>
             </w:r>
             <w:proofErr w:type="spellEnd"/>
             <w:r>
@@ -9352,65 +5967,43 @@
               <w:rPr>
                 <w:rFonts w:eastAsia="Quattrocento Sans"/>
               </w:rPr>
-              <w:t>suatu</w:t>
+              <w:t>secara</w:t>
             </w:r>
             <w:proofErr w:type="spellEnd"/>
             <w:r>
               <w:rPr>
                 <w:rFonts w:eastAsia="Quattrocento Sans"/>
               </w:rPr>
-              <w:t xml:space="preserve"> program </w:t>
+              <w:t xml:space="preserve"> </w:t>
             </w:r>
             <w:proofErr w:type="spellStart"/>
             <w:r>
               <w:rPr>
                 <w:rFonts w:eastAsia="Quattrocento Sans"/>
               </w:rPr>
-              <w:t>studi</w:t>
+              <w:t>resmi</w:t>
             </w:r>
             <w:proofErr w:type="spellEnd"/>
             <w:r>
               <w:rPr>
                 <w:rFonts w:eastAsia="Quattrocento Sans"/>
               </w:rPr>
-              <w:t xml:space="preserve"> </w:t>
+              <w:t xml:space="preserve"> oleh </w:t>
             </w:r>
             <w:proofErr w:type="spellStart"/>
             <w:r>
               <w:rPr>
                 <w:rFonts w:eastAsia="Quattrocento Sans"/>
               </w:rPr>
-              <w:t>secara</w:t>
+              <w:t>Perguruan</w:t>
             </w:r>
             <w:proofErr w:type="spellEnd"/>
             <w:r>
               <w:rPr>
                 <w:rFonts w:eastAsia="Quattrocento Sans"/>
               </w:rPr>
-              <w:t xml:space="preserve"> </w:t>
-            </w:r>
-            <w:proofErr w:type="spellStart"/>
-            <w:r>
-              <w:rPr>
-                <w:rFonts w:eastAsia="Quattrocento Sans"/>
-              </w:rPr>
-              <w:t>resmi</w:t>
-            </w:r>
-            <w:proofErr w:type="spellEnd"/>
-            <w:r>
-              <w:rPr>
-                <w:rFonts w:eastAsia="Quattrocento Sans"/>
-              </w:rPr>
-              <w:t xml:space="preserve"> oleh </w:t>
-            </w:r>
-            <w:proofErr w:type="spellStart"/>
-            <w:r>
-              <w:rPr>
-                <w:rFonts w:eastAsia="Quattrocento Sans"/>
-              </w:rPr>
-              <w:t>PerguruanTinggi</w:t>
-            </w:r>
-            <w:proofErr w:type="spellEnd"/>
+              <w:t xml:space="preserve"> Tinggi</w:t>
+            </w:r>
             <w:r>
               <w:rPr>
                 <w:rFonts w:eastAsia="Quattrocento Sans"/>
@@ -9445,49 +6038,7 @@
               <w:rPr>
                 <w:rFonts w:eastAsia="Quattrocento Sans"/>
               </w:rPr>
-              <w:t xml:space="preserve">SKPI </w:t>
-            </w:r>
-            <w:proofErr w:type="spellStart"/>
-            <w:r>
-              <w:rPr>
-                <w:rFonts w:eastAsia="Quattrocento Sans"/>
-              </w:rPr>
-              <w:t>diterbitkan</w:t>
-            </w:r>
-            <w:proofErr w:type="spellEnd"/>
-            <w:r>
-              <w:rPr>
-                <w:rFonts w:eastAsia="Quattrocento Sans"/>
-              </w:rPr>
-              <w:t xml:space="preserve"> </w:t>
-            </w:r>
-            <w:proofErr w:type="spellStart"/>
-            <w:r>
-              <w:rPr>
-                <w:rFonts w:eastAsia="Quattrocento Sans"/>
-              </w:rPr>
-              <w:t>dalam</w:t>
-            </w:r>
-            <w:proofErr w:type="spellEnd"/>
-            <w:r>
-              <w:rPr>
-                <w:rFonts w:eastAsia="Quattrocento Sans"/>
-              </w:rPr>
-              <w:t xml:space="preserve"> Bahasa Indonesia dan Bahasa </w:t>
-            </w:r>
-            <w:proofErr w:type="spellStart"/>
-            <w:r>
-              <w:rPr>
-                <w:rFonts w:eastAsia="Quattrocento Sans"/>
-              </w:rPr>
-              <w:t>Inggris</w:t>
-            </w:r>
-            <w:proofErr w:type="spellEnd"/>
-            <w:r>
-              <w:rPr>
-                <w:rFonts w:eastAsia="Quattrocento Sans"/>
-              </w:rPr>
-              <w:t>.</w:t>
+              <w:t>SKPI diterbitkan dalam Bahasa Indonesia dan Bahasa Inggris.</w:t>
             </w:r>
           </w:p>
           <w:p>
@@ -9513,205 +6064,11 @@
                 <w:rFonts w:eastAsia="Quattrocento Sans"/>
               </w:rPr>
             </w:pPr>
-            <w:proofErr w:type="gramStart"/>
             <w:r>
               <w:rPr>
                 <w:rFonts w:eastAsia="Quattrocento Sans"/>
               </w:rPr>
-              <w:t>SKPI  yang</w:t>
-            </w:r>
-            <w:proofErr w:type="gramEnd"/>
-            <w:r>
-              <w:rPr>
-                <w:rFonts w:eastAsia="Quattrocento Sans"/>
-              </w:rPr>
-              <w:t xml:space="preserve">  </w:t>
-            </w:r>
-            <w:proofErr w:type="spellStart"/>
-            <w:proofErr w:type="gramStart"/>
-            <w:r>
-              <w:rPr>
-                <w:rFonts w:eastAsia="Quattrocento Sans"/>
-              </w:rPr>
-              <w:t>asli</w:t>
-            </w:r>
-            <w:proofErr w:type="spellEnd"/>
-            <w:r>
-              <w:rPr>
-                <w:rFonts w:eastAsia="Quattrocento Sans"/>
-              </w:rPr>
-              <w:t xml:space="preserve">  </w:t>
-            </w:r>
-            <w:proofErr w:type="spellStart"/>
-            <w:r>
-              <w:rPr>
-                <w:rFonts w:eastAsia="Quattrocento Sans"/>
-              </w:rPr>
-              <w:t>diterbitkan</w:t>
-            </w:r>
-            <w:proofErr w:type="spellEnd"/>
-            <w:proofErr w:type="gramEnd"/>
-            <w:r>
-              <w:rPr>
-                <w:rFonts w:eastAsia="Quattrocento Sans"/>
-              </w:rPr>
-              <w:t xml:space="preserve">  </w:t>
-            </w:r>
-            <w:proofErr w:type="spellStart"/>
-            <w:proofErr w:type="gramStart"/>
-            <w:r>
-              <w:rPr>
-                <w:rFonts w:eastAsia="Quattrocento Sans"/>
-              </w:rPr>
-              <w:t>mengunakan</w:t>
-            </w:r>
-            <w:proofErr w:type="spellEnd"/>
-            <w:r>
-              <w:rPr>
-                <w:rFonts w:eastAsia="Quattrocento Sans"/>
-              </w:rPr>
-              <w:t xml:space="preserve">  </w:t>
-            </w:r>
-            <w:proofErr w:type="spellStart"/>
-            <w:r>
-              <w:rPr>
-                <w:rFonts w:eastAsia="Quattrocento Sans"/>
-              </w:rPr>
-              <w:t>kertas</w:t>
-            </w:r>
-            <w:proofErr w:type="spellEnd"/>
-            <w:proofErr w:type="gramEnd"/>
-            <w:r>
-              <w:rPr>
-                <w:rFonts w:eastAsia="Quattrocento Sans"/>
-              </w:rPr>
-              <w:t xml:space="preserve">  </w:t>
-            </w:r>
-            <w:proofErr w:type="spellStart"/>
-            <w:r>
-              <w:rPr>
-                <w:rFonts w:eastAsia="Quattrocento Sans"/>
-              </w:rPr>
-              <w:t>khusus</w:t>
-            </w:r>
-            <w:proofErr w:type="spellEnd"/>
-            <w:r>
-              <w:rPr>
-                <w:rFonts w:eastAsia="Quattrocento Sans"/>
-              </w:rPr>
-              <w:t xml:space="preserve"> (barcode/</w:t>
-            </w:r>
-            <w:proofErr w:type="spellStart"/>
-            <w:r>
-              <w:rPr>
-                <w:rFonts w:eastAsia="Quattrocento Sans"/>
-              </w:rPr>
-              <w:t>halogram</w:t>
-            </w:r>
-            <w:proofErr w:type="spellEnd"/>
-            <w:r>
-              <w:rPr>
-                <w:rFonts w:eastAsia="Quattrocento Sans"/>
-              </w:rPr>
-              <w:t xml:space="preserve"> </w:t>
-            </w:r>
-            <w:proofErr w:type="spellStart"/>
-            <w:r>
-              <w:rPr>
-                <w:rFonts w:eastAsia="Quattrocento Sans"/>
-              </w:rPr>
-              <w:t>securitypaper</w:t>
-            </w:r>
-            <w:proofErr w:type="spellEnd"/>
-            <w:r>
-              <w:rPr>
-                <w:rFonts w:eastAsia="Quattrocento Sans"/>
-              </w:rPr>
-              <w:t xml:space="preserve">) </w:t>
-            </w:r>
-            <w:proofErr w:type="spellStart"/>
-            <w:r>
-              <w:rPr>
-                <w:rFonts w:eastAsia="Quattrocento Sans"/>
-              </w:rPr>
-              <w:t>berlogo</w:t>
-            </w:r>
-            <w:proofErr w:type="spellEnd"/>
-            <w:r>
-              <w:rPr>
-                <w:rFonts w:eastAsia="Quattrocento Sans"/>
-              </w:rPr>
-              <w:t xml:space="preserve"> </w:t>
-            </w:r>
-            <w:proofErr w:type="spellStart"/>
-            <w:r>
-              <w:rPr>
-                <w:rFonts w:eastAsia="Quattrocento Sans"/>
-              </w:rPr>
-              <w:t>Perguruan</w:t>
-            </w:r>
-            <w:proofErr w:type="spellEnd"/>
-            <w:r>
-              <w:rPr>
-                <w:rFonts w:eastAsia="Quattrocento Sans"/>
-              </w:rPr>
-              <w:t xml:space="preserve"> Tinggi, yang </w:t>
-            </w:r>
-            <w:proofErr w:type="spellStart"/>
-            <w:r>
-              <w:rPr>
-                <w:rFonts w:eastAsia="Quattrocento Sans"/>
-              </w:rPr>
-              <w:t>diterbitkan</w:t>
-            </w:r>
-            <w:proofErr w:type="spellEnd"/>
-            <w:r>
-              <w:rPr>
-                <w:rFonts w:eastAsia="Quattrocento Sans"/>
-              </w:rPr>
-              <w:t xml:space="preserve"> </w:t>
-            </w:r>
-            <w:proofErr w:type="spellStart"/>
-            <w:r>
-              <w:rPr>
-                <w:rFonts w:eastAsia="Quattrocento Sans"/>
-              </w:rPr>
-              <w:t>secara</w:t>
-            </w:r>
-            <w:proofErr w:type="spellEnd"/>
-            <w:r>
-              <w:rPr>
-                <w:rFonts w:eastAsia="Quattrocento Sans"/>
-              </w:rPr>
-              <w:t xml:space="preserve"> </w:t>
-            </w:r>
-            <w:proofErr w:type="spellStart"/>
-            <w:r>
-              <w:rPr>
-                <w:rFonts w:eastAsia="Quattrocento Sans"/>
-              </w:rPr>
-              <w:t>khusus</w:t>
-            </w:r>
-            <w:proofErr w:type="spellEnd"/>
-            <w:r>
-              <w:rPr>
-                <w:rFonts w:eastAsia="Quattrocento Sans"/>
-              </w:rPr>
-              <w:t xml:space="preserve"> oleh </w:t>
-            </w:r>
-            <w:proofErr w:type="spellStart"/>
-            <w:r>
-              <w:rPr>
-                <w:rFonts w:eastAsia="Quattrocento Sans"/>
-              </w:rPr>
-              <w:t>Perguruan</w:t>
-            </w:r>
-            <w:proofErr w:type="spellEnd"/>
-            <w:r>
-              <w:rPr>
-                <w:rFonts w:eastAsia="Quattrocento Sans"/>
-              </w:rPr>
-              <w:t xml:space="preserve"> Tinggi.</w:t>
+              <w:t>SKPI  yang  asli  diterbitkan  mengunakan  kertas  khusus (barcode/halogram securitypaper) berlogo Perguruan Tinggi, yang diterbitkan secara khusus oleh Perguruan Tinggi.</w:t>
             </w:r>
           </w:p>
           <w:p>
@@ -9737,75 +6094,11 @@
                 <w:rFonts w:eastAsia="Quattrocento Sans"/>
               </w:rPr>
             </w:pPr>
-            <w:proofErr w:type="spellStart"/>
             <w:r>
               <w:rPr>
                 <w:rFonts w:eastAsia="Quattrocento Sans"/>
               </w:rPr>
-              <w:t>Penerima</w:t>
-            </w:r>
-            <w:proofErr w:type="spellEnd"/>
-            <w:r>
-              <w:rPr>
-                <w:rFonts w:eastAsia="Quattrocento Sans"/>
-              </w:rPr>
-              <w:t xml:space="preserve"> SKPI </w:t>
-            </w:r>
-            <w:proofErr w:type="spellStart"/>
-            <w:r>
-              <w:rPr>
-                <w:rFonts w:eastAsia="Quattrocento Sans"/>
-              </w:rPr>
-              <w:t>dicantumkan</w:t>
-            </w:r>
-            <w:proofErr w:type="spellEnd"/>
-            <w:r>
-              <w:rPr>
-                <w:rFonts w:eastAsia="Quattrocento Sans"/>
-              </w:rPr>
-              <w:t xml:space="preserve"> </w:t>
-            </w:r>
-            <w:proofErr w:type="spellStart"/>
-            <w:r>
-              <w:rPr>
-                <w:rFonts w:eastAsia="Quattrocento Sans"/>
-              </w:rPr>
-              <w:t>dalam</w:t>
-            </w:r>
-            <w:proofErr w:type="spellEnd"/>
-            <w:r>
-              <w:rPr>
-                <w:rFonts w:eastAsia="Quattrocento Sans"/>
-              </w:rPr>
-              <w:t xml:space="preserve"> situs </w:t>
-            </w:r>
-            <w:proofErr w:type="spellStart"/>
-            <w:r>
-              <w:rPr>
-                <w:rFonts w:eastAsia="Quattrocento Sans"/>
-              </w:rPr>
-              <w:t>resmi</w:t>
-            </w:r>
-            <w:proofErr w:type="spellEnd"/>
-            <w:r>
-              <w:rPr>
-                <w:rFonts w:eastAsia="Quattrocento Sans"/>
-              </w:rPr>
-              <w:t xml:space="preserve"> </w:t>
-            </w:r>
-            <w:proofErr w:type="spellStart"/>
-            <w:r>
-              <w:rPr>
-                <w:rFonts w:eastAsia="Quattrocento Sans"/>
-              </w:rPr>
-              <w:t>Perguruan</w:t>
-            </w:r>
-            <w:proofErr w:type="spellEnd"/>
-            <w:r>
-              <w:rPr>
-                <w:rFonts w:eastAsia="Quattrocento Sans"/>
-              </w:rPr>
-              <w:t xml:space="preserve"> Tinggi.</w:t>
+              <w:t>Penerima SKPI dicantumkan dalam situs resmi Perguruan Tinggi.</w:t>
             </w:r>
           </w:p>
           <w:p>
@@ -9851,7 +6144,6 @@
                 <w:bCs/>
               </w:rPr>
             </w:pPr>
-            <w:proofErr w:type="gramStart"/>
             <w:r>
               <w:rPr>
                 <w:b/>
@@ -9859,7 +6151,6 @@
               </w:rPr>
               <w:t>Alamat :</w:t>
             </w:r>
-            <w:proofErr w:type="gramEnd"/>
           </w:p>
           <w:p>
             <w:pPr>
@@ -9900,39 +6191,7 @@
               <w:ind w:left="0"/>
             </w:pPr>
             <w:r>
-              <w:t xml:space="preserve">Jl. Ir. Soekarno No.69, Dusun I, </w:t>
-            </w:r>
-            <w:proofErr w:type="spellStart"/>
-            <w:r>
-              <w:t>Madegondo</w:t>
-            </w:r>
-            <w:proofErr w:type="spellEnd"/>
-            <w:r>
-              <w:t xml:space="preserve">, </w:t>
-            </w:r>
-            <w:proofErr w:type="spellStart"/>
-            <w:r>
-              <w:t>Kec</w:t>
-            </w:r>
-            <w:proofErr w:type="spellEnd"/>
-            <w:r>
-              <w:t xml:space="preserve">. Grogol, </w:t>
-            </w:r>
-            <w:proofErr w:type="spellStart"/>
-            <w:r>
-              <w:t>Kabupaten</w:t>
-            </w:r>
-            <w:proofErr w:type="spellEnd"/>
-            <w:r>
-              <w:t xml:space="preserve"> </w:t>
-            </w:r>
-            <w:proofErr w:type="spellStart"/>
-            <w:r>
-              <w:t>Sukoharjo</w:t>
-            </w:r>
-            <w:proofErr w:type="spellEnd"/>
-            <w:r>
-              <w:t>, Jawa Tengah 57552</w:t>
+              <w:t>Jl. Ir. Soekarno No.69, Dusun I, Madegondo, Kec. Grogol, Kabupaten Sukoharjo, Jawa Tengah 57552</w:t>
             </w:r>
           </w:p>
           <w:p>
@@ -9948,13 +6207,8 @@
               <w:spacing w:line="240" w:lineRule="exact"/>
               <w:ind w:left="0"/>
             </w:pPr>
-            <w:proofErr w:type="gramStart"/>
-            <w:r>
-              <w:t>Contact :</w:t>
-            </w:r>
-            <w:proofErr w:type="gramEnd"/>
-            <w:r>
-              <w:t xml:space="preserve"> 0811-2674-670</w:t>
+            <w:r>
+              <w:t>Contact : 0811-2674-670</w:t>
             </w:r>
           </w:p>
           <w:p>
@@ -9975,15 +6229,7 @@
             </w:r>
             <w:r>
               <w:br/>
-              <w:t xml:space="preserve">Email     </w:t>
-            </w:r>
-            <w:proofErr w:type="gramStart"/>
-            <w:r>
-              <w:t xml:space="preserve">  :</w:t>
-            </w:r>
-            <w:proofErr w:type="gramEnd"/>
-            <w:r>
-              <w:t xml:space="preserve"> ush@sugenghartono.ac.id</w:t>
+              <w:t>Email       : ush@sugenghartono.ac.id</w:t>
             </w:r>
           </w:p>
           <w:p>
@@ -9992,19 +6238,9 @@
               <w:spacing w:line="240" w:lineRule="exact"/>
               <w:ind w:left="0"/>
             </w:pPr>
-            <w:proofErr w:type="gramStart"/>
-            <w:r>
-              <w:t>Instagram :</w:t>
-            </w:r>
-            <w:proofErr w:type="gramEnd"/>
-            <w:r>
-              <w:t xml:space="preserve"> @</w:t>
-            </w:r>
-            <w:proofErr w:type="gramStart"/>
-            <w:r>
-              <w:t>ush.sugenghartono</w:t>
-            </w:r>
-            <w:proofErr w:type="gramEnd"/>
+            <w:r>
+              <w:t>Instagram : @ush.sugenghartono</w:t>
+            </w:r>
           </w:p>
           <w:p>
             <w:pPr>
@@ -10012,27 +6248,9 @@
               <w:spacing w:line="240" w:lineRule="exact"/>
               <w:ind w:left="0"/>
             </w:pPr>
-            <w:proofErr w:type="spellStart"/>
-            <w:r>
-              <w:t>Tiktok</w:t>
-            </w:r>
-            <w:proofErr w:type="spellEnd"/>
-            <w:r>
-              <w:t xml:space="preserve">    </w:t>
-            </w:r>
-            <w:proofErr w:type="gramStart"/>
-            <w:r>
-              <w:t xml:space="preserve">  :</w:t>
-            </w:r>
-            <w:proofErr w:type="gramEnd"/>
-            <w:r>
-              <w:t xml:space="preserve"> @</w:t>
-            </w:r>
-            <w:proofErr w:type="gramStart"/>
-            <w:r>
-              <w:t>ush.sugenghartono</w:t>
-            </w:r>
-            <w:proofErr w:type="gramEnd"/>
+            <w:r>
+              <w:t>Tiktok      : @ush.sugenghartono</w:t>
+            </w:r>
           </w:p>
           <w:p>
             <w:pPr>
@@ -10041,39 +6259,14 @@
                 <w:lang w:val="en-ID"/>
               </w:rPr>
             </w:pPr>
-            <w:proofErr w:type="spellStart"/>
-            <w:proofErr w:type="gramStart"/>
-            <w:r>
-              <w:lastRenderedPageBreak/>
-              <w:t>Linkedln</w:t>
-            </w:r>
-            <w:proofErr w:type="spellEnd"/>
-            <w:r>
-              <w:t xml:space="preserve">  :</w:t>
-            </w:r>
-            <w:proofErr w:type="gramEnd"/>
-            <w:r>
-              <w:t xml:space="preserve"> </w:t>
+            <w:r>
+              <w:t xml:space="preserve">Linkedln  : </w:t>
             </w:r>
             <w:r>
               <w:rPr>
                 <w:lang w:val="en-ID"/>
               </w:rPr>
-              <w:t xml:space="preserve">Universitas </w:t>
-            </w:r>
-            <w:proofErr w:type="spellStart"/>
-            <w:r>
-              <w:rPr>
-                <w:lang w:val="en-ID"/>
-              </w:rPr>
-              <w:t>Sugeng</w:t>
-            </w:r>
-            <w:proofErr w:type="spellEnd"/>
-            <w:r>
-              <w:rPr>
-                <w:lang w:val="en-ID"/>
-              </w:rPr>
-              <w:t xml:space="preserve"> Hartono</w:t>
+              <w:t>Universitas Sugeng Hartono</w:t>
             </w:r>
           </w:p>
           <w:p>
@@ -10107,7 +6300,6 @@
                 <w:i/>
                 <w:position w:val="6"/>
               </w:rPr>
-              <w:lastRenderedPageBreak/>
               <w:t>O</w:t>
             </w:r>
             <w:r>
@@ -10216,7 +6408,30 @@
                 <w:rFonts w:eastAsia="Quattrocento Sans"/>
                 <w:i/>
               </w:rPr>
-              <w:t xml:space="preserve">This Diploma Supplement is issued by University of Muhammadiyah Riau, </w:t>
+              <w:t xml:space="preserve">This Diploma Supplement is issued by University of </w:t>
+            </w:r>
+            <w:proofErr w:type="spellStart"/>
+            <w:r>
+              <w:rPr>
+                <w:rFonts w:eastAsia="Quattrocento Sans"/>
+                <w:i/>
+              </w:rPr>
+              <w:t>Sugeng</w:t>
+            </w:r>
+            <w:proofErr w:type="spellEnd"/>
+            <w:r>
+              <w:rPr>
+                <w:rFonts w:eastAsia="Quattrocento Sans"/>
+                <w:i/>
+              </w:rPr>
+              <w:t xml:space="preserve"> Hartono</w:t>
+            </w:r>
+            <w:r>
+              <w:rPr>
+                <w:rFonts w:eastAsia="Quattrocento Sans"/>
+                <w:i/>
+              </w:rPr>
+              <w:t xml:space="preserve">, </w:t>
             </w:r>
             <w:proofErr w:type="spellStart"/>
             <w:r>
@@ -10327,7 +6542,23 @@
                 <w:rFonts w:eastAsia="Quattrocento Sans"/>
                 <w:i/>
               </w:rPr>
-              <w:t xml:space="preserve"> of Muhammadiyah Riau</w:t>
+              <w:t xml:space="preserve"> of </w:t>
+            </w:r>
+            <w:proofErr w:type="spellStart"/>
+            <w:r>
+              <w:rPr>
+                <w:rFonts w:eastAsia="Quattrocento Sans"/>
+                <w:i/>
+              </w:rPr>
+              <w:t>Sugeng</w:t>
+            </w:r>
+            <w:proofErr w:type="spellEnd"/>
+            <w:r>
+              <w:rPr>
+                <w:rFonts w:eastAsia="Quattrocento Sans"/>
+                <w:i/>
+              </w:rPr>
+              <w:t xml:space="preserve"> Hartono.</w:t>
             </w:r>
           </w:p>
           <w:p>
@@ -10381,103 +6612,12 @@
                 <w:rFonts w:eastAsia="Quattrocento Sans"/>
               </w:rPr>
             </w:pPr>
-            <w:proofErr w:type="gramStart"/>
             <w:r>
               <w:rPr>
                 <w:rFonts w:eastAsia="Quattrocento Sans"/>
                 <w:i/>
               </w:rPr>
-              <w:t>The  original</w:t>
-            </w:r>
-            <w:proofErr w:type="gramEnd"/>
-            <w:r>
-              <w:rPr>
-                <w:rFonts w:eastAsia="Quattrocento Sans"/>
-                <w:i/>
-              </w:rPr>
-              <w:t xml:space="preserve">  </w:t>
-            </w:r>
-            <w:proofErr w:type="gramStart"/>
-            <w:r>
-              <w:rPr>
-                <w:rFonts w:eastAsia="Quattrocento Sans"/>
-                <w:i/>
-              </w:rPr>
-              <w:t>copy  of</w:t>
-            </w:r>
-            <w:proofErr w:type="gramEnd"/>
-            <w:r>
-              <w:rPr>
-                <w:rFonts w:eastAsia="Quattrocento Sans"/>
-                <w:i/>
-              </w:rPr>
-              <w:t xml:space="preserve">  </w:t>
-            </w:r>
-            <w:proofErr w:type="gramStart"/>
-            <w:r>
-              <w:rPr>
-                <w:rFonts w:eastAsia="Quattrocento Sans"/>
-                <w:i/>
-              </w:rPr>
-              <w:t>this  Diploma</w:t>
-            </w:r>
-            <w:proofErr w:type="gramEnd"/>
-            <w:r>
-              <w:rPr>
-                <w:rFonts w:eastAsia="Quattrocento Sans"/>
-                <w:i/>
-              </w:rPr>
-              <w:t xml:space="preserve">  </w:t>
-            </w:r>
-            <w:proofErr w:type="gramStart"/>
-            <w:r>
-              <w:rPr>
-                <w:rFonts w:eastAsia="Quattrocento Sans"/>
-                <w:i/>
-              </w:rPr>
-              <w:t>Supplement  is</w:t>
-            </w:r>
-            <w:proofErr w:type="gramEnd"/>
-            <w:r>
-              <w:rPr>
-                <w:rFonts w:eastAsia="Quattrocento Sans"/>
-                <w:i/>
-              </w:rPr>
-              <w:t xml:space="preserve">  on barcoded/</w:t>
-            </w:r>
-            <w:proofErr w:type="spellStart"/>
-            <w:r>
-              <w:rPr>
-                <w:rFonts w:eastAsia="Quattrocento Sans"/>
-                <w:i/>
-              </w:rPr>
-              <w:t>halogram</w:t>
-            </w:r>
-            <w:proofErr w:type="spellEnd"/>
-            <w:r>
-              <w:rPr>
-                <w:rFonts w:eastAsia="Quattrocento Sans"/>
-                <w:i/>
-              </w:rPr>
-              <w:t xml:space="preserve"> security </w:t>
-            </w:r>
-            <w:proofErr w:type="spellStart"/>
-            <w:proofErr w:type="gramStart"/>
-            <w:r>
-              <w:rPr>
-                <w:rFonts w:eastAsia="Quattrocento Sans"/>
-                <w:i/>
-              </w:rPr>
-              <w:t>paper,sealed</w:t>
-            </w:r>
-            <w:proofErr w:type="spellEnd"/>
-            <w:proofErr w:type="gramEnd"/>
-            <w:r>
-              <w:rPr>
-                <w:rFonts w:eastAsia="Quattrocento Sans"/>
-                <w:i/>
-              </w:rPr>
-              <w:t xml:space="preserve"> with the higher education institution’s logo, and issued exclusively by University</w:t>
+              <w:t>The  original  copy  of  this  Diploma  Supplement  is  on barcoded/halogram security paper,sealed with the higher education institution’s logo, and issued exclusively by University</w:t>
             </w:r>
           </w:p>
           <w:p>
@@ -10517,23 +6657,335 @@
     </w:tbl>
     <w:p>
       <w:pPr>
+        <w:rPr>
+          <w:b/>
+          <w:bCs/>
+          <w:w w:val="91"/>
+          <w:sz w:val="24"/>
+          <w:szCs w:val="24"/>
+          <w:lang w:val="id-ID"/>
+        </w:rPr>
+      </w:pPr>
+    </w:p>
+    <w:p>
+      <w:pPr>
+        <w:rPr>
+          <w:b/>
+          <w:bCs/>
+          <w:w w:val="91"/>
+          <w:sz w:val="24"/>
+          <w:szCs w:val="24"/>
+          <w:lang w:val="id-ID"/>
+        </w:rPr>
+      </w:pPr>
+      <w:r>
+        <w:rPr>
+          <w:b/>
+          <w:bCs/>
+          <w:w w:val="91"/>
+          <w:sz w:val="24"/>
+          <w:szCs w:val="24"/>
+          <w:lang w:val="id-ID"/>
+        </w:rPr>
+        <w:br w:type="page"/>
+      </w:r>
+    </w:p>
+    <w:p>
+      <w:pPr>
+        <w:pStyle w:val="ListParagraph"/>
+        <w:spacing w:line="360" w:lineRule="auto"/>
+        <w:ind w:left="502"/>
+        <w:jc w:val="center"/>
+        <w:rPr>
+          <w:b/>
+          <w:bCs/>
+          <w:w w:val="91"/>
+          <w:sz w:val="24"/>
+          <w:szCs w:val="24"/>
+          <w:lang w:val="id-ID"/>
+        </w:rPr>
+      </w:pPr>
+      <w:r>
+        <w:rPr>
+          <w:b/>
+          <w:bCs/>
+          <w:w w:val="91"/>
+          <w:sz w:val="24"/>
+          <w:szCs w:val="24"/>
+          <w:lang w:val="id-ID"/>
+        </w:rPr>
+        <w:lastRenderedPageBreak/>
+        <w:t>LAMPIRAN 3</w:t>
+      </w:r>
+    </w:p>
+    <w:p>
+      <w:pPr>
+        <w:pStyle w:val="ListParagraph"/>
+        <w:spacing w:line="360" w:lineRule="auto"/>
+        <w:ind w:left="502"/>
+        <w:jc w:val="center"/>
+        <w:rPr>
+          <w:b/>
+          <w:bCs/>
+          <w:w w:val="91"/>
+          <w:sz w:val="24"/>
+          <w:szCs w:val="24"/>
+          <w:lang w:val="id-ID"/>
+        </w:rPr>
+      </w:pPr>
+      <w:r>
+        <w:rPr>
+          <w:b/>
+          <w:bCs/>
+          <w:w w:val="91"/>
+          <w:sz w:val="24"/>
+          <w:szCs w:val="24"/>
+          <w:lang w:val="id-ID"/>
+        </w:rPr>
+        <w:t>KEMENTERIAN RISET, TEKNOLOGI, DAN PENDIDIKAN TINGGI</w:t>
+      </w:r>
+    </w:p>
+    <w:p>
+      <w:pPr>
         <w:pStyle w:val="ListParagraph"/>
         <w:spacing w:line="240" w:lineRule="exact"/>
         <w:ind w:left="502"/>
-      </w:pPr>
+        <w:jc w:val="center"/>
+        <w:rPr>
+          <w:b/>
+          <w:bCs/>
+          <w:w w:val="91"/>
+          <w:sz w:val="24"/>
+          <w:szCs w:val="24"/>
+          <w:lang w:val="id-ID"/>
+        </w:rPr>
+      </w:pPr>
+      <w:r>
+        <w:rPr>
+          <w:b/>
+          <w:bCs/>
+          <w:w w:val="91"/>
+          <w:sz w:val="24"/>
+          <w:szCs w:val="24"/>
+          <w:lang w:val="id-ID"/>
+        </w:rPr>
+        <w:t>TRANSKRIP SURAT KETERANGAN PENDAMPING IJAZAH</w:t>
+      </w:r>
     </w:p>
     <w:p>
       <w:pPr>
         <w:pStyle w:val="ListParagraph"/>
         <w:spacing w:line="240" w:lineRule="exact"/>
         <w:ind w:left="502"/>
+        <w:jc w:val="center"/>
+        <w:rPr>
+          <w:b/>
+          <w:bCs/>
+          <w:w w:val="91"/>
+          <w:sz w:val="24"/>
+          <w:szCs w:val="24"/>
+          <w:lang w:val="id-ID"/>
+        </w:rPr>
       </w:pPr>
     </w:p>
+    <w:tbl>
+      <w:tblPr>
+        <w:tblStyle w:val="TableGrid"/>
+        <w:tblpPr w:leftFromText="181" w:rightFromText="181" w:vertAnchor="text" w:tblpY="1"/>
+        <w:tblOverlap w:val="never"/>
+        <w:tblW w:w="9214" w:type="dxa"/>
+        <w:tblBorders>
+          <w:top w:val="none" w:sz="0" w:space="0" w:color="auto"/>
+          <w:left w:val="none" w:sz="0" w:space="0" w:color="auto"/>
+          <w:bottom w:val="none" w:sz="0" w:space="0" w:color="auto"/>
+          <w:right w:val="none" w:sz="0" w:space="0" w:color="auto"/>
+          <w:insideH w:val="none" w:sz="0" w:space="0" w:color="auto"/>
+          <w:insideV w:val="none" w:sz="0" w:space="0" w:color="auto"/>
+        </w:tblBorders>
+        <w:tblLook w:val="04A0" w:firstRow="1" w:lastRow="0" w:firstColumn="1" w:lastColumn="0" w:noHBand="0" w:noVBand="1"/>
+      </w:tblPr>
+      <w:tblGrid>
+        <w:gridCol w:w="4438"/>
+        <w:gridCol w:w="4776"/>
+      </w:tblGrid>
+      <w:tr>
+        <w:trPr>
+          <w:trHeight w:val="503"/>
+        </w:trPr>
+        <w:tc>
+          <w:tcPr>
+            <w:tcW w:w="4438" w:type="dxa"/>
+            <w:shd w:val="clear" w:color="auto" w:fill="E7E6E6" w:themeFill="background2"/>
+            <w:vAlign w:val="center"/>
+          </w:tcPr>
+          <w:p>
+            <w:pPr>
+              <w:pStyle w:val="ListParagraph"/>
+              <w:spacing w:line="240" w:lineRule="exact"/>
+              <w:ind w:left="0"/>
+              <w:jc w:val="both"/>
+              <w:rPr>
+                <w:w w:val="91"/>
+                <w:lang w:val="id-ID"/>
+              </w:rPr>
+            </w:pPr>
+            <w:r>
+              <w:rPr>
+                <w:w w:val="91"/>
+                <w:lang w:val="id-ID"/>
+              </w:rPr>
+              <w:t>NAMA</w:t>
+            </w:r>
+          </w:p>
+        </w:tc>
+        <w:tc>
+          <w:tcPr>
+            <w:tcW w:w="4776" w:type="dxa"/>
+            <w:shd w:val="clear" w:color="auto" w:fill="E7E6E6" w:themeFill="background2"/>
+            <w:vAlign w:val="center"/>
+          </w:tcPr>
+          <w:p>
+            <w:pPr>
+              <w:pStyle w:val="ListParagraph"/>
+              <w:spacing w:line="240" w:lineRule="exact"/>
+              <w:ind w:left="0"/>
+              <w:jc w:val="both"/>
+              <w:rPr>
+                <w:w w:val="91"/>
+                <w:lang w:val="id-ID"/>
+              </w:rPr>
+            </w:pPr>
+            <w:r>
+              <w:rPr>
+                <w:w w:val="91"/>
+              </w:rPr>
+              <w:t>${NAMA_LENGKAP}</w:t>
+            </w:r>
+          </w:p>
+        </w:tc>
+      </w:tr>
+      <w:tr>
+        <w:trPr>
+          <w:trHeight w:val="503"/>
+        </w:trPr>
+        <w:tc>
+          <w:tcPr>
+            <w:tcW w:w="4438" w:type="dxa"/>
+            <w:shd w:val="clear" w:color="auto" w:fill="FFFFFF" w:themeFill="background1"/>
+            <w:vAlign w:val="center"/>
+          </w:tcPr>
+          <w:p>
+            <w:pPr>
+              <w:pStyle w:val="ListParagraph"/>
+              <w:spacing w:line="240" w:lineRule="exact"/>
+              <w:ind w:left="0"/>
+              <w:jc w:val="both"/>
+              <w:rPr>
+                <w:w w:val="91"/>
+                <w:lang w:val="id-ID"/>
+              </w:rPr>
+            </w:pPr>
+            <w:r>
+              <w:rPr>
+                <w:w w:val="91"/>
+                <w:lang w:val="id-ID"/>
+              </w:rPr>
+              <w:t>NIM</w:t>
+            </w:r>
+          </w:p>
+        </w:tc>
+        <w:tc>
+          <w:tcPr>
+            <w:tcW w:w="4776" w:type="dxa"/>
+            <w:shd w:val="clear" w:color="auto" w:fill="FFFFFF" w:themeFill="background1"/>
+            <w:vAlign w:val="center"/>
+          </w:tcPr>
+          <w:p>
+            <w:pPr>
+              <w:pStyle w:val="ListParagraph"/>
+              <w:spacing w:line="240" w:lineRule="exact"/>
+              <w:ind w:left="0"/>
+              <w:jc w:val="both"/>
+              <w:rPr>
+                <w:w w:val="91"/>
+                <w:lang w:val="id-ID"/>
+              </w:rPr>
+            </w:pPr>
+            <w:r>
+              <w:rPr>
+                <w:w w:val="91"/>
+              </w:rPr>
+              <w:t>${NIM}</w:t>
+            </w:r>
+          </w:p>
+        </w:tc>
+      </w:tr>
+      <w:tr>
+        <w:trPr>
+          <w:trHeight w:val="503"/>
+        </w:trPr>
+        <w:tc>
+          <w:tcPr>
+            <w:tcW w:w="4438" w:type="dxa"/>
+            <w:shd w:val="clear" w:color="auto" w:fill="E7E6E6" w:themeFill="background2"/>
+            <w:vAlign w:val="center"/>
+          </w:tcPr>
+          <w:p>
+            <w:pPr>
+              <w:pStyle w:val="ListParagraph"/>
+              <w:spacing w:line="240" w:lineRule="exact"/>
+              <w:ind w:left="0"/>
+              <w:jc w:val="both"/>
+              <w:rPr>
+                <w:w w:val="91"/>
+                <w:lang w:val="id-ID"/>
+              </w:rPr>
+            </w:pPr>
+            <w:r>
+              <w:rPr>
+                <w:w w:val="91"/>
+                <w:lang w:val="id-ID"/>
+              </w:rPr>
+              <w:t>PROGRAM STUDI</w:t>
+            </w:r>
+          </w:p>
+        </w:tc>
+        <w:tc>
+          <w:tcPr>
+            <w:tcW w:w="4776" w:type="dxa"/>
+            <w:shd w:val="clear" w:color="auto" w:fill="E7E6E6" w:themeFill="background2"/>
+            <w:vAlign w:val="center"/>
+          </w:tcPr>
+          <w:p>
+            <w:pPr>
+              <w:pStyle w:val="ListParagraph"/>
+              <w:spacing w:line="240" w:lineRule="exact"/>
+              <w:ind w:left="0"/>
+              <w:jc w:val="both"/>
+              <w:rPr>
+                <w:w w:val="91"/>
+                <w:lang w:val="id-ID"/>
+              </w:rPr>
+            </w:pPr>
+            <w:r>
+              <w:rPr>
+                <w:w w:val="91"/>
+              </w:rPr>
+              <w:t>${PROGRAM_STUDI}</w:t>
+            </w:r>
+          </w:p>
+        </w:tc>
+      </w:tr>
+    </w:tbl>
     <w:p>
       <w:pPr>
         <w:pStyle w:val="ListParagraph"/>
         <w:spacing w:line="240" w:lineRule="exact"/>
         <w:ind w:left="502"/>
+        <w:rPr>
+          <w:w w:val="91"/>
+          <w:lang w:val="id-ID"/>
+        </w:rPr>
       </w:pPr>
     </w:p>
     <w:p>
@@ -10541,328 +6993,1516 @@
         <w:pStyle w:val="ListParagraph"/>
         <w:spacing w:line="240" w:lineRule="exact"/>
         <w:ind w:left="502"/>
-      </w:pPr>
+        <w:rPr>
+          <w:w w:val="91"/>
+          <w:lang w:val="id-ID"/>
+        </w:rPr>
+      </w:pPr>
+    </w:p>
+    <w:p>
+      <w:pPr>
+        <w:spacing w:line="240" w:lineRule="exact"/>
+        <w:rPr>
+          <w:w w:val="91"/>
+          <w:lang w:val="id-ID"/>
+        </w:rPr>
+      </w:pPr>
+      <w:r>
+        <w:rPr>
+          <w:w w:val="91"/>
+        </w:rPr>
+        <w:t>${L3_WAJIB_TABLE}</w:t>
+      </w:r>
     </w:p>
     <w:p>
       <w:pPr>
         <w:pStyle w:val="ListParagraph"/>
         <w:spacing w:line="240" w:lineRule="exact"/>
         <w:ind w:left="502"/>
+        <w:rPr>
+          <w:w w:val="91"/>
+          <w:lang w:val="id-ID"/>
+        </w:rPr>
       </w:pPr>
     </w:p>
+    <w:tbl>
+      <w:tblPr>
+        <w:tblW w:w="0" w:type="auto"/>
+        <w:tblInd w:w="-8" w:type="dxa"/>
+        <w:tblBorders>
+          <w:top w:val="single" w:sz="6" w:space="0" w:color="000000"/>
+          <w:left w:val="single" w:sz="6" w:space="0" w:color="000000"/>
+          <w:bottom w:val="single" w:sz="6" w:space="0" w:color="000000"/>
+          <w:right w:val="single" w:sz="6" w:space="0" w:color="000000"/>
+          <w:insideH w:val="single" w:sz="6" w:space="0" w:color="000000"/>
+          <w:insideV w:val="single" w:sz="6" w:space="0" w:color="000000"/>
+        </w:tblBorders>
+        <w:tblLayout w:type="fixed"/>
+        <w:tblCellMar>
+          <w:left w:w="0" w:type="dxa"/>
+          <w:right w:w="0" w:type="dxa"/>
+        </w:tblCellMar>
+        <w:tblLook w:val="01E0" w:firstRow="1" w:lastRow="1" w:firstColumn="1" w:lastColumn="1" w:noHBand="0" w:noVBand="0"/>
+      </w:tblPr>
+      <w:tblGrid>
+        <w:gridCol w:w="855"/>
+        <w:gridCol w:w="5949"/>
+        <w:gridCol w:w="2410"/>
+      </w:tblGrid>
+      <w:tr>
+        <w:trPr>
+          <w:trHeight w:val="426"/>
+        </w:trPr>
+        <w:tc>
+          <w:tcPr>
+            <w:tcW w:w="855" w:type="dxa"/>
+            <w:tcBorders>
+              <w:top w:val="single" w:sz="4" w:space="0" w:color="auto"/>
+              <w:left w:val="single" w:sz="6" w:space="0" w:color="000000"/>
+              <w:bottom w:val="single" w:sz="6" w:space="0" w:color="000000"/>
+              <w:right w:val="single" w:sz="6" w:space="0" w:color="000000"/>
+            </w:tcBorders>
+            <w:vAlign w:val="center"/>
+          </w:tcPr>
+          <w:p>
+            <w:pPr>
+              <w:spacing w:line="240" w:lineRule="exact"/>
+              <w:jc w:val="center"/>
+              <w:rPr>
+                <w:w w:val="91"/>
+                <w:lang w:val="id-ID"/>
+              </w:rPr>
+            </w:pPr>
+            <w:r>
+              <w:rPr>
+                <w:w w:val="91"/>
+                <w:lang w:val="id-ID"/>
+              </w:rPr>
+              <w:t>B.</w:t>
+            </w:r>
+          </w:p>
+        </w:tc>
+        <w:tc>
+          <w:tcPr>
+            <w:tcW w:w="5949" w:type="dxa"/>
+            <w:tcBorders>
+              <w:top w:val="single" w:sz="4" w:space="0" w:color="auto"/>
+              <w:left w:val="single" w:sz="6" w:space="0" w:color="000000"/>
+              <w:bottom w:val="single" w:sz="6" w:space="0" w:color="000000"/>
+              <w:right w:val="single" w:sz="6" w:space="0" w:color="000000"/>
+            </w:tcBorders>
+            <w:vAlign w:val="center"/>
+          </w:tcPr>
+          <w:p>
+            <w:pPr>
+              <w:spacing w:line="240" w:lineRule="exact"/>
+              <w:rPr>
+                <w:w w:val="91"/>
+              </w:rPr>
+            </w:pPr>
+            <w:r>
+              <w:rPr>
+                <w:w w:val="91"/>
+                <w:lang w:val="id-ID"/>
+              </w:rPr>
+              <w:t xml:space="preserve">    Bidang Kegiatan</w:t>
+            </w:r>
+          </w:p>
+        </w:tc>
+        <w:tc>
+          <w:tcPr>
+            <w:tcW w:w="2410" w:type="dxa"/>
+            <w:tcBorders>
+              <w:top w:val="single" w:sz="4" w:space="0" w:color="auto"/>
+              <w:left w:val="single" w:sz="6" w:space="0" w:color="000000"/>
+              <w:bottom w:val="single" w:sz="6" w:space="0" w:color="000000"/>
+              <w:right w:val="single" w:sz="6" w:space="0" w:color="000000"/>
+            </w:tcBorders>
+            <w:vAlign w:val="center"/>
+          </w:tcPr>
+          <w:p>
+            <w:pPr>
+              <w:pStyle w:val="ListParagraph"/>
+              <w:spacing w:line="240" w:lineRule="exact"/>
+              <w:ind w:left="502"/>
+              <w:rPr>
+                <w:w w:val="91"/>
+                <w:lang w:val="id-ID"/>
+              </w:rPr>
+            </w:pPr>
+          </w:p>
+        </w:tc>
+      </w:tr>
+      <w:tr>
+        <w:trPr>
+          <w:trHeight w:val="426"/>
+        </w:trPr>
+        <w:tc>
+          <w:tcPr>
+            <w:tcW w:w="855" w:type="dxa"/>
+            <w:tcBorders>
+              <w:top w:val="single" w:sz="6" w:space="0" w:color="000000"/>
+              <w:left w:val="single" w:sz="6" w:space="0" w:color="000000"/>
+              <w:bottom w:val="single" w:sz="6" w:space="0" w:color="000000"/>
+              <w:right w:val="single" w:sz="6" w:space="0" w:color="000000"/>
+            </w:tcBorders>
+            <w:vAlign w:val="center"/>
+            <w:hideMark/>
+          </w:tcPr>
+          <w:p>
+            <w:pPr>
+              <w:spacing w:line="240" w:lineRule="exact"/>
+              <w:jc w:val="center"/>
+              <w:rPr>
+                <w:w w:val="91"/>
+                <w:lang w:val="id-ID"/>
+              </w:rPr>
+            </w:pPr>
+            <w:r>
+              <w:rPr>
+                <w:w w:val="91"/>
+                <w:lang w:val="id-ID"/>
+              </w:rPr>
+              <w:t>1.</w:t>
+            </w:r>
+          </w:p>
+        </w:tc>
+        <w:tc>
+          <w:tcPr>
+            <w:tcW w:w="5949" w:type="dxa"/>
+            <w:tcBorders>
+              <w:top w:val="single" w:sz="6" w:space="0" w:color="000000"/>
+              <w:left w:val="single" w:sz="6" w:space="0" w:color="000000"/>
+              <w:bottom w:val="single" w:sz="6" w:space="0" w:color="000000"/>
+              <w:right w:val="single" w:sz="6" w:space="0" w:color="000000"/>
+            </w:tcBorders>
+            <w:vAlign w:val="center"/>
+            <w:hideMark/>
+          </w:tcPr>
+          <w:p>
+            <w:pPr>
+              <w:spacing w:line="240" w:lineRule="exact"/>
+              <w:rPr>
+                <w:w w:val="91"/>
+                <w:lang w:val="id-ID"/>
+              </w:rPr>
+            </w:pPr>
+            <w:r>
+              <w:rPr>
+                <w:w w:val="91"/>
+                <w:lang w:val="id-ID"/>
+              </w:rPr>
+              <w:t xml:space="preserve">    Kegiatan Bidang Organisasi dan Kepemimpinan</w:t>
+            </w:r>
+          </w:p>
+        </w:tc>
+        <w:tc>
+          <w:tcPr>
+            <w:tcW w:w="2410" w:type="dxa"/>
+            <w:tcBorders>
+              <w:top w:val="single" w:sz="6" w:space="0" w:color="000000"/>
+              <w:left w:val="single" w:sz="6" w:space="0" w:color="000000"/>
+              <w:bottom w:val="single" w:sz="6" w:space="0" w:color="000000"/>
+              <w:right w:val="single" w:sz="6" w:space="0" w:color="000000"/>
+            </w:tcBorders>
+            <w:vAlign w:val="center"/>
+            <w:hideMark/>
+          </w:tcPr>
+          <w:p>
+            <w:pPr>
+              <w:spacing w:line="240" w:lineRule="exact"/>
+              <w:jc w:val="center"/>
+              <w:rPr>
+                <w:w w:val="91"/>
+                <w:lang w:val="id-ID"/>
+              </w:rPr>
+            </w:pPr>
+            <w:r>
+              <w:rPr>
+                <w:w w:val="91"/>
+              </w:rPr>
+              <w:t>${L3_SKP_ORGANISASI}</w:t>
+            </w:r>
+          </w:p>
+        </w:tc>
+      </w:tr>
+      <w:tr>
+        <w:trPr>
+          <w:trHeight w:val="426"/>
+        </w:trPr>
+        <w:tc>
+          <w:tcPr>
+            <w:tcW w:w="855" w:type="dxa"/>
+            <w:tcBorders>
+              <w:top w:val="single" w:sz="6" w:space="0" w:color="000000"/>
+              <w:left w:val="single" w:sz="6" w:space="0" w:color="000000"/>
+              <w:bottom w:val="single" w:sz="6" w:space="0" w:color="000000"/>
+              <w:right w:val="single" w:sz="6" w:space="0" w:color="000000"/>
+            </w:tcBorders>
+            <w:vAlign w:val="center"/>
+            <w:hideMark/>
+          </w:tcPr>
+          <w:p>
+            <w:pPr>
+              <w:spacing w:line="240" w:lineRule="exact"/>
+              <w:jc w:val="center"/>
+              <w:rPr>
+                <w:w w:val="91"/>
+                <w:lang w:val="id-ID"/>
+              </w:rPr>
+            </w:pPr>
+            <w:r>
+              <w:rPr>
+                <w:w w:val="91"/>
+                <w:lang w:val="id-ID"/>
+              </w:rPr>
+              <w:t>2.</w:t>
+            </w:r>
+          </w:p>
+        </w:tc>
+        <w:tc>
+          <w:tcPr>
+            <w:tcW w:w="5949" w:type="dxa"/>
+            <w:tcBorders>
+              <w:top w:val="single" w:sz="6" w:space="0" w:color="000000"/>
+              <w:left w:val="single" w:sz="6" w:space="0" w:color="000000"/>
+              <w:bottom w:val="single" w:sz="6" w:space="0" w:color="000000"/>
+              <w:right w:val="single" w:sz="6" w:space="0" w:color="000000"/>
+            </w:tcBorders>
+            <w:vAlign w:val="center"/>
+            <w:hideMark/>
+          </w:tcPr>
+          <w:p>
+            <w:pPr>
+              <w:spacing w:line="240" w:lineRule="exact"/>
+              <w:rPr>
+                <w:w w:val="91"/>
+                <w:lang w:val="id-ID"/>
+              </w:rPr>
+            </w:pPr>
+            <w:r>
+              <w:rPr>
+                <w:w w:val="91"/>
+                <w:lang w:val="id-ID"/>
+              </w:rPr>
+              <w:t xml:space="preserve">    Kegiatan Bidang Penalaran dan Keilmuan</w:t>
+            </w:r>
+          </w:p>
+        </w:tc>
+        <w:tc>
+          <w:tcPr>
+            <w:tcW w:w="2410" w:type="dxa"/>
+            <w:tcBorders>
+              <w:top w:val="single" w:sz="6" w:space="0" w:color="000000"/>
+              <w:left w:val="single" w:sz="6" w:space="0" w:color="000000"/>
+              <w:bottom w:val="single" w:sz="6" w:space="0" w:color="000000"/>
+              <w:right w:val="single" w:sz="6" w:space="0" w:color="000000"/>
+            </w:tcBorders>
+            <w:vAlign w:val="center"/>
+            <w:hideMark/>
+          </w:tcPr>
+          <w:p>
+            <w:pPr>
+              <w:spacing w:line="240" w:lineRule="exact"/>
+              <w:jc w:val="center"/>
+              <w:rPr>
+                <w:w w:val="91"/>
+                <w:lang w:val="id-ID"/>
+              </w:rPr>
+            </w:pPr>
+            <w:r>
+              <w:rPr>
+                <w:w w:val="91"/>
+              </w:rPr>
+              <w:t>${L3_SKP_PENALARAN}</w:t>
+            </w:r>
+          </w:p>
+        </w:tc>
+      </w:tr>
+      <w:tr>
+        <w:trPr>
+          <w:trHeight w:val="426"/>
+        </w:trPr>
+        <w:tc>
+          <w:tcPr>
+            <w:tcW w:w="855" w:type="dxa"/>
+            <w:tcBorders>
+              <w:top w:val="single" w:sz="6" w:space="0" w:color="000000"/>
+              <w:left w:val="single" w:sz="6" w:space="0" w:color="000000"/>
+              <w:bottom w:val="single" w:sz="6" w:space="0" w:color="000000"/>
+              <w:right w:val="single" w:sz="6" w:space="0" w:color="000000"/>
+            </w:tcBorders>
+            <w:vAlign w:val="center"/>
+            <w:hideMark/>
+          </w:tcPr>
+          <w:p>
+            <w:pPr>
+              <w:spacing w:line="240" w:lineRule="exact"/>
+              <w:jc w:val="center"/>
+              <w:rPr>
+                <w:w w:val="91"/>
+                <w:lang w:val="id-ID"/>
+              </w:rPr>
+            </w:pPr>
+            <w:r>
+              <w:rPr>
+                <w:w w:val="91"/>
+                <w:lang w:val="id-ID"/>
+              </w:rPr>
+              <w:t>3.</w:t>
+            </w:r>
+          </w:p>
+        </w:tc>
+        <w:tc>
+          <w:tcPr>
+            <w:tcW w:w="5949" w:type="dxa"/>
+            <w:tcBorders>
+              <w:top w:val="single" w:sz="6" w:space="0" w:color="000000"/>
+              <w:left w:val="single" w:sz="6" w:space="0" w:color="000000"/>
+              <w:bottom w:val="single" w:sz="6" w:space="0" w:color="000000"/>
+              <w:right w:val="single" w:sz="6" w:space="0" w:color="000000"/>
+            </w:tcBorders>
+            <w:vAlign w:val="center"/>
+            <w:hideMark/>
+          </w:tcPr>
+          <w:p>
+            <w:pPr>
+              <w:spacing w:line="240" w:lineRule="exact"/>
+              <w:rPr>
+                <w:w w:val="91"/>
+                <w:lang w:val="id-ID"/>
+              </w:rPr>
+            </w:pPr>
+            <w:r>
+              <w:rPr>
+                <w:w w:val="91"/>
+                <w:lang w:val="id-ID"/>
+              </w:rPr>
+              <w:t xml:space="preserve">    Kegiatan Bidang Minat dan Bakat</w:t>
+            </w:r>
+          </w:p>
+        </w:tc>
+        <w:tc>
+          <w:tcPr>
+            <w:tcW w:w="2410" w:type="dxa"/>
+            <w:tcBorders>
+              <w:top w:val="single" w:sz="6" w:space="0" w:color="000000"/>
+              <w:left w:val="single" w:sz="6" w:space="0" w:color="000000"/>
+              <w:bottom w:val="single" w:sz="6" w:space="0" w:color="000000"/>
+              <w:right w:val="single" w:sz="6" w:space="0" w:color="000000"/>
+            </w:tcBorders>
+            <w:vAlign w:val="center"/>
+            <w:hideMark/>
+          </w:tcPr>
+          <w:p>
+            <w:pPr>
+              <w:spacing w:line="240" w:lineRule="exact"/>
+              <w:jc w:val="center"/>
+              <w:rPr>
+                <w:w w:val="91"/>
+                <w:lang w:val="id-ID"/>
+              </w:rPr>
+            </w:pPr>
+            <w:r>
+              <w:rPr>
+                <w:w w:val="91"/>
+              </w:rPr>
+              <w:t>${L3_SKP_MINAT_BAKAT}</w:t>
+            </w:r>
+          </w:p>
+        </w:tc>
+      </w:tr>
+      <w:tr>
+        <w:trPr>
+          <w:trHeight w:val="426"/>
+        </w:trPr>
+        <w:tc>
+          <w:tcPr>
+            <w:tcW w:w="855" w:type="dxa"/>
+            <w:tcBorders>
+              <w:top w:val="single" w:sz="6" w:space="0" w:color="000000"/>
+              <w:left w:val="single" w:sz="6" w:space="0" w:color="000000"/>
+              <w:bottom w:val="single" w:sz="6" w:space="0" w:color="000000"/>
+              <w:right w:val="single" w:sz="6" w:space="0" w:color="000000"/>
+            </w:tcBorders>
+            <w:vAlign w:val="center"/>
+            <w:hideMark/>
+          </w:tcPr>
+          <w:p>
+            <w:pPr>
+              <w:spacing w:line="240" w:lineRule="exact"/>
+              <w:jc w:val="center"/>
+              <w:rPr>
+                <w:w w:val="91"/>
+                <w:lang w:val="id-ID"/>
+              </w:rPr>
+            </w:pPr>
+            <w:r>
+              <w:rPr>
+                <w:w w:val="91"/>
+                <w:lang w:val="id-ID"/>
+              </w:rPr>
+              <w:t>4.</w:t>
+            </w:r>
+          </w:p>
+        </w:tc>
+        <w:tc>
+          <w:tcPr>
+            <w:tcW w:w="5949" w:type="dxa"/>
+            <w:tcBorders>
+              <w:top w:val="single" w:sz="6" w:space="0" w:color="000000"/>
+              <w:left w:val="single" w:sz="6" w:space="0" w:color="000000"/>
+              <w:bottom w:val="single" w:sz="6" w:space="0" w:color="000000"/>
+              <w:right w:val="single" w:sz="6" w:space="0" w:color="000000"/>
+            </w:tcBorders>
+            <w:vAlign w:val="center"/>
+            <w:hideMark/>
+          </w:tcPr>
+          <w:p>
+            <w:pPr>
+              <w:spacing w:line="240" w:lineRule="exact"/>
+              <w:rPr>
+                <w:w w:val="91"/>
+                <w:lang w:val="id-ID"/>
+              </w:rPr>
+            </w:pPr>
+            <w:r>
+              <w:rPr>
+                <w:w w:val="91"/>
+                <w:lang w:val="id-ID"/>
+              </w:rPr>
+              <w:t xml:space="preserve">    Kegiatan Bidang Kepedulian Sosial</w:t>
+            </w:r>
+          </w:p>
+        </w:tc>
+        <w:tc>
+          <w:tcPr>
+            <w:tcW w:w="2410" w:type="dxa"/>
+            <w:tcBorders>
+              <w:top w:val="single" w:sz="6" w:space="0" w:color="000000"/>
+              <w:left w:val="single" w:sz="6" w:space="0" w:color="000000"/>
+              <w:bottom w:val="single" w:sz="6" w:space="0" w:color="000000"/>
+              <w:right w:val="single" w:sz="6" w:space="0" w:color="000000"/>
+            </w:tcBorders>
+            <w:vAlign w:val="center"/>
+            <w:hideMark/>
+          </w:tcPr>
+          <w:p>
+            <w:pPr>
+              <w:spacing w:line="240" w:lineRule="exact"/>
+              <w:jc w:val="center"/>
+              <w:rPr>
+                <w:w w:val="91"/>
+                <w:lang w:val="id-ID"/>
+              </w:rPr>
+            </w:pPr>
+            <w:r>
+              <w:rPr>
+                <w:w w:val="91"/>
+              </w:rPr>
+              <w:t>${L3_SKP_KEPEDULIAN_SOSIAL}</w:t>
+            </w:r>
+          </w:p>
+        </w:tc>
+      </w:tr>
+      <w:tr>
+        <w:trPr>
+          <w:trHeight w:val="426"/>
+        </w:trPr>
+        <w:tc>
+          <w:tcPr>
+            <w:tcW w:w="855" w:type="dxa"/>
+            <w:tcBorders>
+              <w:top w:val="single" w:sz="6" w:space="0" w:color="000000"/>
+              <w:left w:val="single" w:sz="6" w:space="0" w:color="000000"/>
+              <w:bottom w:val="single" w:sz="6" w:space="0" w:color="000000"/>
+              <w:right w:val="single" w:sz="6" w:space="0" w:color="000000"/>
+            </w:tcBorders>
+            <w:vAlign w:val="center"/>
+            <w:hideMark/>
+          </w:tcPr>
+          <w:p>
+            <w:pPr>
+              <w:spacing w:line="240" w:lineRule="exact"/>
+              <w:jc w:val="center"/>
+              <w:rPr>
+                <w:w w:val="91"/>
+                <w:lang w:val="id-ID"/>
+              </w:rPr>
+            </w:pPr>
+            <w:r>
+              <w:rPr>
+                <w:w w:val="91"/>
+                <w:lang w:val="id-ID"/>
+              </w:rPr>
+              <w:t>5.</w:t>
+            </w:r>
+          </w:p>
+        </w:tc>
+        <w:tc>
+          <w:tcPr>
+            <w:tcW w:w="5949" w:type="dxa"/>
+            <w:tcBorders>
+              <w:top w:val="single" w:sz="6" w:space="0" w:color="000000"/>
+              <w:left w:val="single" w:sz="6" w:space="0" w:color="000000"/>
+              <w:bottom w:val="single" w:sz="6" w:space="0" w:color="000000"/>
+              <w:right w:val="single" w:sz="6" w:space="0" w:color="000000"/>
+            </w:tcBorders>
+            <w:vAlign w:val="center"/>
+            <w:hideMark/>
+          </w:tcPr>
+          <w:p>
+            <w:pPr>
+              <w:spacing w:line="240" w:lineRule="exact"/>
+              <w:rPr>
+                <w:w w:val="91"/>
+                <w:lang w:val="id-ID"/>
+              </w:rPr>
+            </w:pPr>
+            <w:r>
+              <w:rPr>
+                <w:w w:val="91"/>
+                <w:lang w:val="id-ID"/>
+              </w:rPr>
+              <w:t xml:space="preserve">    Kegiatan Lainnya</w:t>
+            </w:r>
+          </w:p>
+        </w:tc>
+        <w:tc>
+          <w:tcPr>
+            <w:tcW w:w="2410" w:type="dxa"/>
+            <w:tcBorders>
+              <w:top w:val="single" w:sz="6" w:space="0" w:color="000000"/>
+              <w:left w:val="single" w:sz="6" w:space="0" w:color="000000"/>
+              <w:bottom w:val="single" w:sz="6" w:space="0" w:color="000000"/>
+              <w:right w:val="single" w:sz="6" w:space="0" w:color="000000"/>
+            </w:tcBorders>
+            <w:vAlign w:val="center"/>
+            <w:hideMark/>
+          </w:tcPr>
+          <w:p>
+            <w:pPr>
+              <w:spacing w:line="240" w:lineRule="exact"/>
+              <w:jc w:val="center"/>
+              <w:rPr>
+                <w:w w:val="91"/>
+                <w:lang w:val="id-ID"/>
+              </w:rPr>
+            </w:pPr>
+            <w:r>
+              <w:rPr>
+                <w:w w:val="91"/>
+              </w:rPr>
+              <w:t>${L3_SKP_LAINNYA}</w:t>
+            </w:r>
+          </w:p>
+        </w:tc>
+      </w:tr>
+      <w:tr>
+        <w:trPr>
+          <w:trHeight w:val="486"/>
+        </w:trPr>
+        <w:tc>
+          <w:tcPr>
+            <w:tcW w:w="6804" w:type="dxa"/>
+            <w:gridSpan w:val="2"/>
+            <w:tcBorders>
+              <w:top w:val="single" w:sz="6" w:space="0" w:color="000000"/>
+              <w:left w:val="single" w:sz="6" w:space="0" w:color="000000"/>
+              <w:bottom w:val="single" w:sz="6" w:space="0" w:color="000000"/>
+              <w:right w:val="single" w:sz="6" w:space="0" w:color="000000"/>
+            </w:tcBorders>
+            <w:vAlign w:val="center"/>
+          </w:tcPr>
+          <w:p>
+            <w:pPr>
+              <w:spacing w:line="240" w:lineRule="exact"/>
+              <w:rPr>
+                <w:w w:val="91"/>
+                <w:lang w:val="id-ID"/>
+              </w:rPr>
+            </w:pPr>
+            <w:r>
+              <w:rPr>
+                <w:w w:val="91"/>
+                <w:lang w:val="id-ID"/>
+              </w:rPr>
+              <w:t xml:space="preserve">            Jumlah Perolehan SKP</w:t>
+            </w:r>
+          </w:p>
+        </w:tc>
+        <w:tc>
+          <w:tcPr>
+            <w:tcW w:w="2410" w:type="dxa"/>
+            <w:tcBorders>
+              <w:top w:val="single" w:sz="6" w:space="0" w:color="000000"/>
+              <w:left w:val="single" w:sz="6" w:space="0" w:color="000000"/>
+              <w:bottom w:val="single" w:sz="6" w:space="0" w:color="000000"/>
+              <w:right w:val="single" w:sz="6" w:space="0" w:color="000000"/>
+            </w:tcBorders>
+            <w:vAlign w:val="center"/>
+          </w:tcPr>
+          <w:p>
+            <w:pPr>
+              <w:spacing w:line="240" w:lineRule="exact"/>
+              <w:jc w:val="center"/>
+              <w:rPr>
+                <w:w w:val="91"/>
+                <w:lang w:val="id-ID"/>
+              </w:rPr>
+            </w:pPr>
+            <w:r>
+              <w:rPr>
+                <w:w w:val="91"/>
+              </w:rPr>
+              <w:t>${L3_TOTAL_SKP}</w:t>
+            </w:r>
+          </w:p>
+        </w:tc>
+      </w:tr>
+      <w:tr>
+        <w:trPr>
+          <w:trHeight w:val="486"/>
+        </w:trPr>
+        <w:tc>
+          <w:tcPr>
+            <w:tcW w:w="6804" w:type="dxa"/>
+            <w:gridSpan w:val="2"/>
+            <w:tcBorders>
+              <w:top w:val="single" w:sz="6" w:space="0" w:color="000000"/>
+              <w:left w:val="single" w:sz="6" w:space="0" w:color="000000"/>
+              <w:bottom w:val="single" w:sz="6" w:space="0" w:color="000000"/>
+              <w:right w:val="single" w:sz="6" w:space="0" w:color="000000"/>
+            </w:tcBorders>
+            <w:vAlign w:val="center"/>
+          </w:tcPr>
+          <w:p>
+            <w:pPr>
+              <w:spacing w:line="240" w:lineRule="exact"/>
+              <w:rPr>
+                <w:w w:val="91"/>
+                <w:lang w:val="id-ID"/>
+              </w:rPr>
+            </w:pPr>
+            <w:r>
+              <w:rPr>
+                <w:w w:val="91"/>
+                <w:lang w:val="id-ID"/>
+              </w:rPr>
+              <w:t xml:space="preserve">            Predikat</w:t>
+            </w:r>
+          </w:p>
+        </w:tc>
+        <w:tc>
+          <w:tcPr>
+            <w:tcW w:w="2410" w:type="dxa"/>
+            <w:tcBorders>
+              <w:top w:val="single" w:sz="6" w:space="0" w:color="000000"/>
+              <w:left w:val="single" w:sz="6" w:space="0" w:color="000000"/>
+              <w:bottom w:val="single" w:sz="6" w:space="0" w:color="000000"/>
+              <w:right w:val="single" w:sz="6" w:space="0" w:color="000000"/>
+            </w:tcBorders>
+            <w:vAlign w:val="center"/>
+          </w:tcPr>
+          <w:p>
+            <w:pPr>
+              <w:spacing w:line="240" w:lineRule="exact"/>
+              <w:jc w:val="center"/>
+              <w:rPr>
+                <w:w w:val="91"/>
+                <w:lang w:val="id-ID"/>
+              </w:rPr>
+            </w:pPr>
+            <w:r>
+              <w:rPr>
+                <w:w w:val="91"/>
+              </w:rPr>
+              <w:t>${L3_PREDIKAT}</w:t>
+            </w:r>
+          </w:p>
+        </w:tc>
+      </w:tr>
+    </w:tbl>
     <w:p>
       <w:pPr>
         <w:pStyle w:val="ListParagraph"/>
         <w:spacing w:line="240" w:lineRule="exact"/>
         <w:ind w:left="502"/>
+        <w:rPr>
+          <w:w w:val="91"/>
+        </w:rPr>
       </w:pPr>
     </w:p>
     <w:p>
       <w:pPr>
-        <w:pStyle w:val="ListParagraph"/>
-        <w:spacing w:line="240" w:lineRule="exact"/>
-        <w:ind w:left="502"/>
-      </w:pPr>
+        <w:spacing w:line="360" w:lineRule="auto"/>
+        <w:rPr>
+          <w:w w:val="91"/>
+        </w:rPr>
+      </w:pPr>
+      <w:r>
+        <w:rPr>
+          <w:w w:val="91"/>
+        </w:rPr>
+        <w:t>Catatan :</w:t>
+      </w:r>
     </w:p>
     <w:p>
       <w:pPr>
-        <w:pStyle w:val="ListParagraph"/>
-        <w:spacing w:line="240" w:lineRule="exact"/>
-        <w:ind w:left="502"/>
-      </w:pPr>
+        <w:spacing w:line="360" w:lineRule="auto"/>
+        <w:rPr>
+          <w:w w:val="91"/>
+        </w:rPr>
+      </w:pPr>
+      <w:r>
+        <w:rPr>
+          <w:w w:val="91"/>
+        </w:rPr>
+        <w:t>Prediksi SKPI S1 :</w:t>
+      </w:r>
     </w:p>
     <w:p>
       <w:pPr>
-        <w:pStyle w:val="ListParagraph"/>
-        <w:spacing w:line="240" w:lineRule="exact"/>
-        <w:ind w:left="502"/>
-      </w:pPr>
+        <w:spacing w:line="360" w:lineRule="auto"/>
+        <w:rPr>
+          <w:w w:val="91"/>
+        </w:rPr>
+      </w:pPr>
+      <w:r>
+        <w:rPr>
+          <w:w w:val="91"/>
+        </w:rPr>
+        <w:t xml:space="preserve">Sangat Baik = &gt;251 SKP </w:t>
+      </w:r>
     </w:p>
     <w:p>
       <w:pPr>
-        <w:pStyle w:val="ListParagraph"/>
-        <w:spacing w:line="240" w:lineRule="exact"/>
-        <w:ind w:left="502"/>
-      </w:pPr>
+        <w:spacing w:line="360" w:lineRule="auto"/>
+        <w:rPr>
+          <w:w w:val="91"/>
+        </w:rPr>
+      </w:pPr>
+      <w:r>
+        <w:rPr>
+          <w:w w:val="91"/>
+        </w:rPr>
+        <w:t xml:space="preserve">Baik = 151–250 SKP </w:t>
+      </w:r>
     </w:p>
     <w:p>
       <w:pPr>
-        <w:pStyle w:val="ListParagraph"/>
-        <w:spacing w:line="240" w:lineRule="exact"/>
-        <w:ind w:left="502"/>
-      </w:pPr>
+        <w:spacing w:line="360" w:lineRule="auto"/>
+        <w:rPr>
+          <w:w w:val="91"/>
+        </w:rPr>
+      </w:pPr>
+      <w:r>
+        <w:rPr>
+          <w:w w:val="91"/>
+        </w:rPr>
+        <w:t>Cukup = 80–150 SKP</w:t>
+      </w:r>
     </w:p>
     <w:p>
       <w:pPr>
-        <w:pStyle w:val="ListParagraph"/>
-        <w:spacing w:line="240" w:lineRule="exact"/>
-        <w:ind w:left="502"/>
+        <w:spacing w:line="360" w:lineRule="auto"/>
+        <w:rPr>
+          <w:w w:val="91"/>
+        </w:rPr>
       </w:pPr>
     </w:p>
     <w:p>
       <w:pPr>
-        <w:pStyle w:val="ListParagraph"/>
-        <w:spacing w:line="240" w:lineRule="exact"/>
-        <w:ind w:left="502"/>
-      </w:pPr>
+        <w:rPr>
+          <w:b/>
+          <w:bCs/>
+          <w:w w:val="91"/>
+          <w:sz w:val="24"/>
+          <w:szCs w:val="24"/>
+        </w:rPr>
+      </w:pPr>
+      <w:r>
+        <w:rPr>
+          <w:b/>
+          <w:bCs/>
+          <w:w w:val="91"/>
+          <w:sz w:val="24"/>
+          <w:szCs w:val="24"/>
+        </w:rPr>
+        <w:br w:type="page"/>
+      </w:r>
     </w:p>
     <w:p>
       <w:pPr>
-        <w:pStyle w:val="ListParagraph"/>
-        <w:spacing w:line="240" w:lineRule="exact"/>
-        <w:ind w:left="502"/>
-      </w:pPr>
+        <w:spacing w:line="360" w:lineRule="auto"/>
+        <w:jc w:val="center"/>
+        <w:rPr>
+          <w:b/>
+          <w:bCs/>
+          <w:w w:val="91"/>
+          <w:sz w:val="24"/>
+          <w:szCs w:val="24"/>
+        </w:rPr>
+      </w:pPr>
+      <w:r>
+        <w:rPr>
+          <w:b/>
+          <w:bCs/>
+          <w:w w:val="91"/>
+          <w:sz w:val="24"/>
+          <w:szCs w:val="24"/>
+        </w:rPr>
+        <w:lastRenderedPageBreak/>
+        <w:t>LAMPIRAN 4</w:t>
+      </w:r>
     </w:p>
     <w:p>
       <w:pPr>
-        <w:pStyle w:val="ListParagraph"/>
-        <w:spacing w:line="240" w:lineRule="exact"/>
-        <w:ind w:left="502"/>
-      </w:pPr>
+        <w:spacing w:line="360" w:lineRule="auto"/>
+        <w:jc w:val="center"/>
+        <w:rPr>
+          <w:b/>
+          <w:bCs/>
+          <w:w w:val="91"/>
+          <w:sz w:val="24"/>
+          <w:szCs w:val="24"/>
+        </w:rPr>
+      </w:pPr>
+      <w:r>
+        <w:rPr>
+          <w:b/>
+          <w:bCs/>
+          <w:w w:val="91"/>
+          <w:sz w:val="24"/>
+          <w:szCs w:val="24"/>
+        </w:rPr>
+        <w:t>KEMENTERIAN RISET, TEKNOLOGI, DAN PENDIDIKAN TINGGI</w:t>
+      </w:r>
     </w:p>
     <w:p>
       <w:pPr>
-        <w:pStyle w:val="ListParagraph"/>
-        <w:spacing w:line="240" w:lineRule="exact"/>
-        <w:ind w:left="502"/>
-      </w:pPr>
+        <w:spacing w:line="360" w:lineRule="auto"/>
+        <w:jc w:val="center"/>
+        <w:rPr>
+          <w:b/>
+          <w:bCs/>
+          <w:w w:val="91"/>
+          <w:sz w:val="24"/>
+          <w:szCs w:val="24"/>
+        </w:rPr>
+      </w:pPr>
+      <w:r>
+        <w:rPr>
+          <w:b/>
+          <w:bCs/>
+          <w:w w:val="91"/>
+          <w:sz w:val="24"/>
+          <w:szCs w:val="24"/>
+        </w:rPr>
+        <w:t>UNIVERSITAS SUGENG HARTONO</w:t>
+      </w:r>
     </w:p>
     <w:p>
       <w:pPr>
-        <w:pStyle w:val="ListParagraph"/>
-        <w:spacing w:line="240" w:lineRule="exact"/>
-        <w:ind w:left="502"/>
-      </w:pPr>
+        <w:spacing w:line="360" w:lineRule="auto"/>
+        <w:jc w:val="center"/>
+        <w:rPr>
+          <w:b/>
+          <w:bCs/>
+          <w:w w:val="91"/>
+          <w:sz w:val="24"/>
+          <w:szCs w:val="24"/>
+        </w:rPr>
+      </w:pPr>
+      <w:r>
+        <w:rPr>
+          <w:b/>
+          <w:bCs/>
+          <w:w w:val="91"/>
+          <w:sz w:val="24"/>
+          <w:szCs w:val="24"/>
+        </w:rPr>
+        <w:t>PROGRAM STUDI ${PROGRAM_STUDI}</w:t>
+      </w:r>
     </w:p>
     <w:p>
       <w:pPr>
-        <w:pStyle w:val="ListParagraph"/>
-        <w:spacing w:line="240" w:lineRule="exact"/>
-        <w:ind w:left="502"/>
-      </w:pPr>
+        <w:spacing w:line="360" w:lineRule="auto"/>
+        <w:jc w:val="center"/>
+        <w:rPr>
+          <w:b/>
+          <w:bCs/>
+          <w:w w:val="91"/>
+          <w:sz w:val="24"/>
+          <w:szCs w:val="24"/>
+        </w:rPr>
+      </w:pPr>
+      <w:r>
+        <w:rPr>
+          <w:b/>
+          <w:bCs/>
+          <w:w w:val="91"/>
+          <w:sz w:val="24"/>
+          <w:szCs w:val="24"/>
+        </w:rPr>
+        <w:t>RINCIAN TRANSKRIP SURAT KETERANGAN PENDAMPING IJAZAH</w:t>
+      </w:r>
     </w:p>
     <w:p>
       <w:pPr>
-        <w:pStyle w:val="ListParagraph"/>
-        <w:spacing w:line="240" w:lineRule="exact"/>
-        <w:ind w:left="502"/>
+        <w:spacing w:line="360" w:lineRule="auto"/>
+        <w:jc w:val="center"/>
+        <w:rPr>
+          <w:b/>
+          <w:bCs/>
+          <w:w w:val="91"/>
+        </w:rPr>
+      </w:pPr>
+    </w:p>
+    <w:tbl>
+      <w:tblPr>
+        <w:tblStyle w:val="TableGrid"/>
+        <w:tblpPr w:leftFromText="181" w:rightFromText="181" w:vertAnchor="text" w:tblpY="1"/>
+        <w:tblOverlap w:val="never"/>
+        <w:tblW w:w="9214" w:type="dxa"/>
+        <w:tblBorders>
+          <w:top w:val="none" w:sz="0" w:space="0" w:color="auto"/>
+          <w:left w:val="none" w:sz="0" w:space="0" w:color="auto"/>
+          <w:bottom w:val="none" w:sz="0" w:space="0" w:color="auto"/>
+          <w:right w:val="none" w:sz="0" w:space="0" w:color="auto"/>
+          <w:insideH w:val="none" w:sz="0" w:space="0" w:color="auto"/>
+          <w:insideV w:val="none" w:sz="0" w:space="0" w:color="auto"/>
+        </w:tblBorders>
+        <w:tblLook w:val="04A0" w:firstRow="1" w:lastRow="0" w:firstColumn="1" w:lastColumn="0" w:noHBand="0" w:noVBand="1"/>
+      </w:tblPr>
+      <w:tblGrid>
+        <w:gridCol w:w="4438"/>
+        <w:gridCol w:w="4776"/>
+      </w:tblGrid>
+      <w:tr>
+        <w:trPr>
+          <w:trHeight w:val="503"/>
+        </w:trPr>
+        <w:tc>
+          <w:tcPr>
+            <w:tcW w:w="4438" w:type="dxa"/>
+            <w:shd w:val="clear" w:color="auto" w:fill="E7E6E6" w:themeFill="background2"/>
+            <w:vAlign w:val="center"/>
+          </w:tcPr>
+          <w:p>
+            <w:pPr>
+              <w:pStyle w:val="ListParagraph"/>
+              <w:spacing w:line="240" w:lineRule="exact"/>
+              <w:ind w:left="0"/>
+              <w:jc w:val="both"/>
+              <w:rPr>
+                <w:w w:val="91"/>
+                <w:lang w:val="id-ID"/>
+              </w:rPr>
+            </w:pPr>
+            <w:r>
+              <w:rPr>
+                <w:w w:val="91"/>
+                <w:lang w:val="id-ID"/>
+              </w:rPr>
+              <w:t>NAMA</w:t>
+            </w:r>
+          </w:p>
+        </w:tc>
+        <w:tc>
+          <w:tcPr>
+            <w:tcW w:w="4776" w:type="dxa"/>
+            <w:shd w:val="clear" w:color="auto" w:fill="E7E6E6" w:themeFill="background2"/>
+            <w:vAlign w:val="center"/>
+          </w:tcPr>
+          <w:p>
+            <w:pPr>
+              <w:pStyle w:val="ListParagraph"/>
+              <w:spacing w:line="240" w:lineRule="exact"/>
+              <w:ind w:left="0"/>
+              <w:jc w:val="both"/>
+              <w:rPr>
+                <w:w w:val="91"/>
+                <w:lang w:val="id-ID"/>
+              </w:rPr>
+            </w:pPr>
+            <w:r>
+              <w:rPr>
+                <w:w w:val="91"/>
+              </w:rPr>
+              <w:t>${NAMA_LENGKAP}</w:t>
+            </w:r>
+          </w:p>
+        </w:tc>
+      </w:tr>
+      <w:tr>
+        <w:trPr>
+          <w:trHeight w:val="503"/>
+        </w:trPr>
+        <w:tc>
+          <w:tcPr>
+            <w:tcW w:w="4438" w:type="dxa"/>
+            <w:shd w:val="clear" w:color="auto" w:fill="FFFFFF" w:themeFill="background1"/>
+            <w:vAlign w:val="center"/>
+          </w:tcPr>
+          <w:p>
+            <w:pPr>
+              <w:pStyle w:val="ListParagraph"/>
+              <w:spacing w:line="240" w:lineRule="exact"/>
+              <w:ind w:left="0"/>
+              <w:jc w:val="both"/>
+              <w:rPr>
+                <w:w w:val="91"/>
+                <w:lang w:val="id-ID"/>
+              </w:rPr>
+            </w:pPr>
+            <w:r>
+              <w:rPr>
+                <w:w w:val="91"/>
+                <w:lang w:val="id-ID"/>
+              </w:rPr>
+              <w:t>NIM</w:t>
+            </w:r>
+          </w:p>
+        </w:tc>
+        <w:tc>
+          <w:tcPr>
+            <w:tcW w:w="4776" w:type="dxa"/>
+            <w:shd w:val="clear" w:color="auto" w:fill="FFFFFF" w:themeFill="background1"/>
+            <w:vAlign w:val="center"/>
+          </w:tcPr>
+          <w:p>
+            <w:pPr>
+              <w:pStyle w:val="ListParagraph"/>
+              <w:spacing w:line="240" w:lineRule="exact"/>
+              <w:ind w:left="0"/>
+              <w:jc w:val="both"/>
+              <w:rPr>
+                <w:w w:val="91"/>
+                <w:lang w:val="id-ID"/>
+              </w:rPr>
+            </w:pPr>
+            <w:r>
+              <w:rPr>
+                <w:w w:val="91"/>
+              </w:rPr>
+              <w:t>${NIM}</w:t>
+            </w:r>
+          </w:p>
+        </w:tc>
+      </w:tr>
+      <w:tr>
+        <w:trPr>
+          <w:trHeight w:val="503"/>
+        </w:trPr>
+        <w:tc>
+          <w:tcPr>
+            <w:tcW w:w="4438" w:type="dxa"/>
+            <w:shd w:val="clear" w:color="auto" w:fill="E7E6E6" w:themeFill="background2"/>
+            <w:vAlign w:val="center"/>
+          </w:tcPr>
+          <w:p>
+            <w:pPr>
+              <w:pStyle w:val="ListParagraph"/>
+              <w:spacing w:line="240" w:lineRule="exact"/>
+              <w:ind w:left="0"/>
+              <w:jc w:val="both"/>
+              <w:rPr>
+                <w:w w:val="91"/>
+                <w:lang w:val="id-ID"/>
+              </w:rPr>
+            </w:pPr>
+            <w:r>
+              <w:rPr>
+                <w:w w:val="91"/>
+                <w:lang w:val="id-ID"/>
+              </w:rPr>
+              <w:t>PROGRAM STUDI</w:t>
+            </w:r>
+          </w:p>
+        </w:tc>
+        <w:tc>
+          <w:tcPr>
+            <w:tcW w:w="4776" w:type="dxa"/>
+            <w:shd w:val="clear" w:color="auto" w:fill="E7E6E6" w:themeFill="background2"/>
+            <w:vAlign w:val="center"/>
+          </w:tcPr>
+          <w:p>
+            <w:pPr>
+              <w:pStyle w:val="ListParagraph"/>
+              <w:spacing w:line="240" w:lineRule="exact"/>
+              <w:ind w:left="0"/>
+              <w:jc w:val="both"/>
+              <w:rPr>
+                <w:w w:val="91"/>
+                <w:lang w:val="id-ID"/>
+              </w:rPr>
+            </w:pPr>
+            <w:r>
+              <w:rPr>
+                <w:w w:val="91"/>
+              </w:rPr>
+              <w:t>${PROGRAM_STUDI}</w:t>
+            </w:r>
+          </w:p>
+        </w:tc>
+      </w:tr>
+    </w:tbl>
+    <w:p>
+      <w:pPr>
+        <w:spacing w:line="360" w:lineRule="auto"/>
+        <w:rPr>
+          <w:w w:val="91"/>
+        </w:rPr>
       </w:pPr>
     </w:p>
     <w:p>
       <w:pPr>
-        <w:pStyle w:val="ListParagraph"/>
-        <w:spacing w:line="240" w:lineRule="exact"/>
-        <w:ind w:left="502"/>
-      </w:pPr>
+        <w:spacing w:line="360" w:lineRule="auto"/>
+        <w:jc w:val="both"/>
+        <w:rPr>
+          <w:w w:val="91"/>
+        </w:rPr>
+      </w:pPr>
+      <w:r>
+        <w:rPr>
+          <w:w w:val="91"/>
+        </w:rPr>
+        <w:t>${L4_RINCIAN_WAJIB}</w:t>
+      </w:r>
     </w:p>
     <w:p>
       <w:pPr>
-        <w:pStyle w:val="ListParagraph"/>
-        <w:spacing w:line="240" w:lineRule="exact"/>
-        <w:ind w:left="502"/>
-      </w:pPr>
+        <w:spacing w:line="360" w:lineRule="auto"/>
+        <w:jc w:val="both"/>
+        <w:rPr>
+          <w:w w:val="91"/>
+        </w:rPr>
+      </w:pPr>
+      <w:r>
+        <w:rPr>
+          <w:w w:val="91"/>
+        </w:rPr>
+        <w:t>${L4_RINCIAN_ORGANISASI}</w:t>
+      </w:r>
     </w:p>
     <w:p>
       <w:pPr>
-        <w:pStyle w:val="ListParagraph"/>
-        <w:spacing w:line="240" w:lineRule="exact"/>
-        <w:ind w:left="502"/>
-      </w:pPr>
+        <w:spacing w:line="360" w:lineRule="auto"/>
+        <w:jc w:val="both"/>
+        <w:rPr>
+          <w:w w:val="91"/>
+        </w:rPr>
+      </w:pPr>
+      <w:r>
+        <w:rPr>
+          <w:w w:val="91"/>
+        </w:rPr>
+        <w:t>${L4_RINCIAN_PENALARAN}</w:t>
+      </w:r>
     </w:p>
     <w:p>
       <w:pPr>
-        <w:pStyle w:val="ListParagraph"/>
-        <w:spacing w:line="240" w:lineRule="exact"/>
-        <w:ind w:left="502"/>
-      </w:pPr>
+        <w:spacing w:line="360" w:lineRule="auto"/>
+        <w:jc w:val="both"/>
+        <w:rPr>
+          <w:w w:val="91"/>
+        </w:rPr>
+      </w:pPr>
+      <w:r>
+        <w:rPr>
+          <w:w w:val="91"/>
+        </w:rPr>
+        <w:t>${L4_RINCIAN_MINAT_BAKAT}</w:t>
+      </w:r>
     </w:p>
     <w:p>
       <w:pPr>
-        <w:pStyle w:val="ListParagraph"/>
-        <w:spacing w:line="240" w:lineRule="exact"/>
-        <w:ind w:left="502"/>
-      </w:pPr>
+        <w:spacing w:line="360" w:lineRule="auto"/>
+        <w:jc w:val="both"/>
+        <w:rPr>
+          <w:w w:val="91"/>
+        </w:rPr>
+      </w:pPr>
+      <w:r>
+        <w:rPr>
+          <w:w w:val="91"/>
+        </w:rPr>
+        <w:t>${L4_RINCIAN_KEPEDULIAN_SOSIAL}</w:t>
+      </w:r>
     </w:p>
     <w:p>
       <w:pPr>
-        <w:pStyle w:val="ListParagraph"/>
-        <w:spacing w:line="240" w:lineRule="exact"/>
-        <w:ind w:left="502"/>
-      </w:pPr>
+        <w:spacing w:line="360" w:lineRule="auto"/>
+        <w:jc w:val="both"/>
+        <w:rPr>
+          <w:w w:val="91"/>
+        </w:rPr>
+      </w:pPr>
+      <w:r>
+        <w:rPr>
+          <w:w w:val="91"/>
+        </w:rPr>
+        <w:t>${L4_RINCIAN_LAINNYA}</w:t>
+      </w:r>
     </w:p>
     <w:p>
       <w:pPr>
-        <w:pStyle w:val="ListParagraph"/>
-        <w:spacing w:line="240" w:lineRule="exact"/>
-        <w:ind w:left="502"/>
-      </w:pPr>
+        <w:spacing w:line="360" w:lineRule="auto"/>
+        <w:jc w:val="both"/>
+        <w:rPr>
+          <w:w w:val="91"/>
+        </w:rPr>
+      </w:pPr>
+      <w:r>
+        <w:rPr>
+          <w:w w:val="91"/>
+        </w:rPr>
+        <w:t>${L4_RINCIAN_VOLUNTEER}</w:t>
+      </w:r>
     </w:p>
     <w:p>
       <w:pPr>
-        <w:pStyle w:val="ListParagraph"/>
-        <w:spacing w:line="240" w:lineRule="exact"/>
-        <w:ind w:left="502"/>
+        <w:spacing w:line="360" w:lineRule="auto"/>
+        <w:jc w:val="both"/>
+        <w:rPr>
+          <w:w w:val="91"/>
+        </w:rPr>
       </w:pPr>
     </w:p>
     <w:p>
       <w:pPr>
-        <w:pStyle w:val="ListParagraph"/>
-        <w:spacing w:line="240" w:lineRule="exact"/>
-        <w:ind w:left="502"/>
-      </w:pPr>
+        <w:spacing w:line="360" w:lineRule="auto"/>
+        <w:jc w:val="both"/>
+        <w:rPr>
+          <w:w w:val="91"/>
+        </w:rPr>
+      </w:pPr>
+      <w:r>
+        <w:rPr>
+          <w:w w:val="91"/>
+        </w:rPr>
+        <w:t>Nilai total SKP : ${L3_TOTAL_SKP}</w:t>
+      </w:r>
     </w:p>
     <w:p>
       <w:pPr>
-        <w:pStyle w:val="ListParagraph"/>
-        <w:spacing w:line="240" w:lineRule="exact"/>
-        <w:ind w:left="502"/>
+        <w:spacing w:line="360" w:lineRule="auto"/>
+        <w:jc w:val="both"/>
+        <w:rPr>
+          <w:w w:val="91"/>
+        </w:rPr>
       </w:pPr>
     </w:p>
     <w:p>
       <w:pPr>
-        <w:pStyle w:val="ListParagraph"/>
-        <w:spacing w:line="240" w:lineRule="exact"/>
-        <w:ind w:left="502"/>
+        <w:spacing w:line="360" w:lineRule="auto"/>
+        <w:jc w:val="center"/>
+        <w:rPr>
+          <w:w w:val="91"/>
+        </w:rPr>
+      </w:pPr>
+    </w:p>
+    <w:tbl>
+      <w:tblPr>
+        <w:tblStyle w:val="TableGrid"/>
+        <w:tblW w:w="0" w:type="auto"/>
+        <w:tblBorders>
+          <w:top w:val="none" w:sz="0" w:space="0" w:color="auto"/>
+          <w:left w:val="none" w:sz="0" w:space="0" w:color="auto"/>
+          <w:bottom w:val="none" w:sz="0" w:space="0" w:color="auto"/>
+          <w:right w:val="none" w:sz="0" w:space="0" w:color="auto"/>
+          <w:insideH w:val="none" w:sz="0" w:space="0" w:color="auto"/>
+          <w:insideV w:val="none" w:sz="0" w:space="0" w:color="auto"/>
+        </w:tblBorders>
+        <w:tblLook w:val="04A0" w:firstRow="1" w:lastRow="0" w:firstColumn="1" w:lastColumn="0" w:noHBand="0" w:noVBand="1"/>
+      </w:tblPr>
+      <w:tblGrid>
+        <w:gridCol w:w="4106"/>
+      </w:tblGrid>
+      <w:tr>
+        <w:tc>
+          <w:tcPr>
+            <w:tcW w:w="4106" w:type="dxa"/>
+          </w:tcPr>
+          <w:p>
+            <w:pPr>
+              <w:spacing w:line="360" w:lineRule="auto"/>
+              <w:jc w:val="center"/>
+              <w:rPr>
+                <w:w w:val="91"/>
+              </w:rPr>
+            </w:pPr>
+            <w:r>
+              <w:rPr>
+                <w:w w:val="91"/>
+              </w:rPr>
+              <w:t>${KOTA_TANGGAL}</w:t>
+            </w:r>
+          </w:p>
+        </w:tc>
+      </w:tr>
+      <w:tr>
+        <w:trPr>
+          <w:trHeight w:val="1781"/>
+        </w:trPr>
+        <w:tc>
+          <w:tcPr>
+            <w:tcW w:w="4106" w:type="dxa"/>
+          </w:tcPr>
+          <w:p>
+            <w:pPr>
+              <w:spacing w:line="360" w:lineRule="auto"/>
+              <w:jc w:val="center"/>
+              <w:rPr>
+                <w:w w:val="91"/>
+              </w:rPr>
+            </w:pPr>
+          </w:p>
+          <w:p>
+            <w:pPr>
+              <w:spacing w:line="360" w:lineRule="auto"/>
+              <w:jc w:val="center"/>
+              <w:rPr>
+                <w:w w:val="91"/>
+              </w:rPr>
+            </w:pPr>
+          </w:p>
+          <w:p>
+            <w:pPr>
+              <w:spacing w:line="360" w:lineRule="auto"/>
+              <w:jc w:val="center"/>
+              <w:rPr>
+                <w:w w:val="91"/>
+              </w:rPr>
+            </w:pPr>
+          </w:p>
+          <w:p>
+            <w:pPr>
+              <w:pStyle w:val="ListParagraph"/>
+              <w:spacing w:line="240" w:lineRule="exact"/>
+              <w:ind w:left="851"/>
+            </w:pPr>
+            <w:r>
+              <w:t xml:space="preserve">    </w:t>
+            </w:r>
+            <w:r>
+              <w:t>${TANDA_TANGAN}</w:t>
+            </w:r>
+          </w:p>
+        </w:tc>
+      </w:tr>
+      <w:tr>
+        <w:trPr>
+          <w:trHeight w:val="341"/>
+        </w:trPr>
+        <w:tc>
+          <w:tcPr>
+            <w:tcW w:w="4106" w:type="dxa"/>
+          </w:tcPr>
+          <w:p>
+            <w:pPr>
+              <w:spacing w:line="360" w:lineRule="auto"/>
+              <w:jc w:val="center"/>
+              <w:rPr>
+                <w:w w:val="91"/>
+              </w:rPr>
+            </w:pPr>
+            <w:r>
+              <w:rPr>
+                <w:w w:val="91"/>
+              </w:rPr>
+              <w:t>${NAMA_TTD}</w:t>
+            </w:r>
+          </w:p>
+        </w:tc>
+      </w:tr>
+      <w:tr>
+        <w:tc>
+          <w:tcPr>
+            <w:tcW w:w="4106" w:type="dxa"/>
+          </w:tcPr>
+          <w:p>
+            <w:pPr>
+              <w:spacing w:line="360" w:lineRule="auto"/>
+              <w:jc w:val="center"/>
+              <w:rPr>
+                <w:w w:val="91"/>
+              </w:rPr>
+            </w:pPr>
+            <w:r>
+              <w:rPr>
+                <w:w w:val="91"/>
+              </w:rPr>
+              <w:t>${JABATAN_TTD}</w:t>
+            </w:r>
+          </w:p>
+        </w:tc>
+      </w:tr>
+    </w:tbl>
+    <w:p>
+      <w:pPr>
+        <w:spacing w:line="360" w:lineRule="auto"/>
+        <w:jc w:val="both"/>
+        <w:rPr>
+          <w:w w:val="91"/>
+        </w:rPr>
       </w:pPr>
     </w:p>
     <w:p>
       <w:pPr>
-        <w:pStyle w:val="ListParagraph"/>
-        <w:spacing w:line="240" w:lineRule="exact"/>
-        <w:ind w:left="502"/>
+        <w:spacing w:line="360" w:lineRule="auto"/>
+        <w:jc w:val="both"/>
+        <w:rPr>
+          <w:w w:val="91"/>
+        </w:rPr>
       </w:pPr>
     </w:p>
     <w:p>
       <w:pPr>
-        <w:pStyle w:val="ListParagraph"/>
-        <w:spacing w:line="240" w:lineRule="exact"/>
-        <w:ind w:left="502"/>
+        <w:spacing w:line="360" w:lineRule="auto"/>
+        <w:jc w:val="both"/>
+        <w:rPr>
+          <w:w w:val="91"/>
+        </w:rPr>
       </w:pPr>
     </w:p>
     <w:p>
       <w:pPr>
-        <w:pStyle w:val="ListParagraph"/>
-        <w:spacing w:line="240" w:lineRule="exact"/>
-        <w:ind w:left="502"/>
+        <w:spacing w:line="360" w:lineRule="auto"/>
+        <w:jc w:val="both"/>
+        <w:rPr>
+          <w:w w:val="91"/>
+        </w:rPr>
       </w:pPr>
     </w:p>
     <w:p>
       <w:pPr>
-        <w:pStyle w:val="ListParagraph"/>
-        <w:spacing w:line="240" w:lineRule="exact"/>
-        <w:ind w:left="502"/>
+        <w:spacing w:line="360" w:lineRule="auto"/>
+        <w:jc w:val="both"/>
+        <w:rPr>
+          <w:w w:val="91"/>
+        </w:rPr>
       </w:pPr>
     </w:p>
     <w:p>
       <w:pPr>
-        <w:pStyle w:val="ListParagraph"/>
-        <w:spacing w:line="240" w:lineRule="exact"/>
-        <w:ind w:left="502"/>
-      </w:pPr>
-    </w:p>
-    <w:p>
-      <w:pPr>
-        <w:pStyle w:val="ListParagraph"/>
-        <w:spacing w:line="240" w:lineRule="exact"/>
-        <w:ind w:left="502"/>
-      </w:pPr>
-    </w:p>
-    <w:p>
-      <w:pPr>
-        <w:pStyle w:val="ListParagraph"/>
-        <w:spacing w:line="240" w:lineRule="exact"/>
-        <w:ind w:left="502"/>
-      </w:pPr>
-    </w:p>
-    <w:p>
-      <w:pPr>
-        <w:pStyle w:val="ListParagraph"/>
-        <w:spacing w:line="240" w:lineRule="exact"/>
-        <w:ind w:left="502"/>
-      </w:pPr>
-    </w:p>
-    <w:p>
-      <w:pPr>
-        <w:pStyle w:val="ListParagraph"/>
-        <w:spacing w:line="240" w:lineRule="exact"/>
-        <w:ind w:left="502"/>
-      </w:pPr>
-    </w:p>
-    <w:p>
-      <w:pPr>
-        <w:pStyle w:val="ListParagraph"/>
-        <w:spacing w:line="240" w:lineRule="exact"/>
-        <w:ind w:left="502"/>
-      </w:pPr>
-    </w:p>
-    <w:p>
-      <w:pPr>
-        <w:pStyle w:val="ListParagraph"/>
-        <w:spacing w:line="240" w:lineRule="exact"/>
-        <w:ind w:left="502"/>
-      </w:pPr>
-    </w:p>
-    <w:p>
-      <w:pPr>
-        <w:pStyle w:val="ListParagraph"/>
-        <w:spacing w:line="240" w:lineRule="exact"/>
-        <w:ind w:left="502"/>
-      </w:pPr>
-    </w:p>
-    <w:p>
-      <w:pPr>
-        <w:pStyle w:val="ListParagraph"/>
-        <w:spacing w:line="240" w:lineRule="exact"/>
-        <w:ind w:left="502"/>
-      </w:pPr>
-    </w:p>
-    <w:p>
-      <w:pPr>
-        <w:pStyle w:val="ListParagraph"/>
-        <w:spacing w:line="240" w:lineRule="exact"/>
-        <w:ind w:left="502"/>
-      </w:pPr>
-    </w:p>
-    <w:p>
-      <w:pPr>
-        <w:pStyle w:val="ListParagraph"/>
-        <w:spacing w:line="240" w:lineRule="exact"/>
-        <w:ind w:left="502"/>
-      </w:pPr>
-    </w:p>
-    <w:p>
-      <w:pPr>
-        <w:pStyle w:val="ListParagraph"/>
-        <w:spacing w:line="240" w:lineRule="exact"/>
-        <w:ind w:left="502"/>
-      </w:pPr>
-    </w:p>
-    <w:p>
-      <w:pPr>
-        <w:pStyle w:val="ListParagraph"/>
-        <w:spacing w:line="240" w:lineRule="exact"/>
-        <w:ind w:left="502"/>
-      </w:pPr>
-    </w:p>
-    <w:p>
-      <w:pPr>
-        <w:pStyle w:val="ListParagraph"/>
-        <w:spacing w:line="240" w:lineRule="exact"/>
-        <w:ind w:left="502"/>
-      </w:pPr>
-    </w:p>
-    <w:p>
-      <w:pPr>
-        <w:spacing w:line="240" w:lineRule="exact"/>
+        <w:spacing w:line="360" w:lineRule="auto"/>
+        <w:jc w:val="both"/>
         <w:rPr>
           <w:w w:val="91"/>
         </w:rPr>
       </w:pPr>
     </w:p>
     <w:sectPr>
-      <w:headerReference w:type="default" r:id="rId8"/>
+      <w:headerReference w:type="even" r:id="rId9"/>
+      <w:headerReference w:type="default" r:id="rId10"/>
+      <w:footerReference w:type="even" r:id="rId11"/>
+      <w:footerReference w:type="default" r:id="rId12"/>
+      <w:headerReference w:type="first" r:id="rId13"/>
+      <w:footerReference w:type="first" r:id="rId14"/>
       <w:pgSz w:w="12242" w:h="18711" w:code="5"/>
-      <w:pgMar w:top="2750" w:right="1440" w:bottom="1440" w:left="1440" w:header="397" w:footer="709" w:gutter="0"/>
+      <w:pgMar w:top="1440" w:right="1440" w:bottom="1440" w:left="1440" w:header="397" w:footer="709" w:gutter="0"/>
       <w:cols w:space="708"/>
       <w:docGrid w:linePitch="360"/>
     </w:sectPr>
@@ -10871,7 +8511,7 @@
 </file>
 
 <file path=word/endnotes.xml><?xml version="1.0" encoding="utf-8"?>
-<w:endnotes xmlns:wpc="http://schemas.microsoft.com/office/word/2010/wordprocessingCanvas" xmlns:cx="http://schemas.microsoft.com/office/drawing/2014/chartex" xmlns:cx1="http://schemas.microsoft.com/office/drawing/2015/9/8/chartex" xmlns:cx2="http://schemas.microsoft.com/office/drawing/2015/10/21/chartex" xmlns:cx3="http://schemas.microsoft.com/office/drawing/2016/5/9/chartex" xmlns:cx4="http://schemas.microsoft.com/office/drawing/2016/5/10/chartex" xmlns:cx5="http://schemas.microsoft.com/office/drawing/2016/5/11/chartex" xmlns:cx6="http://schemas.microsoft.com/office/drawing/2016/5/12/chartex" xmlns:cx7="http://schemas.microsoft.com/office/drawing/2016/5/13/chartex" xmlns:cx8="http://schemas.microsoft.com/office/drawing/2016/5/14/chartex" xmlns:mc="http://schemas.openxmlformats.org/markup-compatibility/2006" xmlns:aink="http://schemas.microsoft.com/office/drawing/2016/ink" xmlns:am3d="http://schemas.microsoft.com/office/drawing/2017/model3d" xmlns:o="urn:schemas-microsoft-com:office:office" xmlns:oel="http://schemas.microsoft.com/office/2019/extlst" xmlns:r="http://schemas.openxmlformats.org/officeDocument/2006/relationships" xmlns:m="http://schemas.openxmlformats.org/officeDocument/2006/math" xmlns:v="urn:schemas-microsoft-com:vml" xmlns:wp14="http://schemas.microsoft.com/office/word/2010/wordprocessingDrawing" xmlns:wp="http://schemas.openxmlformats.org/drawingml/2006/wordprocessingDrawing" xmlns:w10="urn:schemas-microsoft-com:office:word" xmlns:w="http://schemas.openxmlformats.org/wordprocessingml/2006/main" xmlns:w14="http://schemas.microsoft.com/office/word/2010/wordml" xmlns:w15="http://schemas.microsoft.com/office/word/2012/wordml" xmlns:w16cex="http://schemas.microsoft.com/office/word/2018/wordml/cex" xmlns:w16cid="http://schemas.microsoft.com/office/word/2016/wordml/cid" xmlns:w16="http://schemas.microsoft.com/office/word/2018/wordml" xmlns:w16du="http://schemas.microsoft.com/office/word/2023/wordml/word16du" xmlns:w16sdtdh="http://schemas.microsoft.com/office/word/2020/wordml/sdtdatahash" xmlns:w16sdtfl="http://schemas.microsoft.com/office/word/2024/wordml/sdtformatlock" xmlns:w16se="http://schemas.microsoft.com/office/word/2015/wordml/symex" xmlns:wpg="http://schemas.microsoft.com/office/word/2010/wordprocessingGroup" xmlns:wpi="http://schemas.microsoft.com/office/word/2010/wordprocessingInk" xmlns:wne="http://schemas.microsoft.com/office/word/2006/wordml" xmlns:wps="http://schemas.microsoft.com/office/word/2010/wordprocessingShape" mc:Ignorable="w14 w15 w16se w16cid w16 w16cex w16sdtdh w16sdtfl w16du wp14">
+<w:endnotes xmlns:wpc="http://schemas.microsoft.com/office/word/2010/wordprocessingCanvas" xmlns:cx="http://schemas.microsoft.com/office/drawing/2014/chartex" xmlns:cx1="http://schemas.microsoft.com/office/drawing/2015/9/8/chartex" xmlns:cx2="http://schemas.microsoft.com/office/drawing/2015/10/21/chartex" xmlns:cx3="http://schemas.microsoft.com/office/drawing/2016/5/9/chartex" xmlns:cx4="http://schemas.microsoft.com/office/drawing/2016/5/10/chartex" xmlns:cx5="http://schemas.microsoft.com/office/drawing/2016/5/11/chartex" xmlns:cx6="http://schemas.microsoft.com/office/drawing/2016/5/12/chartex" xmlns:cx7="http://schemas.microsoft.com/office/drawing/2016/5/13/chartex" xmlns:cx8="http://schemas.microsoft.com/office/drawing/2016/5/14/chartex" xmlns:mc="http://schemas.openxmlformats.org/markup-compatibility/2006" xmlns:aink="http://schemas.microsoft.com/office/drawing/2016/ink" xmlns:am3d="http://schemas.microsoft.com/office/drawing/2017/model3d" xmlns:o="urn:schemas-microsoft-com:office:office" xmlns:oel="http://schemas.microsoft.com/office/2019/extlst" xmlns:r="http://schemas.openxmlformats.org/officeDocument/2006/relationships" xmlns:m="http://schemas.openxmlformats.org/officeDocument/2006/math" xmlns:v="urn:schemas-microsoft-com:vml" xmlns:wp14="http://schemas.microsoft.com/office/word/2010/wordprocessingDrawing" xmlns:wp="http://schemas.openxmlformats.org/drawingml/2006/wordprocessingDrawing" xmlns:w10="urn:schemas-microsoft-com:office:word" xmlns:w="http://schemas.openxmlformats.org/wordprocessingml/2006/main" xmlns:w14="http://schemas.microsoft.com/office/word/2010/wordml" xmlns:w15="http://schemas.microsoft.com/office/word/2012/wordml" xmlns:w16cex="http://schemas.microsoft.com/office/word/2018/wordml/cex" xmlns:w16cid="http://schemas.microsoft.com/office/word/2016/wordml/cid" xmlns:w16="http://schemas.microsoft.com/office/word/2018/wordml" xmlns:w16sdtdh="http://schemas.microsoft.com/office/word/2020/wordml/sdtdatahash" xmlns:w16se="http://schemas.microsoft.com/office/word/2015/wordml/symex" xmlns:wpg="http://schemas.microsoft.com/office/word/2010/wordprocessingGroup" xmlns:wpi="http://schemas.microsoft.com/office/word/2010/wordprocessingInk" xmlns:wne="http://schemas.microsoft.com/office/word/2006/wordml" xmlns:wps="http://schemas.microsoft.com/office/word/2010/wordprocessingShape" mc:Ignorable="w14 w15 w16se w16cid w16 w16cex w16sdtdh wp14">
   <w:endnote w:type="separator" w:id="-1">
     <w:p>
       <w:r>
@@ -10889,8 +8529,38 @@
 </w:endnotes>
 </file>
 
+<file path=word/footer1.xml><?xml version="1.0" encoding="utf-8"?>
+<w:ftr xmlns:wpc="http://schemas.microsoft.com/office/word/2010/wordprocessingCanvas" xmlns:cx="http://schemas.microsoft.com/office/drawing/2014/chartex" xmlns:cx1="http://schemas.microsoft.com/office/drawing/2015/9/8/chartex" xmlns:cx2="http://schemas.microsoft.com/office/drawing/2015/10/21/chartex" xmlns:cx3="http://schemas.microsoft.com/office/drawing/2016/5/9/chartex" xmlns:cx4="http://schemas.microsoft.com/office/drawing/2016/5/10/chartex" xmlns:cx5="http://schemas.microsoft.com/office/drawing/2016/5/11/chartex" xmlns:cx6="http://schemas.microsoft.com/office/drawing/2016/5/12/chartex" xmlns:cx7="http://schemas.microsoft.com/office/drawing/2016/5/13/chartex" xmlns:cx8="http://schemas.microsoft.com/office/drawing/2016/5/14/chartex" xmlns:mc="http://schemas.openxmlformats.org/markup-compatibility/2006" xmlns:aink="http://schemas.microsoft.com/office/drawing/2016/ink" xmlns:am3d="http://schemas.microsoft.com/office/drawing/2017/model3d" xmlns:o="urn:schemas-microsoft-com:office:office" xmlns:oel="http://schemas.microsoft.com/office/2019/extlst" xmlns:r="http://schemas.openxmlformats.org/officeDocument/2006/relationships" xmlns:m="http://schemas.openxmlformats.org/officeDocument/2006/math" xmlns:v="urn:schemas-microsoft-com:vml" xmlns:wp14="http://schemas.microsoft.com/office/word/2010/wordprocessingDrawing" xmlns:wp="http://schemas.openxmlformats.org/drawingml/2006/wordprocessingDrawing" xmlns:w10="urn:schemas-microsoft-com:office:word" xmlns:w="http://schemas.openxmlformats.org/wordprocessingml/2006/main" xmlns:w14="http://schemas.microsoft.com/office/word/2010/wordml" xmlns:w15="http://schemas.microsoft.com/office/word/2012/wordml" xmlns:w16cex="http://schemas.microsoft.com/office/word/2018/wordml/cex" xmlns:w16cid="http://schemas.microsoft.com/office/word/2016/wordml/cid" xmlns:w16="http://schemas.microsoft.com/office/word/2018/wordml" xmlns:w16sdtdh="http://schemas.microsoft.com/office/word/2020/wordml/sdtdatahash" xmlns:w16se="http://schemas.microsoft.com/office/word/2015/wordml/symex" xmlns:wpg="http://schemas.microsoft.com/office/word/2010/wordprocessingGroup" xmlns:wpi="http://schemas.microsoft.com/office/word/2010/wordprocessingInk" xmlns:wne="http://schemas.microsoft.com/office/word/2006/wordml" xmlns:wps="http://schemas.microsoft.com/office/word/2010/wordprocessingShape" mc:Ignorable="w14 w15 w16se w16cid w16 w16cex w16sdtdh wp14">
+  <w:p>
+    <w:pPr>
+      <w:pStyle w:val="Footer"/>
+    </w:pPr>
+  </w:p>
+</w:ftr>
+</file>
+
+<file path=word/footer2.xml><?xml version="1.0" encoding="utf-8"?>
+<w:ftr xmlns:wpc="http://schemas.microsoft.com/office/word/2010/wordprocessingCanvas" xmlns:cx="http://schemas.microsoft.com/office/drawing/2014/chartex" xmlns:cx1="http://schemas.microsoft.com/office/drawing/2015/9/8/chartex" xmlns:cx2="http://schemas.microsoft.com/office/drawing/2015/10/21/chartex" xmlns:cx3="http://schemas.microsoft.com/office/drawing/2016/5/9/chartex" xmlns:cx4="http://schemas.microsoft.com/office/drawing/2016/5/10/chartex" xmlns:cx5="http://schemas.microsoft.com/office/drawing/2016/5/11/chartex" xmlns:cx6="http://schemas.microsoft.com/office/drawing/2016/5/12/chartex" xmlns:cx7="http://schemas.microsoft.com/office/drawing/2016/5/13/chartex" xmlns:cx8="http://schemas.microsoft.com/office/drawing/2016/5/14/chartex" xmlns:mc="http://schemas.openxmlformats.org/markup-compatibility/2006" xmlns:aink="http://schemas.microsoft.com/office/drawing/2016/ink" xmlns:am3d="http://schemas.microsoft.com/office/drawing/2017/model3d" xmlns:o="urn:schemas-microsoft-com:office:office" xmlns:oel="http://schemas.microsoft.com/office/2019/extlst" xmlns:r="http://schemas.openxmlformats.org/officeDocument/2006/relationships" xmlns:m="http://schemas.openxmlformats.org/officeDocument/2006/math" xmlns:v="urn:schemas-microsoft-com:vml" xmlns:wp14="http://schemas.microsoft.com/office/word/2010/wordprocessingDrawing" xmlns:wp="http://schemas.openxmlformats.org/drawingml/2006/wordprocessingDrawing" xmlns:w10="urn:schemas-microsoft-com:office:word" xmlns:w="http://schemas.openxmlformats.org/wordprocessingml/2006/main" xmlns:w14="http://schemas.microsoft.com/office/word/2010/wordml" xmlns:w15="http://schemas.microsoft.com/office/word/2012/wordml" xmlns:w16cex="http://schemas.microsoft.com/office/word/2018/wordml/cex" xmlns:w16cid="http://schemas.microsoft.com/office/word/2016/wordml/cid" xmlns:w16="http://schemas.microsoft.com/office/word/2018/wordml" xmlns:w16sdtdh="http://schemas.microsoft.com/office/word/2020/wordml/sdtdatahash" xmlns:w16se="http://schemas.microsoft.com/office/word/2015/wordml/symex" xmlns:wpg="http://schemas.microsoft.com/office/word/2010/wordprocessingGroup" xmlns:wpi="http://schemas.microsoft.com/office/word/2010/wordprocessingInk" xmlns:wne="http://schemas.microsoft.com/office/word/2006/wordml" xmlns:wps="http://schemas.microsoft.com/office/word/2010/wordprocessingShape" mc:Ignorable="w14 w15 w16se w16cid w16 w16cex w16sdtdh wp14">
+  <w:p>
+    <w:pPr>
+      <w:pStyle w:val="Footer"/>
+    </w:pPr>
+  </w:p>
+</w:ftr>
+</file>
+
+<file path=word/footer3.xml><?xml version="1.0" encoding="utf-8"?>
+<w:ftr xmlns:wpc="http://schemas.microsoft.com/office/word/2010/wordprocessingCanvas" xmlns:cx="http://schemas.microsoft.com/office/drawing/2014/chartex" xmlns:cx1="http://schemas.microsoft.com/office/drawing/2015/9/8/chartex" xmlns:cx2="http://schemas.microsoft.com/office/drawing/2015/10/21/chartex" xmlns:cx3="http://schemas.microsoft.com/office/drawing/2016/5/9/chartex" xmlns:cx4="http://schemas.microsoft.com/office/drawing/2016/5/10/chartex" xmlns:cx5="http://schemas.microsoft.com/office/drawing/2016/5/11/chartex" xmlns:cx6="http://schemas.microsoft.com/office/drawing/2016/5/12/chartex" xmlns:cx7="http://schemas.microsoft.com/office/drawing/2016/5/13/chartex" xmlns:cx8="http://schemas.microsoft.com/office/drawing/2016/5/14/chartex" xmlns:mc="http://schemas.openxmlformats.org/markup-compatibility/2006" xmlns:aink="http://schemas.microsoft.com/office/drawing/2016/ink" xmlns:am3d="http://schemas.microsoft.com/office/drawing/2017/model3d" xmlns:o="urn:schemas-microsoft-com:office:office" xmlns:oel="http://schemas.microsoft.com/office/2019/extlst" xmlns:r="http://schemas.openxmlformats.org/officeDocument/2006/relationships" xmlns:m="http://schemas.openxmlformats.org/officeDocument/2006/math" xmlns:v="urn:schemas-microsoft-com:vml" xmlns:wp14="http://schemas.microsoft.com/office/word/2010/wordprocessingDrawing" xmlns:wp="http://schemas.openxmlformats.org/drawingml/2006/wordprocessingDrawing" xmlns:w10="urn:schemas-microsoft-com:office:word" xmlns:w="http://schemas.openxmlformats.org/wordprocessingml/2006/main" xmlns:w14="http://schemas.microsoft.com/office/word/2010/wordml" xmlns:w15="http://schemas.microsoft.com/office/word/2012/wordml" xmlns:w16cex="http://schemas.microsoft.com/office/word/2018/wordml/cex" xmlns:w16cid="http://schemas.microsoft.com/office/word/2016/wordml/cid" xmlns:w16="http://schemas.microsoft.com/office/word/2018/wordml" xmlns:w16sdtdh="http://schemas.microsoft.com/office/word/2020/wordml/sdtdatahash" xmlns:w16se="http://schemas.microsoft.com/office/word/2015/wordml/symex" xmlns:wpg="http://schemas.microsoft.com/office/word/2010/wordprocessingGroup" xmlns:wpi="http://schemas.microsoft.com/office/word/2010/wordprocessingInk" xmlns:wne="http://schemas.microsoft.com/office/word/2006/wordml" xmlns:wps="http://schemas.microsoft.com/office/word/2010/wordprocessingShape" mc:Ignorable="w14 w15 w16se w16cid w16 w16cex w16sdtdh wp14">
+  <w:p>
+    <w:pPr>
+      <w:pStyle w:val="Footer"/>
+    </w:pPr>
+  </w:p>
+</w:ftr>
+</file>
+
 <file path=word/footnotes.xml><?xml version="1.0" encoding="utf-8"?>
-<w:footnotes xmlns:wpc="http://schemas.microsoft.com/office/word/2010/wordprocessingCanvas" xmlns:cx="http://schemas.microsoft.com/office/drawing/2014/chartex" xmlns:cx1="http://schemas.microsoft.com/office/drawing/2015/9/8/chartex" xmlns:cx2="http://schemas.microsoft.com/office/drawing/2015/10/21/chartex" xmlns:cx3="http://schemas.microsoft.com/office/drawing/2016/5/9/chartex" xmlns:cx4="http://schemas.microsoft.com/office/drawing/2016/5/10/chartex" xmlns:cx5="http://schemas.microsoft.com/office/drawing/2016/5/11/chartex" xmlns:cx6="http://schemas.microsoft.com/office/drawing/2016/5/12/chartex" xmlns:cx7="http://schemas.microsoft.com/office/drawing/2016/5/13/chartex" xmlns:cx8="http://schemas.microsoft.com/office/drawing/2016/5/14/chartex" xmlns:mc="http://schemas.openxmlformats.org/markup-compatibility/2006" xmlns:aink="http://schemas.microsoft.com/office/drawing/2016/ink" xmlns:am3d="http://schemas.microsoft.com/office/drawing/2017/model3d" xmlns:o="urn:schemas-microsoft-com:office:office" xmlns:oel="http://schemas.microsoft.com/office/2019/extlst" xmlns:r="http://schemas.openxmlformats.org/officeDocument/2006/relationships" xmlns:m="http://schemas.openxmlformats.org/officeDocument/2006/math" xmlns:v="urn:schemas-microsoft-com:vml" xmlns:wp14="http://schemas.microsoft.com/office/word/2010/wordprocessingDrawing" xmlns:wp="http://schemas.openxmlformats.org/drawingml/2006/wordprocessingDrawing" xmlns:w10="urn:schemas-microsoft-com:office:word" xmlns:w="http://schemas.openxmlformats.org/wordprocessingml/2006/main" xmlns:w14="http://schemas.microsoft.com/office/word/2010/wordml" xmlns:w15="http://schemas.microsoft.com/office/word/2012/wordml" xmlns:w16cex="http://schemas.microsoft.com/office/word/2018/wordml/cex" xmlns:w16cid="http://schemas.microsoft.com/office/word/2016/wordml/cid" xmlns:w16="http://schemas.microsoft.com/office/word/2018/wordml" xmlns:w16du="http://schemas.microsoft.com/office/word/2023/wordml/word16du" xmlns:w16sdtdh="http://schemas.microsoft.com/office/word/2020/wordml/sdtdatahash" xmlns:w16sdtfl="http://schemas.microsoft.com/office/word/2024/wordml/sdtformatlock" xmlns:w16se="http://schemas.microsoft.com/office/word/2015/wordml/symex" xmlns:wpg="http://schemas.microsoft.com/office/word/2010/wordprocessingGroup" xmlns:wpi="http://schemas.microsoft.com/office/word/2010/wordprocessingInk" xmlns:wne="http://schemas.microsoft.com/office/word/2006/wordml" xmlns:wps="http://schemas.microsoft.com/office/word/2010/wordprocessingShape" mc:Ignorable="w14 w15 w16se w16cid w16 w16cex w16sdtdh w16sdtfl w16du wp14">
+<w:footnotes xmlns:wpc="http://schemas.microsoft.com/office/word/2010/wordprocessingCanvas" xmlns:cx="http://schemas.microsoft.com/office/drawing/2014/chartex" xmlns:cx1="http://schemas.microsoft.com/office/drawing/2015/9/8/chartex" xmlns:cx2="http://schemas.microsoft.com/office/drawing/2015/10/21/chartex" xmlns:cx3="http://schemas.microsoft.com/office/drawing/2016/5/9/chartex" xmlns:cx4="http://schemas.microsoft.com/office/drawing/2016/5/10/chartex" xmlns:cx5="http://schemas.microsoft.com/office/drawing/2016/5/11/chartex" xmlns:cx6="http://schemas.microsoft.com/office/drawing/2016/5/12/chartex" xmlns:cx7="http://schemas.microsoft.com/office/drawing/2016/5/13/chartex" xmlns:cx8="http://schemas.microsoft.com/office/drawing/2016/5/14/chartex" xmlns:mc="http://schemas.openxmlformats.org/markup-compatibility/2006" xmlns:aink="http://schemas.microsoft.com/office/drawing/2016/ink" xmlns:am3d="http://schemas.microsoft.com/office/drawing/2017/model3d" xmlns:o="urn:schemas-microsoft-com:office:office" xmlns:oel="http://schemas.microsoft.com/office/2019/extlst" xmlns:r="http://schemas.openxmlformats.org/officeDocument/2006/relationships" xmlns:m="http://schemas.openxmlformats.org/officeDocument/2006/math" xmlns:v="urn:schemas-microsoft-com:vml" xmlns:wp14="http://schemas.microsoft.com/office/word/2010/wordprocessingDrawing" xmlns:wp="http://schemas.openxmlformats.org/drawingml/2006/wordprocessingDrawing" xmlns:w10="urn:schemas-microsoft-com:office:word" xmlns:w="http://schemas.openxmlformats.org/wordprocessingml/2006/main" xmlns:w14="http://schemas.microsoft.com/office/word/2010/wordml" xmlns:w15="http://schemas.microsoft.com/office/word/2012/wordml" xmlns:w16cex="http://schemas.microsoft.com/office/word/2018/wordml/cex" xmlns:w16cid="http://schemas.microsoft.com/office/word/2016/wordml/cid" xmlns:w16="http://schemas.microsoft.com/office/word/2018/wordml" xmlns:w16sdtdh="http://schemas.microsoft.com/office/word/2020/wordml/sdtdatahash" xmlns:w16se="http://schemas.microsoft.com/office/word/2015/wordml/symex" xmlns:wpg="http://schemas.microsoft.com/office/word/2010/wordprocessingGroup" xmlns:wpi="http://schemas.microsoft.com/office/word/2010/wordprocessingInk" xmlns:wne="http://schemas.microsoft.com/office/word/2006/wordml" xmlns:wps="http://schemas.microsoft.com/office/word/2010/wordprocessingShape" mc:Ignorable="w14 w15 w16se w16cid w16 w16cex w16sdtdh wp14">
   <w:footnote w:type="separator" w:id="-1">
     <w:p>
       <w:r>
@@ -10909,150 +8579,11 @@
 </file>
 
 <file path=word/header1.xml><?xml version="1.0" encoding="utf-8"?>
-<w:hdr xmlns:wpc="http://schemas.microsoft.com/office/word/2010/wordprocessingCanvas" xmlns:cx="http://schemas.microsoft.com/office/drawing/2014/chartex" xmlns:cx1="http://schemas.microsoft.com/office/drawing/2015/9/8/chartex" xmlns:cx2="http://schemas.microsoft.com/office/drawing/2015/10/21/chartex" xmlns:cx3="http://schemas.microsoft.com/office/drawing/2016/5/9/chartex" xmlns:cx4="http://schemas.microsoft.com/office/drawing/2016/5/10/chartex" xmlns:cx5="http://schemas.microsoft.com/office/drawing/2016/5/11/chartex" xmlns:cx6="http://schemas.microsoft.com/office/drawing/2016/5/12/chartex" xmlns:cx7="http://schemas.microsoft.com/office/drawing/2016/5/13/chartex" xmlns:cx8="http://schemas.microsoft.com/office/drawing/2016/5/14/chartex" xmlns:mc="http://schemas.openxmlformats.org/markup-compatibility/2006" xmlns:aink="http://schemas.microsoft.com/office/drawing/2016/ink" xmlns:am3d="http://schemas.microsoft.com/office/drawing/2017/model3d" xmlns:o="urn:schemas-microsoft-com:office:office" xmlns:oel="http://schemas.microsoft.com/office/2019/extlst" xmlns:r="http://schemas.openxmlformats.org/officeDocument/2006/relationships" xmlns:m="http://schemas.openxmlformats.org/officeDocument/2006/math" xmlns:v="urn:schemas-microsoft-com:vml" xmlns:wp14="http://schemas.microsoft.com/office/word/2010/wordprocessingDrawing" xmlns:wp="http://schemas.openxmlformats.org/drawingml/2006/wordprocessingDrawing" xmlns:w10="urn:schemas-microsoft-com:office:word" xmlns:w="http://schemas.openxmlformats.org/wordprocessingml/2006/main" xmlns:w14="http://schemas.microsoft.com/office/word/2010/wordml" xmlns:w15="http://schemas.microsoft.com/office/word/2012/wordml" xmlns:w16cex="http://schemas.microsoft.com/office/word/2018/wordml/cex" xmlns:w16cid="http://schemas.microsoft.com/office/word/2016/wordml/cid" xmlns:w16="http://schemas.microsoft.com/office/word/2018/wordml" xmlns:w16du="http://schemas.microsoft.com/office/word/2023/wordml/word16du" xmlns:w16sdtdh="http://schemas.microsoft.com/office/word/2020/wordml/sdtdatahash" xmlns:w16sdtfl="http://schemas.microsoft.com/office/word/2024/wordml/sdtformatlock" xmlns:w16se="http://schemas.microsoft.com/office/word/2015/wordml/symex" xmlns:wpg="http://schemas.microsoft.com/office/word/2010/wordprocessingGroup" xmlns:wpi="http://schemas.microsoft.com/office/word/2010/wordprocessingInk" xmlns:wne="http://schemas.microsoft.com/office/word/2006/wordml" xmlns:wps="http://schemas.microsoft.com/office/word/2010/wordprocessingShape" mc:Ignorable="w14 w15 w16se w16cid w16 w16cex w16sdtdh w16sdtfl w16du wp14">
+<w:hdr xmlns:wpc="http://schemas.microsoft.com/office/word/2010/wordprocessingCanvas" xmlns:cx="http://schemas.microsoft.com/office/drawing/2014/chartex" xmlns:cx1="http://schemas.microsoft.com/office/drawing/2015/9/8/chartex" xmlns:cx2="http://schemas.microsoft.com/office/drawing/2015/10/21/chartex" xmlns:cx3="http://schemas.microsoft.com/office/drawing/2016/5/9/chartex" xmlns:cx4="http://schemas.microsoft.com/office/drawing/2016/5/10/chartex" xmlns:cx5="http://schemas.microsoft.com/office/drawing/2016/5/11/chartex" xmlns:cx6="http://schemas.microsoft.com/office/drawing/2016/5/12/chartex" xmlns:cx7="http://schemas.microsoft.com/office/drawing/2016/5/13/chartex" xmlns:cx8="http://schemas.microsoft.com/office/drawing/2016/5/14/chartex" xmlns:mc="http://schemas.openxmlformats.org/markup-compatibility/2006" xmlns:aink="http://schemas.microsoft.com/office/drawing/2016/ink" xmlns:am3d="http://schemas.microsoft.com/office/drawing/2017/model3d" xmlns:o="urn:schemas-microsoft-com:office:office" xmlns:oel="http://schemas.microsoft.com/office/2019/extlst" xmlns:r="http://schemas.openxmlformats.org/officeDocument/2006/relationships" xmlns:m="http://schemas.openxmlformats.org/officeDocument/2006/math" xmlns:v="urn:schemas-microsoft-com:vml" xmlns:wp14="http://schemas.microsoft.com/office/word/2010/wordprocessingDrawing" xmlns:wp="http://schemas.openxmlformats.org/drawingml/2006/wordprocessingDrawing" xmlns:w10="urn:schemas-microsoft-com:office:word" xmlns:w="http://schemas.openxmlformats.org/wordprocessingml/2006/main" xmlns:w14="http://schemas.microsoft.com/office/word/2010/wordml" xmlns:w15="http://schemas.microsoft.com/office/word/2012/wordml" xmlns:w16cex="http://schemas.microsoft.com/office/word/2018/wordml/cex" xmlns:w16cid="http://schemas.microsoft.com/office/word/2016/wordml/cid" xmlns:w16="http://schemas.microsoft.com/office/word/2018/wordml" xmlns:w16sdtdh="http://schemas.microsoft.com/office/word/2020/wordml/sdtdatahash" xmlns:w16se="http://schemas.microsoft.com/office/word/2015/wordml/symex" xmlns:wpg="http://schemas.microsoft.com/office/word/2010/wordprocessingGroup" xmlns:wpi="http://schemas.microsoft.com/office/word/2010/wordprocessingInk" xmlns:wne="http://schemas.microsoft.com/office/word/2006/wordml" xmlns:wps="http://schemas.microsoft.com/office/word/2010/wordprocessingShape" mc:Ignorable="w14 w15 w16se w16cid w16 w16cex w16sdtdh wp14">
   <w:p>
     <w:pPr>
-      <w:ind w:left="284" w:right="4"/>
-      <w:rPr>
-        <w:b/>
-        <w:bCs/>
-        <w:sz w:val="36"/>
-        <w:szCs w:val="36"/>
-      </w:rPr>
+      <w:pStyle w:val="Header"/>
     </w:pPr>
-    <w:r>
-      <w:rPr>
-        <w:noProof/>
-      </w:rPr>
-      <w:drawing>
-        <wp:anchor distT="0" distB="0" distL="114300" distR="114300" simplePos="0" relativeHeight="251657728" behindDoc="0" locked="0" layoutInCell="1" allowOverlap="1" wp14:anchorId="4BC9F1C9" wp14:editId="0A73F0AA">
-          <wp:simplePos x="0" y="0"/>
-          <wp:positionH relativeFrom="column">
-            <wp:posOffset>-643890</wp:posOffset>
-          </wp:positionH>
-          <wp:positionV relativeFrom="paragraph">
-            <wp:posOffset>-90170</wp:posOffset>
-          </wp:positionV>
-          <wp:extent cx="647700" cy="647700"/>
-          <wp:effectExtent l="0" t="0" r="0" b="0"/>
-          <wp:wrapNone/>
-          <wp:docPr id="1" name="Picture 3"/>
-          <wp:cNvGraphicFramePr>
-            <a:graphicFrameLocks xmlns:a="http://schemas.openxmlformats.org/drawingml/2006/main" noChangeAspect="1"/>
-          </wp:cNvGraphicFramePr>
-          <a:graphic xmlns:a="http://schemas.openxmlformats.org/drawingml/2006/main">
-            <a:graphicData uri="http://schemas.openxmlformats.org/drawingml/2006/picture">
-              <pic:pic xmlns:pic="http://schemas.openxmlformats.org/drawingml/2006/picture">
-                <pic:nvPicPr>
-                  <pic:cNvPr id="0" name="Picture 3"/>
-                  <pic:cNvPicPr>
-                    <a:picLocks noChangeAspect="1" noChangeArrowheads="1"/>
-                  </pic:cNvPicPr>
-                </pic:nvPicPr>
-                <pic:blipFill>
-                  <a:blip r:embed="rId1">
-                    <a:extLst>
-                      <a:ext uri="{28A0092B-C50C-407E-A947-70E740481C1C}">
-                        <a14:useLocalDpi xmlns:a14="http://schemas.microsoft.com/office/drawing/2010/main" val="0"/>
-                      </a:ext>
-                    </a:extLst>
-                  </a:blip>
-                  <a:srcRect/>
-                  <a:stretch>
-                    <a:fillRect/>
-                  </a:stretch>
-                </pic:blipFill>
-                <pic:spPr bwMode="auto">
-                  <a:xfrm>
-                    <a:off x="0" y="0"/>
-                    <a:ext cx="647700" cy="647700"/>
-                  </a:xfrm>
-                  <a:prstGeom prst="rect">
-                    <a:avLst/>
-                  </a:prstGeom>
-                  <a:noFill/>
-                  <a:ln>
-                    <a:noFill/>
-                  </a:ln>
-                </pic:spPr>
-              </pic:pic>
-            </a:graphicData>
-          </a:graphic>
-          <wp14:sizeRelH relativeFrom="page">
-            <wp14:pctWidth>0</wp14:pctWidth>
-          </wp14:sizeRelH>
-          <wp14:sizeRelV relativeFrom="page">
-            <wp14:pctHeight>0</wp14:pctHeight>
-          </wp14:sizeRelV>
-        </wp:anchor>
-      </w:drawing>
-    </w:r>
-    <w:r>
-      <w:rPr>
-        <w:b/>
-        <w:bCs/>
-        <w:sz w:val="36"/>
-        <w:szCs w:val="36"/>
-      </w:rPr>
-      <w:t xml:space="preserve">Universitas </w:t>
-    </w:r>
-    <w:proofErr w:type="spellStart"/>
-    <w:r>
-      <w:rPr>
-        <w:b/>
-        <w:bCs/>
-        <w:sz w:val="36"/>
-        <w:szCs w:val="36"/>
-      </w:rPr>
-      <w:t>Sugeng</w:t>
-    </w:r>
-    <w:proofErr w:type="spellEnd"/>
-    <w:r>
-      <w:rPr>
-        <w:b/>
-        <w:bCs/>
-        <w:sz w:val="36"/>
-        <w:szCs w:val="36"/>
-      </w:rPr>
-      <w:t xml:space="preserve"> Hartono</w:t>
-    </w:r>
-  </w:p>
-  <w:p>
-    <w:pPr>
-      <w:ind w:left="284" w:right="4"/>
-      <w:rPr>
-        <w:b/>
-        <w:bCs/>
-        <w:i/>
-        <w:iCs/>
-        <w:sz w:val="28"/>
-        <w:szCs w:val="28"/>
-      </w:rPr>
-    </w:pPr>
-    <w:proofErr w:type="spellStart"/>
-    <w:r>
-      <w:rPr>
-        <w:b/>
-        <w:bCs/>
-        <w:i/>
-        <w:iCs/>
-        <w:sz w:val="28"/>
-        <w:szCs w:val="28"/>
-      </w:rPr>
-      <w:t>Sugeng</w:t>
-    </w:r>
-    <w:proofErr w:type="spellEnd"/>
-    <w:r>
-      <w:rPr>
-        <w:b/>
-        <w:bCs/>
-        <w:i/>
-        <w:iCs/>
-        <w:sz w:val="28"/>
-        <w:szCs w:val="28"/>
-      </w:rPr>
-      <w:t xml:space="preserve"> Hartono University</w:t>
-    </w:r>
   </w:p>
 </w:hdr>
 </file>
@@ -11134,12 +8665,174 @@
         </wp:anchor>
       </w:drawing>
     </w:r>
+    <w:r>
+      <w:rPr>
+        <w:noProof/>
+        <w:sz w:val="36"/>
+        <w:szCs w:val="36"/>
+      </w:rPr>
+      <w:drawing>
+        <wp:anchor distT="0" distB="0" distL="114300" distR="114300" simplePos="0" relativeHeight="251657216" behindDoc="0" locked="0" layoutInCell="1" allowOverlap="1" wp14:anchorId="5D81A678" wp14:editId="70AC9694">
+          <wp:simplePos x="0" y="0"/>
+          <wp:positionH relativeFrom="column">
+            <wp:posOffset>-11430</wp:posOffset>
+          </wp:positionH>
+          <wp:positionV relativeFrom="paragraph">
+            <wp:posOffset>-50165</wp:posOffset>
+          </wp:positionV>
+          <wp:extent cx="647700" cy="647700"/>
+          <wp:effectExtent l="0" t="0" r="0" b="0"/>
+          <wp:wrapNone/>
+          <wp:docPr id="1" name="Picture 3"/>
+          <wp:cNvGraphicFramePr>
+            <a:graphicFrameLocks xmlns:a="http://schemas.openxmlformats.org/drawingml/2006/main" noChangeAspect="1"/>
+          </wp:cNvGraphicFramePr>
+          <a:graphic xmlns:a="http://schemas.openxmlformats.org/drawingml/2006/main">
+            <a:graphicData uri="http://schemas.openxmlformats.org/drawingml/2006/picture">
+              <pic:pic xmlns:pic="http://schemas.openxmlformats.org/drawingml/2006/picture">
+                <pic:nvPicPr>
+                  <pic:cNvPr id="0" name="Picture 3"/>
+                  <pic:cNvPicPr>
+                    <a:picLocks noChangeAspect="1" noChangeArrowheads="1"/>
+                  </pic:cNvPicPr>
+                </pic:nvPicPr>
+                <pic:blipFill>
+                  <a:blip r:embed="rId2">
+                    <a:extLst>
+                      <a:ext uri="{28A0092B-C50C-407E-A947-70E740481C1C}">
+                        <a14:useLocalDpi xmlns:a14="http://schemas.microsoft.com/office/drawing/2010/main" val="0"/>
+                      </a:ext>
+                    </a:extLst>
+                  </a:blip>
+                  <a:srcRect/>
+                  <a:stretch>
+                    <a:fillRect/>
+                  </a:stretch>
+                </pic:blipFill>
+                <pic:spPr bwMode="auto">
+                  <a:xfrm>
+                    <a:off x="0" y="0"/>
+                    <a:ext cx="647700" cy="647700"/>
+                  </a:xfrm>
+                  <a:prstGeom prst="rect">
+                    <a:avLst/>
+                  </a:prstGeom>
+                  <a:noFill/>
+                  <a:ln>
+                    <a:noFill/>
+                  </a:ln>
+                </pic:spPr>
+              </pic:pic>
+            </a:graphicData>
+          </a:graphic>
+          <wp14:sizeRelH relativeFrom="page">
+            <wp14:pctWidth>0</wp14:pctWidth>
+          </wp14:sizeRelH>
+          <wp14:sizeRelV relativeFrom="page">
+            <wp14:pctHeight>0</wp14:pctHeight>
+          </wp14:sizeRelV>
+        </wp:anchor>
+      </w:drawing>
+    </w:r>
+    <w:r>
+      <w:rPr>
+        <w:b/>
+        <w:bCs/>
+        <w:noProof/>
+        <w:sz w:val="36"/>
+        <w:szCs w:val="36"/>
+      </w:rPr>
+      <w:t>UNIVERSITAS SUGENG HARTONO</w:t>
+    </w:r>
+  </w:p>
+  <w:p>
+    <w:pPr>
+      <w:ind w:right="4"/>
+      <w:jc w:val="center"/>
+      <w:rPr>
+        <w:sz w:val="16"/>
+        <w:szCs w:val="16"/>
+      </w:rPr>
+    </w:pPr>
+    <w:r>
+      <w:rPr>
+        <w:sz w:val="16"/>
+        <w:szCs w:val="16"/>
+      </w:rPr>
+      <w:t>J</w:t>
+    </w:r>
+    <w:r>
+      <w:rPr>
+        <w:sz w:val="16"/>
+        <w:szCs w:val="16"/>
+      </w:rPr>
+      <w:t xml:space="preserve">l. Ir. Soekarno, </w:t>
+    </w:r>
+    <w:proofErr w:type="spellStart"/>
+    <w:r>
+      <w:rPr>
+        <w:sz w:val="16"/>
+        <w:szCs w:val="16"/>
+      </w:rPr>
+      <w:t>Madegondo</w:t>
+    </w:r>
+    <w:proofErr w:type="spellEnd"/>
+    <w:r>
+      <w:rPr>
+        <w:sz w:val="16"/>
+        <w:szCs w:val="16"/>
+      </w:rPr>
+      <w:t xml:space="preserve">, Grogol, </w:t>
+    </w:r>
+    <w:proofErr w:type="spellStart"/>
+    <w:r>
+      <w:rPr>
+        <w:sz w:val="16"/>
+        <w:szCs w:val="16"/>
+      </w:rPr>
+      <w:t>Sukoharjo</w:t>
+    </w:r>
+    <w:proofErr w:type="spellEnd"/>
+    <w:r>
+      <w:rPr>
+        <w:sz w:val="16"/>
+        <w:szCs w:val="16"/>
+      </w:rPr>
+      <w:t xml:space="preserve">, 57552 | Telp. +62 811-2674-670 </w:t>
+    </w:r>
+  </w:p>
+  <w:p>
+    <w:pPr>
+      <w:ind w:right="4"/>
+      <w:jc w:val="center"/>
+      <w:rPr>
+        <w:sz w:val="16"/>
+        <w:szCs w:val="16"/>
+      </w:rPr>
+    </w:pPr>
+    <w:r>
+      <w:rPr>
+        <w:sz w:val="16"/>
+        <w:szCs w:val="16"/>
+      </w:rPr>
+      <w:t xml:space="preserve">Website: www.sugenghartono.ac.id | Email: ush@sugenghartono.ac.id </w:t>
+    </w:r>
+  </w:p>
+</w:hdr>
+</file>
+
+<file path=word/header3.xml><?xml version="1.0" encoding="utf-8"?>
+<w:hdr xmlns:wpc="http://schemas.microsoft.com/office/word/2010/wordprocessingCanvas" xmlns:cx="http://schemas.microsoft.com/office/drawing/2014/chartex" xmlns:cx1="http://schemas.microsoft.com/office/drawing/2015/9/8/chartex" xmlns:cx2="http://schemas.microsoft.com/office/drawing/2015/10/21/chartex" xmlns:cx3="http://schemas.microsoft.com/office/drawing/2016/5/9/chartex" xmlns:cx4="http://schemas.microsoft.com/office/drawing/2016/5/10/chartex" xmlns:cx5="http://schemas.microsoft.com/office/drawing/2016/5/11/chartex" xmlns:cx6="http://schemas.microsoft.com/office/drawing/2016/5/12/chartex" xmlns:cx7="http://schemas.microsoft.com/office/drawing/2016/5/13/chartex" xmlns:cx8="http://schemas.microsoft.com/office/drawing/2016/5/14/chartex" xmlns:mc="http://schemas.openxmlformats.org/markup-compatibility/2006" xmlns:aink="http://schemas.microsoft.com/office/drawing/2016/ink" xmlns:am3d="http://schemas.microsoft.com/office/drawing/2017/model3d" xmlns:o="urn:schemas-microsoft-com:office:office" xmlns:oel="http://schemas.microsoft.com/office/2019/extlst" xmlns:r="http://schemas.openxmlformats.org/officeDocument/2006/relationships" xmlns:m="http://schemas.openxmlformats.org/officeDocument/2006/math" xmlns:v="urn:schemas-microsoft-com:vml" xmlns:wp14="http://schemas.microsoft.com/office/word/2010/wordprocessingDrawing" xmlns:wp="http://schemas.openxmlformats.org/drawingml/2006/wordprocessingDrawing" xmlns:w10="urn:schemas-microsoft-com:office:word" xmlns:w="http://schemas.openxmlformats.org/wordprocessingml/2006/main" xmlns:w14="http://schemas.microsoft.com/office/word/2010/wordml" xmlns:w15="http://schemas.microsoft.com/office/word/2012/wordml" xmlns:w16cex="http://schemas.microsoft.com/office/word/2018/wordml/cex" xmlns:w16cid="http://schemas.microsoft.com/office/word/2016/wordml/cid" xmlns:w16="http://schemas.microsoft.com/office/word/2018/wordml" xmlns:w16sdtdh="http://schemas.microsoft.com/office/word/2020/wordml/sdtdatahash" xmlns:w16se="http://schemas.microsoft.com/office/word/2015/wordml/symex" xmlns:wpg="http://schemas.microsoft.com/office/word/2010/wordprocessingGroup" xmlns:wpi="http://schemas.microsoft.com/office/word/2010/wordprocessingInk" xmlns:wne="http://schemas.microsoft.com/office/word/2006/wordml" xmlns:wps="http://schemas.microsoft.com/office/word/2010/wordprocessingShape" mc:Ignorable="w14 w15 w16se w16cid w16 w16cex w16sdtdh wp14">
+  <w:p>
+    <w:pPr>
+      <w:pStyle w:val="Header"/>
+    </w:pPr>
   </w:p>
 </w:hdr>
 </file>
 
 <file path=word/numbering.xml><?xml version="1.0" encoding="utf-8"?>
-<w:numbering xmlns:wpc="http://schemas.microsoft.com/office/word/2010/wordprocessingCanvas" xmlns:cx="http://schemas.microsoft.com/office/drawing/2014/chartex" xmlns:cx1="http://schemas.microsoft.com/office/drawing/2015/9/8/chartex" xmlns:cx2="http://schemas.microsoft.com/office/drawing/2015/10/21/chartex" xmlns:cx3="http://schemas.microsoft.com/office/drawing/2016/5/9/chartex" xmlns:cx4="http://schemas.microsoft.com/office/drawing/2016/5/10/chartex" xmlns:cx5="http://schemas.microsoft.com/office/drawing/2016/5/11/chartex" xmlns:cx6="http://schemas.microsoft.com/office/drawing/2016/5/12/chartex" xmlns:cx7="http://schemas.microsoft.com/office/drawing/2016/5/13/chartex" xmlns:cx8="http://schemas.microsoft.com/office/drawing/2016/5/14/chartex" xmlns:mc="http://schemas.openxmlformats.org/markup-compatibility/2006" xmlns:aink="http://schemas.microsoft.com/office/drawing/2016/ink" xmlns:am3d="http://schemas.microsoft.com/office/drawing/2017/model3d" xmlns:o="urn:schemas-microsoft-com:office:office" xmlns:oel="http://schemas.microsoft.com/office/2019/extlst" xmlns:r="http://schemas.openxmlformats.org/officeDocument/2006/relationships" xmlns:m="http://schemas.openxmlformats.org/officeDocument/2006/math" xmlns:v="urn:schemas-microsoft-com:vml" xmlns:wp14="http://schemas.microsoft.com/office/word/2010/wordprocessingDrawing" xmlns:wp="http://schemas.openxmlformats.org/drawingml/2006/wordprocessingDrawing" xmlns:w10="urn:schemas-microsoft-com:office:word" xmlns:w="http://schemas.openxmlformats.org/wordprocessingml/2006/main" xmlns:w14="http://schemas.microsoft.com/office/word/2010/wordml" xmlns:w15="http://schemas.microsoft.com/office/word/2012/wordml" xmlns:w16cex="http://schemas.microsoft.com/office/word/2018/wordml/cex" xmlns:w16cid="http://schemas.microsoft.com/office/word/2016/wordml/cid" xmlns:w16="http://schemas.microsoft.com/office/word/2018/wordml" xmlns:w16du="http://schemas.microsoft.com/office/word/2023/wordml/word16du" xmlns:w16sdtdh="http://schemas.microsoft.com/office/word/2020/wordml/sdtdatahash" xmlns:w16sdtfl="http://schemas.microsoft.com/office/word/2024/wordml/sdtformatlock" xmlns:w16se="http://schemas.microsoft.com/office/word/2015/wordml/symex" xmlns:wpg="http://schemas.microsoft.com/office/word/2010/wordprocessingGroup" xmlns:wpi="http://schemas.microsoft.com/office/word/2010/wordprocessingInk" xmlns:wne="http://schemas.microsoft.com/office/word/2006/wordml" xmlns:wps="http://schemas.microsoft.com/office/word/2010/wordprocessingShape" mc:Ignorable="w14 w15 w16se w16cid w16 w16cex w16sdtdh w16sdtfl w16du wp14">
+<w:numbering xmlns:wpc="http://schemas.microsoft.com/office/word/2010/wordprocessingCanvas" xmlns:cx="http://schemas.microsoft.com/office/drawing/2014/chartex" xmlns:cx1="http://schemas.microsoft.com/office/drawing/2015/9/8/chartex" xmlns:cx2="http://schemas.microsoft.com/office/drawing/2015/10/21/chartex" xmlns:cx3="http://schemas.microsoft.com/office/drawing/2016/5/9/chartex" xmlns:cx4="http://schemas.microsoft.com/office/drawing/2016/5/10/chartex" xmlns:cx5="http://schemas.microsoft.com/office/drawing/2016/5/11/chartex" xmlns:cx6="http://schemas.microsoft.com/office/drawing/2016/5/12/chartex" xmlns:cx7="http://schemas.microsoft.com/office/drawing/2016/5/13/chartex" xmlns:cx8="http://schemas.microsoft.com/office/drawing/2016/5/14/chartex" xmlns:mc="http://schemas.openxmlformats.org/markup-compatibility/2006" xmlns:aink="http://schemas.microsoft.com/office/drawing/2016/ink" xmlns:am3d="http://schemas.microsoft.com/office/drawing/2017/model3d" xmlns:o="urn:schemas-microsoft-com:office:office" xmlns:oel="http://schemas.microsoft.com/office/2019/extlst" xmlns:r="http://schemas.openxmlformats.org/officeDocument/2006/relationships" xmlns:m="http://schemas.openxmlformats.org/officeDocument/2006/math" xmlns:v="urn:schemas-microsoft-com:vml" xmlns:wp14="http://schemas.microsoft.com/office/word/2010/wordprocessingDrawing" xmlns:wp="http://schemas.openxmlformats.org/drawingml/2006/wordprocessingDrawing" xmlns:w10="urn:schemas-microsoft-com:office:word" xmlns:w="http://schemas.openxmlformats.org/wordprocessingml/2006/main" xmlns:w14="http://schemas.microsoft.com/office/word/2010/wordml" xmlns:w15="http://schemas.microsoft.com/office/word/2012/wordml" xmlns:w16cex="http://schemas.microsoft.com/office/word/2018/wordml/cex" xmlns:w16cid="http://schemas.microsoft.com/office/word/2016/wordml/cid" xmlns:w16="http://schemas.microsoft.com/office/word/2018/wordml" xmlns:w16sdtdh="http://schemas.microsoft.com/office/word/2020/wordml/sdtdatahash" xmlns:w16se="http://schemas.microsoft.com/office/word/2015/wordml/symex" xmlns:wpg="http://schemas.microsoft.com/office/word/2010/wordprocessingGroup" xmlns:wpi="http://schemas.microsoft.com/office/word/2010/wordprocessingInk" xmlns:wne="http://schemas.microsoft.com/office/word/2006/wordml" xmlns:wps="http://schemas.microsoft.com/office/word/2010/wordprocessingShape" mc:Ignorable="w14 w15 w16se w16cid w16 w16cex w16sdtdh wp14">
   <w:abstractNum w:abstractNumId="0" w15:restartNumberingAfterBreak="0">
     <w:nsid w:val="017174A6"/>
     <w:multiLevelType w:val="hybridMultilevel"/>
@@ -11229,7 +8922,7 @@
   <w:abstractNum w:abstractNumId="1" w15:restartNumberingAfterBreak="0">
     <w:nsid w:val="15550CA8"/>
     <w:multiLevelType w:val="hybridMultilevel"/>
-    <w:tmpl w:val="BBD4278E"/>
+    <w:tmpl w:val="673CCE52"/>
     <w:lvl w:ilvl="0" w:tplc="04210001">
       <w:start w:val="1"/>
       <w:numFmt w:val="bullet"/>
@@ -11254,7 +8947,7 @@
         <w:rFonts w:ascii="Courier New" w:hAnsi="Courier New" w:cs="Courier New" w:hint="default"/>
       </w:rPr>
     </w:lvl>
-    <w:lvl w:ilvl="2" w:tplc="04090001">
+    <w:lvl w:ilvl="2" w:tplc="D1D67A80">
       <w:start w:val="1"/>
       <w:numFmt w:val="bullet"/>
       <w:lvlText w:val=""/>
@@ -11264,6 +8957,26 @@
       </w:pPr>
       <w:rPr>
         <w:rFonts w:ascii="Symbol" w:hAnsi="Symbol" w:hint="default"/>
+        <w:b w:val="0"/>
+        <w:caps w:val="0"/>
+        <w:smallCaps w:val="0"/>
+        <w:color w:val="000000" w:themeColor="text1"/>
+        <w:spacing w:val="0"/>
+        <w14:glow w14:rad="0">
+          <w14:srgbClr w14:val="000000"/>
+        </w14:glow>
+        <w14:shadow w14:blurRad="38100" w14:dist="19050" w14:dir="2700000" w14:sx="100000" w14:sy="100000" w14:kx="0" w14:ky="0" w14:algn="tl">
+          <w14:schemeClr w14:val="dk1">
+            <w14:alpha w14:val="60000"/>
+          </w14:schemeClr>
+        </w14:shadow>
+        <w14:reflection w14:blurRad="0" w14:stA="0" w14:stPos="0" w14:endA="0" w14:endPos="0" w14:dist="0" w14:dir="0" w14:fadeDir="0" w14:sx="0" w14:sy="0" w14:kx="0" w14:ky="0" w14:algn="none"/>
+        <w14:textOutline w14:w="0" w14:cap="flat" w14:cmpd="sng" w14:algn="ctr">
+          <w14:noFill/>
+          <w14:prstDash w14:val="solid"/>
+          <w14:round/>
+        </w14:textOutline>
+        <w14:props3d w14:extrusionH="0" w14:contourW="0" w14:prstMaterial="none"/>
       </w:rPr>
     </w:lvl>
     <w:lvl w:ilvl="3" w:tplc="04210001">
@@ -13020,68 +10733,68 @@
       </w:rPr>
     </w:lvl>
   </w:abstractNum>
-  <w:num w:numId="1" w16cid:durableId="1862433658">
+  <w:num w:numId="1" w16cid:durableId="428889465">
     <w:abstractNumId w:val="2"/>
   </w:num>
-  <w:num w:numId="2" w16cid:durableId="1407413521">
+  <w:num w:numId="2" w16cid:durableId="1353413972">
     <w:abstractNumId w:val="3"/>
   </w:num>
-  <w:num w:numId="3" w16cid:durableId="1711565657">
+  <w:num w:numId="3" w16cid:durableId="1513031835">
     <w:abstractNumId w:val="12"/>
   </w:num>
-  <w:num w:numId="4" w16cid:durableId="2070685220">
+  <w:num w:numId="4" w16cid:durableId="1600521218">
     <w:abstractNumId w:val="1"/>
   </w:num>
-  <w:num w:numId="5" w16cid:durableId="1763725440">
+  <w:num w:numId="5" w16cid:durableId="1935017242">
     <w:abstractNumId w:val="8"/>
   </w:num>
-  <w:num w:numId="6" w16cid:durableId="1928880216">
+  <w:num w:numId="6" w16cid:durableId="1778669599">
     <w:abstractNumId w:val="7"/>
   </w:num>
-  <w:num w:numId="7" w16cid:durableId="1749955282">
+  <w:num w:numId="7" w16cid:durableId="1606115170">
     <w:abstractNumId w:val="9"/>
   </w:num>
-  <w:num w:numId="8" w16cid:durableId="1709989045">
+  <w:num w:numId="8" w16cid:durableId="231086001">
     <w:abstractNumId w:val="5"/>
   </w:num>
-  <w:num w:numId="9" w16cid:durableId="1749183528">
+  <w:num w:numId="9" w16cid:durableId="474834058">
     <w:abstractNumId w:val="0"/>
   </w:num>
-  <w:num w:numId="10" w16cid:durableId="359740880">
+  <w:num w:numId="10" w16cid:durableId="1177646777">
     <w:abstractNumId w:val="13"/>
   </w:num>
-  <w:num w:numId="11" w16cid:durableId="648831199">
+  <w:num w:numId="11" w16cid:durableId="1570310367">
     <w:abstractNumId w:val="14"/>
   </w:num>
-  <w:num w:numId="12" w16cid:durableId="452554058">
+  <w:num w:numId="12" w16cid:durableId="316768144">
     <w:abstractNumId w:val="17"/>
   </w:num>
-  <w:num w:numId="13" w16cid:durableId="24330944">
+  <w:num w:numId="13" w16cid:durableId="146554116">
     <w:abstractNumId w:val="15"/>
   </w:num>
-  <w:num w:numId="14" w16cid:durableId="2054772566">
+  <w:num w:numId="14" w16cid:durableId="1887058378">
     <w:abstractNumId w:val="10"/>
   </w:num>
-  <w:num w:numId="15" w16cid:durableId="1491630034">
+  <w:num w:numId="15" w16cid:durableId="906651634">
     <w:abstractNumId w:val="6"/>
   </w:num>
-  <w:num w:numId="16" w16cid:durableId="336422116">
+  <w:num w:numId="16" w16cid:durableId="2111898155">
     <w:abstractNumId w:val="4"/>
   </w:num>
-  <w:num w:numId="17" w16cid:durableId="1007289742">
+  <w:num w:numId="17" w16cid:durableId="1487211810">
     <w:abstractNumId w:val="11"/>
   </w:num>
-  <w:num w:numId="18" w16cid:durableId="1361707776">
+  <w:num w:numId="18" w16cid:durableId="2090617614">
     <w:abstractNumId w:val="16"/>
   </w:num>
-  <w:num w:numId="19" w16cid:durableId="1350370761">
+  <w:num w:numId="19" w16cid:durableId="301544720">
     <w:abstractNumId w:val="18"/>
   </w:num>
 </w:numbering>
 </file>
 
 <file path=word/styles.xml><?xml version="1.0" encoding="utf-8"?>
-<w:styles xmlns:mc="http://schemas.openxmlformats.org/markup-compatibility/2006" xmlns:r="http://schemas.openxmlformats.org/officeDocument/2006/relationships" xmlns:w="http://schemas.openxmlformats.org/wordprocessingml/2006/main" xmlns:w14="http://schemas.microsoft.com/office/word/2010/wordml" xmlns:w15="http://schemas.microsoft.com/office/word/2012/wordml" xmlns:w16cex="http://schemas.microsoft.com/office/word/2018/wordml/cex" xmlns:w16cid="http://schemas.microsoft.com/office/word/2016/wordml/cid" xmlns:w16="http://schemas.microsoft.com/office/word/2018/wordml" xmlns:w16du="http://schemas.microsoft.com/office/word/2023/wordml/word16du" xmlns:w16sdtdh="http://schemas.microsoft.com/office/word/2020/wordml/sdtdatahash" xmlns:w16sdtfl="http://schemas.microsoft.com/office/word/2024/wordml/sdtformatlock" xmlns:w16se="http://schemas.microsoft.com/office/word/2015/wordml/symex" mc:Ignorable="w14 w15 w16se w16cid w16 w16cex w16sdtdh w16sdtfl w16du">
+<w:styles xmlns:mc="http://schemas.openxmlformats.org/markup-compatibility/2006" xmlns:r="http://schemas.openxmlformats.org/officeDocument/2006/relationships" xmlns:w="http://schemas.openxmlformats.org/wordprocessingml/2006/main" xmlns:w14="http://schemas.microsoft.com/office/word/2010/wordml" xmlns:w15="http://schemas.microsoft.com/office/word/2012/wordml" xmlns:w16cex="http://schemas.microsoft.com/office/word/2018/wordml/cex" xmlns:w16cid="http://schemas.microsoft.com/office/word/2016/wordml/cid" xmlns:w16="http://schemas.microsoft.com/office/word/2018/wordml" xmlns:w16sdtdh="http://schemas.microsoft.com/office/word/2020/wordml/sdtdatahash" xmlns:w16se="http://schemas.microsoft.com/office/word/2015/wordml/symex" mc:Ignorable="w14 w15 w16se w16cid w16 w16cex w16sdtdh">
   <w:docDefaults>
     <w:rPrDefault>
       <w:rPr>
@@ -13472,7 +11185,7 @@
   <w:style w:type="paragraph" w:default="1" w:styleId="Normal">
     <w:name w:val="Normal"/>
     <w:qFormat/>
-    <w:rsid w:val="00B2716A"/>
+    <w:rsid w:val="00E36062"/>
     <w:rPr>
       <w:rFonts w:eastAsia="Times New Roman"/>
       <w:lang w:val="en-US" w:eastAsia="en-US"/>
@@ -13678,6 +11391,7 @@
   <w:style w:type="character" w:default="1" w:styleId="DefaultParagraphFont">
     <w:name w:val="Default Paragraph Font"/>
     <w:uiPriority w:val="1"/>
+    <w:semiHidden/>
     <w:unhideWhenUsed/>
   </w:style>
   <w:style w:type="table" w:default="1" w:styleId="TableNormal">
@@ -14282,6 +11996,28 @@
       <w:lang w:val="en-US"/>
     </w:rPr>
   </w:style>
+  <w:style w:type="paragraph" w:styleId="BodyText">
+    <w:name w:val="Body Text"/>
+    <w:basedOn w:val="Normal"/>
+    <w:link w:val="BodyTextChar"/>
+    <w:uiPriority w:val="99"/>
+    <w:unhideWhenUsed/>
+    <w:rsid w:val="004D3290"/>
+    <w:pPr>
+      <w:spacing w:after="120"/>
+    </w:pPr>
+  </w:style>
+  <w:style w:type="character" w:customStyle="1" w:styleId="BodyTextChar">
+    <w:name w:val="Body Text Char"/>
+    <w:basedOn w:val="DefaultParagraphFont"/>
+    <w:link w:val="BodyText"/>
+    <w:uiPriority w:val="99"/>
+    <w:rsid w:val="004D3290"/>
+    <w:rPr>
+      <w:rFonts w:eastAsia="Times New Roman"/>
+      <w:lang w:val="en-US" w:eastAsia="en-US"/>
+    </w:rPr>
+  </w:style>
 </w:styles>
 </file>
 
@@ -14578,4 +12314,16 @@
     </a:ext>
   </a:extLst>
 </a:theme>
+</file>
+
+<file path=customXml/item1.xml><?xml version="1.0" encoding="utf-8"?>
+<b:Sources xmlns:b="http://schemas.openxmlformats.org/officeDocument/2006/bibliography" xmlns="http://schemas.openxmlformats.org/officeDocument/2006/bibliography" SelectedStyle="\APASixthEditionOfficeOnline.xsl" StyleName="APA" Version="6"/>
+</file>
+
+<file path=customXml/itemProps1.xml><?xml version="1.0" encoding="utf-8"?>
+<ds:datastoreItem xmlns:ds="http://schemas.openxmlformats.org/officeDocument/2006/customXml" ds:itemID="{509F04E9-4B4E-4B04-9D76-AC5E6C235F4D}">
+  <ds:schemaRefs>
+    <ds:schemaRef ds:uri="http://schemas.openxmlformats.org/officeDocument/2006/bibliography"/>
+  </ds:schemaRefs>
+</ds:datastoreItem>
 </file>
--- a/public/TEMPLATE SKPI USH ver.2003 (2).docx
+++ b/public/TEMPLATE SKPI USH ver.2003 (2).docx
@@ -8592,7 +8592,10 @@
 <w:hdr xmlns:wpc="http://schemas.microsoft.com/office/word/2010/wordprocessingCanvas" xmlns:cx="http://schemas.microsoft.com/office/drawing/2014/chartex" xmlns:cx1="http://schemas.microsoft.com/office/drawing/2015/9/8/chartex" xmlns:cx2="http://schemas.microsoft.com/office/drawing/2015/10/21/chartex" xmlns:cx3="http://schemas.microsoft.com/office/drawing/2016/5/9/chartex" xmlns:cx4="http://schemas.microsoft.com/office/drawing/2016/5/10/chartex" xmlns:cx5="http://schemas.microsoft.com/office/drawing/2016/5/11/chartex" xmlns:cx6="http://schemas.microsoft.com/office/drawing/2016/5/12/chartex" xmlns:cx7="http://schemas.microsoft.com/office/drawing/2016/5/13/chartex" xmlns:cx8="http://schemas.microsoft.com/office/drawing/2016/5/14/chartex" xmlns:mc="http://schemas.openxmlformats.org/markup-compatibility/2006" xmlns:aink="http://schemas.microsoft.com/office/drawing/2016/ink" xmlns:am3d="http://schemas.microsoft.com/office/drawing/2017/model3d" xmlns:o="urn:schemas-microsoft-com:office:office" xmlns:oel="http://schemas.microsoft.com/office/2019/extlst" xmlns:r="http://schemas.openxmlformats.org/officeDocument/2006/relationships" xmlns:m="http://schemas.openxmlformats.org/officeDocument/2006/math" xmlns:v="urn:schemas-microsoft-com:vml" xmlns:wp14="http://schemas.microsoft.com/office/word/2010/wordprocessingDrawing" xmlns:wp="http://schemas.openxmlformats.org/drawingml/2006/wordprocessingDrawing" xmlns:w10="urn:schemas-microsoft-com:office:word" xmlns:w="http://schemas.openxmlformats.org/wordprocessingml/2006/main" xmlns:w14="http://schemas.microsoft.com/office/word/2010/wordml" xmlns:w15="http://schemas.microsoft.com/office/word/2012/wordml" xmlns:w16cex="http://schemas.microsoft.com/office/word/2018/wordml/cex" xmlns:w16cid="http://schemas.microsoft.com/office/word/2016/wordml/cid" xmlns:w16="http://schemas.microsoft.com/office/word/2018/wordml" xmlns:w16sdtdh="http://schemas.microsoft.com/office/word/2020/wordml/sdtdatahash" xmlns:w16se="http://schemas.microsoft.com/office/word/2015/wordml/symex" xmlns:wpg="http://schemas.microsoft.com/office/word/2010/wordprocessingGroup" xmlns:wpi="http://schemas.microsoft.com/office/word/2010/wordprocessingInk" xmlns:wne="http://schemas.microsoft.com/office/word/2006/wordml" xmlns:wps="http://schemas.microsoft.com/office/word/2010/wordprocessingShape" mc:Ignorable="w14 w15 w16se w16cid w16 w16cex w16sdtdh wp14">
   <w:p>
     <w:pPr>
-      <w:ind w:right="4"/>
+      <w:pBdr>
+        <w:bottom w:val="single" w:sz="24" w:space="8" w:color="000000"/>
+      </w:pBdr>
+      <w:ind w:left="-720" w:right="-720"/>
       <w:jc w:val="center"/>
       <w:rPr>
         <w:b/>
